--- a/AI_NATIVE_ENGINEERING_INITIAL_DISCUSSION.docx
+++ b/AI_NATIVE_ENGINEERING_INITIAL_DISCUSSION.docx
@@ -2020,6 +2020,54 @@
                 <w:rFonts w:ascii="Consolas" w:hAnsi="Consolas"/>
                 <w:sz w:val="17"/>
               </w:rPr>
+              <w:t xml:space="preserve">├── .claude/</w:t>
+            </w:r>
+          </w:p>
+          <w:p>
+            <w:pPr>
+              <w:pStyle w:val="CodeText"/>
+            </w:pPr>
+            <w:r>
+              <w:rPr>
+                <w:rFonts w:ascii="Consolas" w:hAnsi="Consolas"/>
+                <w:sz w:val="17"/>
+              </w:rPr>
+              <w:t xml:space="preserve">│   ├── rules/</w:t>
+            </w:r>
+          </w:p>
+          <w:p>
+            <w:pPr>
+              <w:pStyle w:val="CodeText"/>
+            </w:pPr>
+            <w:r>
+              <w:rPr>
+                <w:rFonts w:ascii="Consolas" w:hAnsi="Consolas"/>
+                <w:sz w:val="17"/>
+              </w:rPr>
+              <w:t xml:space="preserve">│   ├── hooks/</w:t>
+            </w:r>
+          </w:p>
+          <w:p>
+            <w:pPr>
+              <w:pStyle w:val="CodeText"/>
+            </w:pPr>
+            <w:r>
+              <w:rPr>
+                <w:rFonts w:ascii="Consolas" w:hAnsi="Consolas"/>
+                <w:sz w:val="17"/>
+              </w:rPr>
+              <w:t xml:space="preserve">│   └── agents/</w:t>
+            </w:r>
+          </w:p>
+          <w:p>
+            <w:pPr>
+              <w:pStyle w:val="CodeText"/>
+            </w:pPr>
+            <w:r>
+              <w:rPr>
+                <w:rFonts w:ascii="Consolas" w:hAnsi="Consolas"/>
+                <w:sz w:val="17"/>
+              </w:rPr>
               <w:t xml:space="preserve">├── edge/</w:t>
             </w:r>
           </w:p>
@@ -2068,7 +2116,91 @@
                 <w:rFonts w:ascii="Consolas" w:hAnsi="Consolas"/>
                 <w:sz w:val="17"/>
               </w:rPr>
+              <w:t xml:space="preserve">│   ├── shell/</w:t>
+            </w:r>
+          </w:p>
+          <w:p>
+            <w:pPr>
+              <w:pStyle w:val="CodeText"/>
+            </w:pPr>
+            <w:r>
+              <w:rPr>
+                <w:rFonts w:ascii="Consolas" w:hAnsi="Consolas"/>
+                <w:sz w:val="17"/>
+              </w:rPr>
+              <w:t xml:space="preserve">│   ├── composition/</w:t>
+            </w:r>
+          </w:p>
+          <w:p>
+            <w:pPr>
+              <w:pStyle w:val="CodeText"/>
+            </w:pPr>
+            <w:r>
+              <w:rPr>
+                <w:rFonts w:ascii="Consolas" w:hAnsi="Consolas"/>
+                <w:sz w:val="17"/>
+              </w:rPr>
+              <w:t xml:space="preserve">│   └── catalogue/</w:t>
+            </w:r>
+          </w:p>
+          <w:p>
+            <w:pPr>
+              <w:pStyle w:val="CodeText"/>
+            </w:pPr>
+            <w:r>
+              <w:rPr>
+                <w:rFonts w:ascii="Consolas" w:hAnsi="Consolas"/>
+                <w:sz w:val="17"/>
+              </w:rPr>
               <w:t xml:space="preserve">└── evals/</w:t>
+            </w:r>
+          </w:p>
+          <w:p>
+            <w:pPr>
+              <w:pStyle w:val="CodeText"/>
+            </w:pPr>
+            <w:r>
+              <w:rPr>
+                <w:rFonts w:ascii="Consolas" w:hAnsi="Consolas"/>
+                <w:sz w:val="17"/>
+              </w:rPr>
+              <w:t xml:space="preserve">    ├── inspection/</w:t>
+            </w:r>
+          </w:p>
+          <w:p>
+            <w:pPr>
+              <w:pStyle w:val="CodeText"/>
+            </w:pPr>
+            <w:r>
+              <w:rPr>
+                <w:rFonts w:ascii="Consolas" w:hAnsi="Consolas"/>
+                <w:sz w:val="17"/>
+              </w:rPr>
+              <w:t xml:space="preserve">    ├── calibration/</w:t>
+            </w:r>
+          </w:p>
+          <w:p>
+            <w:pPr>
+              <w:pStyle w:val="CodeText"/>
+            </w:pPr>
+            <w:r>
+              <w:rPr>
+                <w:rFonts w:ascii="Consolas" w:hAnsi="Consolas"/>
+                <w:sz w:val="17"/>
+              </w:rPr>
+              <w:t xml:space="preserve">    ├── ui-composition/</w:t>
+            </w:r>
+          </w:p>
+          <w:p>
+            <w:pPr>
+              <w:pStyle w:val="CodeText"/>
+            </w:pPr>
+            <w:r>
+              <w:rPr>
+                <w:rFonts w:ascii="Consolas" w:hAnsi="Consolas"/>
+                <w:sz w:val="17"/>
+              </w:rPr>
+              <w:t xml:space="preserve">    ├── safety/</w:t>
             </w:r>
           </w:p>
           <w:p>
@@ -2360,7 +2492,7 @@
               <w:pStyle w:val="TableText"/>
             </w:pPr>
             <w:r>
-              <w:t xml:space="preserve">Operator, inspector and manager interfaces, including the adaptive UI composition client</w:t>
+              <w:t xml:space="preserve">Operator, inspector and manager interfaces: shell/ is the deterministic application and standard-UI fallback, composition/ the generative pipeline and its validator, catalogue/ the approved component vocabulary</w:t>
             </w:r>
           </w:p>
         </w:tc>
@@ -2380,6 +2512,54 @@
           </w:p>
         </w:tc>
       </w:tr>
+      <w:tr>
+        <w:trPr/>
+        <w:tc>
+          <w:tcPr>
+            <w:tcW w:w="3486" w:type="dxa"/>
+            <w:shd w:fill="F0F5F8"/>
+            <w:vAlign w:val="top"/>
+          </w:tcPr>
+          <w:p>
+            <w:pPr>
+              <w:pStyle w:val="TableText"/>
+            </w:pPr>
+            <w:r>
+              <w:t xml:space="preserve">.claude/</w:t>
+            </w:r>
+          </w:p>
+        </w:tc>
+        <w:tc>
+          <w:tcPr>
+            <w:tcW w:w="3486" w:type="dxa"/>
+            <w:shd w:fill="F0F5F8"/>
+            <w:vAlign w:val="top"/>
+          </w:tcPr>
+          <w:p>
+            <w:pPr>
+              <w:pStyle w:val="TableText"/>
+            </w:pPr>
+            <w:r>
+              <w:t xml:space="preserve">The harness: rules, hooks and agent instructions — the enforcement location for behaviours CLAUDE.md can only advise</w:t>
+            </w:r>
+          </w:p>
+        </w:tc>
+        <w:tc>
+          <w:tcPr>
+            <w:tcW w:w="3486" w:type="dxa"/>
+            <w:shd w:fill="F0F5F8"/>
+            <w:vAlign w:val="top"/>
+          </w:tcPr>
+          <w:p>
+            <w:pPr>
+              <w:pStyle w:val="TableText"/>
+            </w:pPr>
+            <w:r>
+              <w:t xml:space="preserve">Engineering-time</w:t>
+            </w:r>
+          </w:p>
+        </w:tc>
+      </w:tr>
     </w:tbl>
     <w:p>
       <w:pPr>
@@ -2391,7 +2571,15 @@
         <w:pStyle w:val="Normal"/>
       </w:pPr>
       <w:r>
-        <w:t xml:space="preserve">Observability and hosting (Layer 9) cut across all four and are configured per environment rather than owned by one directory.</w:t>
+        <w:t xml:space="preserve">Observability and hosting (Layer 9) cut across all four runtime directories and are configured per environment rather than owned by one of them.</w:t>
+      </w:r>
+    </w:p>
+    <w:p>
+      <w:pPr>
+        <w:pStyle w:val="Normal"/>
+      </w:pPr>
+      <w:r>
+        <w:t xml:space="preserve">.claude/ deserves particular attention. §4 notes that CLAUDE.md is guidance and not a security boundary; this directory is where that caveat is answered. Rules, hooks and permissions are the mechanisms that actually constrain what the coding agent may do, and leaving them undefined means the project's only stated controls are advisory ones.</w:t>
       </w:r>
     </w:p>
     <w:p>
@@ -2516,19 +2704,43 @@
                 <w:rFonts w:ascii="Consolas" w:hAnsi="Consolas"/>
                 <w:sz w:val="17"/>
               </w:rPr>
-              <w:t xml:space="preserve">mkdir -p edge backend ml frontend</w:t>
-            </w:r>
-          </w:p>
-          <w:p>
-            <w:pPr>
-              <w:pStyle w:val="CodeText"/>
-            </w:pPr>
-            <w:r>
-              <w:rPr>
-                <w:rFonts w:ascii="Consolas" w:hAnsi="Consolas"/>
-                <w:sz w:val="17"/>
-              </w:rPr>
-              <w:t xml:space="preserve">mkdir -p .claude</w:t>
+              <w:t xml:space="preserve">mkdir -p evals/inspection evals/calibration evals/ui-composition evals/safety</w:t>
+            </w:r>
+          </w:p>
+          <w:p>
+            <w:pPr>
+              <w:pStyle w:val="CodeText"/>
+            </w:pPr>
+            <w:r>
+              <w:rPr>
+                <w:rFonts w:ascii="Consolas" w:hAnsi="Consolas"/>
+                <w:sz w:val="17"/>
+              </w:rPr>
+              <w:t xml:space="preserve">mkdir -p edge backend ml</w:t>
+            </w:r>
+          </w:p>
+          <w:p>
+            <w:pPr>
+              <w:pStyle w:val="CodeText"/>
+            </w:pPr>
+            <w:r>
+              <w:rPr>
+                <w:rFonts w:ascii="Consolas" w:hAnsi="Consolas"/>
+                <w:sz w:val="17"/>
+              </w:rPr>
+              <w:t xml:space="preserve">mkdir -p frontend/shell frontend/composition frontend/catalogue</w:t>
+            </w:r>
+          </w:p>
+          <w:p>
+            <w:pPr>
+              <w:pStyle w:val="CodeText"/>
+            </w:pPr>
+            <w:r>
+              <w:rPr>
+                <w:rFonts w:ascii="Consolas" w:hAnsi="Consolas"/>
+                <w:sz w:val="17"/>
+              </w:rPr>
+              <w:t xml:space="preserve">mkdir -p .claude/rules .claude/hooks .claude/agents</w:t>
             </w:r>
           </w:p>
           <w:p>
@@ -4371,6 +4583,66 @@
                 <w:rFonts w:ascii="Consolas" w:hAnsi="Consolas"/>
                 <w:sz w:val="17"/>
               </w:rPr>
+              <w:t xml:space="preserve">6. Adaptive UI composition (permission conformance, evidence scope,</w:t>
+            </w:r>
+          </w:p>
+          <w:p>
+            <w:pPr>
+              <w:pStyle w:val="CodeText"/>
+            </w:pPr>
+            <w:r>
+              <w:rPr>
+                <w:rFonts w:ascii="Consolas" w:hAnsi="Consolas"/>
+                <w:sz w:val="17"/>
+              </w:rPr>
+              <w:t xml:space="preserve">   schema validity, fallback integrity, representation fidelity)</w:t>
+            </w:r>
+          </w:p>
+          <w:p>
+            <w:pPr>
+              <w:pStyle w:val="CodeText"/>
+            </w:pPr>
+            <w:r>
+              <w:rPr>
+                <w:rFonts w:ascii="Consolas" w:hAnsi="Consolas"/>
+                <w:sz w:val="17"/>
+              </w:rPr>
+              <w:t xml:space="preserve"> </w:t>
+            </w:r>
+          </w:p>
+          <w:p>
+            <w:pPr>
+              <w:pStyle w:val="CodeText"/>
+            </w:pPr>
+            <w:r>
+              <w:rPr>
+                <w:rFonts w:ascii="Consolas" w:hAnsi="Consolas"/>
+                <w:sz w:val="17"/>
+              </w:rPr>
+              <w:t xml:space="preserve">Treat UI composition as a model-driven surface requiring its own</w:t>
+            </w:r>
+          </w:p>
+          <w:p>
+            <w:pPr>
+              <w:pStyle w:val="CodeText"/>
+            </w:pPr>
+            <w:r>
+              <w:rPr>
+                <w:rFonts w:ascii="Consolas" w:hAnsi="Consolas"/>
+                <w:sz w:val="17"/>
+              </w:rPr>
+              <w:t xml:space="preserve">evaluations, not as conventional frontend testing.</w:t>
+            </w:r>
+          </w:p>
+          <w:p>
+            <w:pPr>
+              <w:pStyle w:val="CodeText"/>
+            </w:pPr>
+            <w:r>
+              <w:rPr>
+                <w:rFonts w:ascii="Consolas" w:hAnsi="Consolas"/>
+                <w:sz w:val="17"/>
+              </w:rPr>
               <w:t xml:space="preserve"> </w:t>
             </w:r>
           </w:p>
@@ -7998,7 +8270,7 @@
         <w:pStyle w:val="Heading1"/>
       </w:pPr>
       <w:r>
-        <w:t xml:space="preserve">19. Deterministic vs Probabilistic Boundaries</w:t>
+        <w:t xml:space="preserve">19. Three Architectural Views</w:t>
       </w:r>
     </w:p>
     <w:p>
@@ -8006,368 +8278,15 @@
         <w:pStyle w:val="Normal"/>
       </w:pPr>
       <w:r>
-        <w:t xml:space="preserve">A central architecture principle is to keep critical controls and state transitions deterministic while allowing models to handle bounded probabilistic tasks.</w:t>
-      </w:r>
-    </w:p>
-    <w:tbl>
-      <w:tblPr>
-        <w:tblW w:w="10460" w:type="dxa"/>
-        <w:tblBorders>
-          <w:top w:val="single" w:sz="4" w:color="D4DEE6"/>
-          <w:left w:val="single" w:sz="4" w:color="D4DEE6"/>
-          <w:bottom w:val="single" w:sz="4" w:color="D4DEE6"/>
-          <w:right w:val="single" w:sz="4" w:color="D4DEE6"/>
-        </w:tblBorders>
-        <w:tblCellMar>
-          <w:top w:w="120" w:type="dxa"/>
-          <w:left w:w="160" w:type="dxa"/>
-          <w:bottom w:w="120" w:type="dxa"/>
-          <w:right w:w="160" w:type="dxa"/>
-        </w:tblCellMar>
-      </w:tblPr>
-      <w:tblGrid>
-        <w:gridCol w:w="10460"/>
-      </w:tblGrid>
-      <w:tr>
-        <w:tc>
-          <w:tcPr>
-            <w:tcW w:w="10460" w:type="dxa"/>
-            <w:shd w:fill="F5F8FA"/>
-          </w:tcPr>
-          <w:p>
-            <w:pPr>
-              <w:pStyle w:val="CodeText"/>
-            </w:pPr>
-            <w:r>
-              <w:rPr>
-                <w:rFonts w:ascii="Consolas" w:hAnsi="Consolas"/>
-                <w:sz w:val="17"/>
-              </w:rPr>
-              <w:t xml:space="preserve">Board → Camera → Edge Capture → Workflow Controller</w:t>
-            </w:r>
-          </w:p>
-          <w:p>
-            <w:pPr>
-              <w:pStyle w:val="CodeText"/>
-            </w:pPr>
-            <w:r>
-              <w:rPr>
-                <w:rFonts w:ascii="Consolas" w:hAnsi="Consolas"/>
-                <w:sz w:val="17"/>
-              </w:rPr>
-              <w:t xml:space="preserve">   │</w:t>
-            </w:r>
-          </w:p>
-          <w:p>
-            <w:pPr>
-              <w:pStyle w:val="CodeText"/>
-            </w:pPr>
-            <w:r>
-              <w:rPr>
-                <w:rFonts w:ascii="Consolas" w:hAnsi="Consolas"/>
-                <w:sz w:val="17"/>
-              </w:rPr>
-              <w:t xml:space="preserve">   ├── Deterministic:</w:t>
-            </w:r>
-          </w:p>
-          <w:p>
-            <w:pPr>
-              <w:pStyle w:val="CodeText"/>
-            </w:pPr>
-            <w:r>
-              <w:rPr>
-                <w:rFonts w:ascii="Consolas" w:hAnsi="Consolas"/>
-                <w:sz w:val="17"/>
-              </w:rPr>
-              <w:t xml:space="preserve">   │     authentication</w:t>
-            </w:r>
-          </w:p>
-          <w:p>
-            <w:pPr>
-              <w:pStyle w:val="CodeText"/>
-            </w:pPr>
-            <w:r>
-              <w:rPr>
-                <w:rFonts w:ascii="Consolas" w:hAnsi="Consolas"/>
-                <w:sz w:val="17"/>
-              </w:rPr>
-              <w:t xml:space="preserve">   │     RBAC</w:t>
-            </w:r>
-          </w:p>
-          <w:p>
-            <w:pPr>
-              <w:pStyle w:val="CodeText"/>
-            </w:pPr>
-            <w:r>
-              <w:rPr>
-                <w:rFonts w:ascii="Consolas" w:hAnsi="Consolas"/>
-                <w:sz w:val="17"/>
-              </w:rPr>
-              <w:t xml:space="preserve">   │     workflow state</w:t>
-            </w:r>
-          </w:p>
-          <w:p>
-            <w:pPr>
-              <w:pStyle w:val="CodeText"/>
-            </w:pPr>
-            <w:r>
-              <w:rPr>
-                <w:rFonts w:ascii="Consolas" w:hAnsi="Consolas"/>
-                <w:sz w:val="17"/>
-              </w:rPr>
-              <w:t xml:space="preserve">   │     board identity association</w:t>
-            </w:r>
-          </w:p>
-          <w:p>
-            <w:pPr>
-              <w:pStyle w:val="CodeText"/>
-            </w:pPr>
-            <w:r>
-              <w:rPr>
-                <w:rFonts w:ascii="Consolas" w:hAnsi="Consolas"/>
-                <w:sz w:val="17"/>
-              </w:rPr>
-              <w:t xml:space="preserve">   │     disposition policy and thresholds</w:t>
-            </w:r>
-          </w:p>
-          <w:p>
-            <w:pPr>
-              <w:pStyle w:val="CodeText"/>
-            </w:pPr>
-            <w:r>
-              <w:rPr>
-                <w:rFonts w:ascii="Consolas" w:hAnsi="Consolas"/>
-                <w:sz w:val="17"/>
-              </w:rPr>
-              <w:t xml:space="preserve">   │     PLC signalling and interlocks</w:t>
-            </w:r>
-          </w:p>
-          <w:p>
-            <w:pPr>
-              <w:pStyle w:val="CodeText"/>
-            </w:pPr>
-            <w:r>
-              <w:rPr>
-                <w:rFonts w:ascii="Consolas" w:hAnsi="Consolas"/>
-                <w:sz w:val="17"/>
-              </w:rPr>
-              <w:t xml:space="preserve">   │     evidence persistence</w:t>
-            </w:r>
-          </w:p>
-          <w:p>
-            <w:pPr>
-              <w:pStyle w:val="CodeText"/>
-            </w:pPr>
-            <w:r>
-              <w:rPr>
-                <w:rFonts w:ascii="Consolas" w:hAnsi="Consolas"/>
-                <w:sz w:val="17"/>
-              </w:rPr>
-              <w:t xml:space="preserve">   │     audit trail</w:t>
-            </w:r>
-          </w:p>
-          <w:p>
-            <w:pPr>
-              <w:pStyle w:val="CodeText"/>
-            </w:pPr>
-            <w:r>
-              <w:rPr>
-                <w:rFonts w:ascii="Consolas" w:hAnsi="Consolas"/>
-                <w:sz w:val="17"/>
-              </w:rPr>
-              <w:t xml:space="preserve">   │</w:t>
-            </w:r>
-          </w:p>
-          <w:p>
-            <w:pPr>
-              <w:pStyle w:val="CodeText"/>
-            </w:pPr>
-            <w:r>
-              <w:rPr>
-                <w:rFonts w:ascii="Consolas" w:hAnsi="Consolas"/>
-                <w:sz w:val="17"/>
-              </w:rPr>
-              <w:t xml:space="preserve">   └── Probabilistic:</w:t>
-            </w:r>
-          </w:p>
-          <w:p>
-            <w:pPr>
-              <w:pStyle w:val="CodeText"/>
-            </w:pPr>
-            <w:r>
-              <w:rPr>
-                <w:rFonts w:ascii="Consolas" w:hAnsi="Consolas"/>
-                <w:sz w:val="17"/>
-              </w:rPr>
-              <w:t xml:space="preserve">         image quality assessment</w:t>
-            </w:r>
-          </w:p>
-          <w:p>
-            <w:pPr>
-              <w:pStyle w:val="CodeText"/>
-            </w:pPr>
-            <w:r>
-              <w:rPr>
-                <w:rFonts w:ascii="Consolas" w:hAnsi="Consolas"/>
-                <w:sz w:val="17"/>
-              </w:rPr>
-              <w:t xml:space="preserve">         defect detection</w:t>
-            </w:r>
-          </w:p>
-          <w:p>
-            <w:pPr>
-              <w:pStyle w:val="CodeText"/>
-            </w:pPr>
-            <w:r>
-              <w:rPr>
-                <w:rFonts w:ascii="Consolas" w:hAnsi="Consolas"/>
-                <w:sz w:val="17"/>
-              </w:rPr>
-              <w:t xml:space="preserve">         defect classification</w:t>
-            </w:r>
-          </w:p>
-          <w:p>
-            <w:pPr>
-              <w:pStyle w:val="CodeText"/>
-            </w:pPr>
-            <w:r>
-              <w:rPr>
-                <w:rFonts w:ascii="Consolas" w:hAnsi="Consolas"/>
-                <w:sz w:val="17"/>
-              </w:rPr>
-              <w:t xml:space="preserve">         localization</w:t>
-            </w:r>
-          </w:p>
-          <w:p>
-            <w:pPr>
-              <w:pStyle w:val="CodeText"/>
-            </w:pPr>
-            <w:r>
-              <w:rPr>
-                <w:rFonts w:ascii="Consolas" w:hAnsi="Consolas"/>
-                <w:sz w:val="17"/>
-              </w:rPr>
-              <w:t xml:space="preserve">         uncertainty estimation</w:t>
-            </w:r>
-          </w:p>
-          <w:p>
-            <w:pPr>
-              <w:pStyle w:val="CodeText"/>
-            </w:pPr>
-            <w:r>
-              <w:rPr>
-                <w:rFonts w:ascii="Consolas" w:hAnsi="Consolas"/>
-                <w:sz w:val="17"/>
-              </w:rPr>
-              <w:t xml:space="preserve">         review prioritisation</w:t>
-            </w:r>
-          </w:p>
-          <w:p>
-            <w:pPr>
-              <w:pStyle w:val="CodeText"/>
-            </w:pPr>
-            <w:r>
-              <w:rPr>
-                <w:rFonts w:ascii="Consolas" w:hAnsi="Consolas"/>
-                <w:sz w:val="17"/>
-              </w:rPr>
-              <w:t xml:space="preserve">   │</w:t>
-            </w:r>
-          </w:p>
-          <w:p>
-            <w:pPr>
-              <w:pStyle w:val="CodeText"/>
-            </w:pPr>
-            <w:r>
-              <w:rPr>
-                <w:rFonts w:ascii="Consolas" w:hAnsi="Consolas"/>
-                <w:sz w:val="17"/>
-              </w:rPr>
-              <w:t xml:space="preserve">   ▼</w:t>
-            </w:r>
-          </w:p>
-          <w:p>
-            <w:pPr>
-              <w:pStyle w:val="CodeText"/>
-            </w:pPr>
-            <w:r>
-              <w:rPr>
-                <w:rFonts w:ascii="Consolas" w:hAnsi="Consolas"/>
-                <w:sz w:val="17"/>
-              </w:rPr>
-              <w:t xml:space="preserve">Evaluation</w:t>
-            </w:r>
-          </w:p>
-          <w:p>
-            <w:pPr>
-              <w:pStyle w:val="CodeText"/>
-            </w:pPr>
-            <w:r>
-              <w:rPr>
-                <w:rFonts w:ascii="Consolas" w:hAnsi="Consolas"/>
-                <w:sz w:val="17"/>
-              </w:rPr>
-              <w:t xml:space="preserve">   ├── acceptable   → continue</w:t>
-            </w:r>
-          </w:p>
-          <w:p>
-            <w:pPr>
-              <w:pStyle w:val="CodeText"/>
-            </w:pPr>
-            <w:r>
-              <w:rPr>
-                <w:rFonts w:ascii="Consolas" w:hAnsi="Consolas"/>
-                <w:sz w:val="17"/>
-              </w:rPr>
-              <w:t xml:space="preserve">   └── uncertain    → human review</w:t>
-            </w:r>
-          </w:p>
-        </w:tc>
-      </w:tr>
-    </w:tbl>
+        <w:t xml:space="preserve">A recurring confusion in AI-native projects is whether "frontend and backend" is still the right way to describe the system, or whether it should be replaced by runtime terminology. The answer is that these are not competing standards — they are different views of the same system, and a serious architecture uses all of them.</w:t>
+      </w:r>
+    </w:p>
     <w:p>
       <w:pPr>
         <w:pStyle w:val="Normal"/>
       </w:pPr>
-    </w:p>
-    <w:p>
-      <w:pPr>
-        <w:pStyle w:val="Normal"/>
-      </w:pPr>
-      <w:r>
-        <w:t xml:space="preserve">On this project the boundary has a physical consequence: a probabilistic component must never actuate the line directly. The proposed design states this explicitly — "no direct inference-to-PLC shortcut" and "persist before action." Evidence is durably recorded before any physical action, and a disposition is mapped to an approved physical procedure rather than dispatched straight from an inference result.</w:t>
-      </w:r>
-    </w:p>
-    <w:p>
-      <w:pPr>
-        <w:pStyle w:val="Normal"/>
-      </w:pPr>
-      <w:r>
-        <w:t xml:space="preserve">Everything in the left-hand column above belongs to one component. It has a name, and the next section gives it one.</w:t>
-      </w:r>
-    </w:p>
-    <w:p>
-      <w:pPr>
-        <w:pStyle w:val="Heading1"/>
-      </w:pPr>
-      <w:r>
-        <w:t xml:space="preserve">20. The Backend — Deterministic Spine and Action Gateway</w:t>
-      </w:r>
-    </w:p>
-    <w:p>
-      <w:pPr>
-        <w:pStyle w:val="Normal"/>
-      </w:pPr>
-      <w:r>
-        <w:t xml:space="preserve">In a model-driven architecture it is easy to describe the system as layers of models and lose the application tier entirely. That would be a serious error here. The backend is not the part left over once the interesting AI work is removed; it is the component that makes every constraint in this document enforceable.</w:t>
-      </w:r>
-    </w:p>
-    <w:p>
-      <w:pPr>
-        <w:pStyle w:val="Heading2"/>
-      </w:pPr>
-      <w:r>
-        <w:t xml:space="preserve">20.1 What the backend owns</w:t>
+      <w:r>
+        <w:t xml:space="preserve">Frontend/backend should not be replaced. It remains the practical system view, it is what the delivery teams and the backlog are organized around, and discarding it buys nothing.</w:t>
       </w:r>
     </w:p>
     <w:tbl>
@@ -8408,7 +8327,7 @@
               <w:pStyle w:val="TableHead"/>
             </w:pPr>
             <w:r>
-              <w:t xml:space="preserve">Responsibility</w:t>
+              <w:t xml:space="preserve">View</w:t>
             </w:r>
           </w:p>
         </w:tc>
@@ -8423,7 +8342,7 @@
               <w:pStyle w:val="TableHead"/>
             </w:pPr>
             <w:r>
-              <w:t xml:space="preserve">Why it cannot live in a model</w:t>
+              <w:t xml:space="preserve">Question it answers</w:t>
             </w:r>
           </w:p>
         </w:tc>
@@ -8438,7 +8357,7 @@
               <w:pStyle w:val="TableHead"/>
             </w:pPr>
             <w:r>
-              <w:t xml:space="preserve">Layer</w:t>
+              <w:t xml:space="preserve">For this system</w:t>
             </w:r>
           </w:p>
         </w:tc>
@@ -8456,7 +8375,7 @@
               <w:pStyle w:val="TableText"/>
             </w:pPr>
             <w:r>
-              <w:t xml:space="preserve">Authentication, RBAC, line/site scoping</w:t>
+              <w:t xml:space="preserve">System / Deployment</w:t>
             </w:r>
           </w:p>
         </w:tc>
@@ -8471,7 +8390,7 @@
               <w:pStyle w:val="TableText"/>
             </w:pPr>
             <w:r>
-              <w:t xml:space="preserve">Permission is not a prediction</w:t>
+              <w:t xml:space="preserve">What is deployed and communicating?</w:t>
             </w:r>
           </w:p>
         </w:tc>
@@ -8486,7 +8405,7 @@
               <w:pStyle w:val="TableText"/>
             </w:pPr>
             <w:r>
-              <w:t xml:space="preserve">10</w:t>
+              <w:t xml:space="preserve">Edge inspection node, backend services, model serving, PostgreSQL, object storage, frontend</w:t>
             </w:r>
           </w:p>
         </w:tc>
@@ -8504,7 +8423,7 @@
               <w:pStyle w:val="TableText"/>
             </w:pPr>
             <w:r>
-              <w:t xml:space="preserve">Inspection workflow state machine</w:t>
+              <w:t xml:space="preserve">Logical</w:t>
             </w:r>
           </w:p>
         </w:tc>
@@ -8519,7 +8438,7 @@
               <w:pStyle w:val="TableText"/>
             </w:pPr>
             <w:r>
-              <w:t xml:space="preserve">A board is in exactly one state; state is not probabilistic</w:t>
+              <w:t xml:space="preserve">What responsibilities exist?</w:t>
             </w:r>
           </w:p>
         </w:tc>
@@ -8534,7 +8453,7 @@
               <w:pStyle w:val="TableText"/>
             </w:pPr>
             <w:r>
-              <w:t xml:space="preserve">6</w:t>
+              <w:t xml:space="preserve">Presentation → application/workflow → domain rules → AI capabilities → data and infrastructure</w:t>
             </w:r>
           </w:p>
         </w:tc>
@@ -8552,7 +8471,7 @@
               <w:pStyle w:val="TableText"/>
             </w:pPr>
             <w:r>
-              <w:t xml:space="preserve">Disposition policy engine and thresholds</w:t>
+              <w:t xml:space="preserve">AI-Native Runtime</w:t>
             </w:r>
           </w:p>
         </w:tc>
@@ -8567,7 +8486,7 @@
               <w:pStyle w:val="TableText"/>
             </w:pPr>
             <w:r>
-              <w:t xml:space="preserve">Policy is approved, versioned business rule, not learned behaviour</w:t>
+              <w:t xml:space="preserve">What executes together at runtime?</w:t>
             </w:r>
           </w:p>
         </w:tc>
@@ -8582,7 +8501,7 @@
               <w:pStyle w:val="TableText"/>
             </w:pPr>
             <w:r>
-              <w:t xml:space="preserve">6</w:t>
+              <w:t xml:space="preserve">UI Runtime → Domain Runtime → AI Runtime → Data/Services</w:t>
             </w:r>
           </w:p>
         </w:tc>
@@ -8600,7 +8519,7 @@
               <w:pStyle w:val="TableText"/>
             </w:pPr>
             <w:r>
-              <w:t xml:space="preserve">Board identity association</w:t>
+              <w:t xml:space="preserve">Technology</w:t>
             </w:r>
           </w:p>
         </w:tc>
@@ -8615,7 +8534,7 @@
               <w:pStyle w:val="TableText"/>
             </w:pPr>
             <w:r>
-              <w:t xml:space="preserve">An inspection result bound to the wrong board is worse than no result</w:t>
+              <w:t xml:space="preserve">What implements it?</w:t>
             </w:r>
           </w:p>
         </w:tc>
@@ -8630,199 +8549,7 @@
               <w:pStyle w:val="TableText"/>
             </w:pPr>
             <w:r>
-              <w:t xml:space="preserve">1, 6</w:t>
-            </w:r>
-          </w:p>
-        </w:tc>
-      </w:tr>
-      <w:tr>
-        <w:trPr/>
-        <w:tc>
-          <w:tcPr>
-            <w:tcW w:w="3486" w:type="dxa"/>
-            <w:shd w:fill="F0F5F8"/>
-            <w:vAlign w:val="top"/>
-          </w:tcPr>
-          <w:p>
-            <w:pPr>
-              <w:pStyle w:val="TableText"/>
-            </w:pPr>
-            <w:r>
-              <w:t xml:space="preserve">Evidence, decision-record and audit persistence</w:t>
-            </w:r>
-          </w:p>
-        </w:tc>
-        <w:tc>
-          <w:tcPr>
-            <w:tcW w:w="3486" w:type="dxa"/>
-            <w:shd w:fill="F0F5F8"/>
-            <w:vAlign w:val="top"/>
-          </w:tcPr>
-          <w:p>
-            <w:pPr>
-              <w:pStyle w:val="TableText"/>
-            </w:pPr>
-            <w:r>
-              <w:t xml:space="preserve">Auditability requires durability guarantees a model cannot offer</w:t>
-            </w:r>
-          </w:p>
-        </w:tc>
-        <w:tc>
-          <w:tcPr>
-            <w:tcW w:w="3486" w:type="dxa"/>
-            <w:shd w:fill="F0F5F8"/>
-            <w:vAlign w:val="top"/>
-          </w:tcPr>
-          <w:p>
-            <w:pPr>
-              <w:pStyle w:val="TableText"/>
-            </w:pPr>
-            <w:r>
-              <w:t xml:space="preserve">10</w:t>
-            </w:r>
-          </w:p>
-        </w:tc>
-      </w:tr>
-      <w:tr>
-        <w:trPr/>
-        <w:tc>
-          <w:tcPr>
-            <w:tcW w:w="3486" w:type="dxa"/>
-            <w:shd w:fill="FFFFFF"/>
-            <w:vAlign w:val="top"/>
-          </w:tcPr>
-          <w:p>
-            <w:pPr>
-              <w:pStyle w:val="TableText"/>
-            </w:pPr>
-            <w:r>
-              <w:t xml:space="preserve">Action gateway to PLC / line control</w:t>
-            </w:r>
-          </w:p>
-        </w:tc>
-        <w:tc>
-          <w:tcPr>
-            <w:tcW w:w="3486" w:type="dxa"/>
-            <w:shd w:fill="FFFFFF"/>
-            <w:vAlign w:val="top"/>
-          </w:tcPr>
-          <w:p>
-            <w:pPr>
-              <w:pStyle w:val="TableText"/>
-            </w:pPr>
-            <w:r>
-              <w:t xml:space="preserve">Physical effect requires authorization, idempotency and reconciliation</w:t>
-            </w:r>
-          </w:p>
-        </w:tc>
-        <w:tc>
-          <w:tcPr>
-            <w:tcW w:w="3486" w:type="dxa"/>
-            <w:shd w:fill="FFFFFF"/>
-            <w:vAlign w:val="top"/>
-          </w:tcPr>
-          <w:p>
-            <w:pPr>
-              <w:pStyle w:val="TableText"/>
-            </w:pPr>
-            <w:r>
-              <w:t xml:space="preserve">6, edge</w:t>
-            </w:r>
-          </w:p>
-        </w:tc>
-      </w:tr>
-      <w:tr>
-        <w:trPr/>
-        <w:tc>
-          <w:tcPr>
-            <w:tcW w:w="3486" w:type="dxa"/>
-            <w:shd w:fill="F0F5F8"/>
-            <w:vAlign w:val="top"/>
-          </w:tcPr>
-          <w:p>
-            <w:pPr>
-              <w:pStyle w:val="TableText"/>
-            </w:pPr>
-            <w:r>
-              <w:t xml:space="preserve">Integration adapters (MES, Quality system)</w:t>
-            </w:r>
-          </w:p>
-        </w:tc>
-        <w:tc>
-          <w:tcPr>
-            <w:tcW w:w="3486" w:type="dxa"/>
-            <w:shd w:fill="F0F5F8"/>
-            <w:vAlign w:val="top"/>
-          </w:tcPr>
-          <w:p>
-            <w:pPr>
-              <w:pStyle w:val="TableText"/>
-            </w:pPr>
-            <w:r>
-              <w:t xml:space="preserve">Contracts with external systems are fixed, not inferred</w:t>
-            </w:r>
-          </w:p>
-        </w:tc>
-        <w:tc>
-          <w:tcPr>
-            <w:tcW w:w="3486" w:type="dxa"/>
-            <w:shd w:fill="F0F5F8"/>
-            <w:vAlign w:val="top"/>
-          </w:tcPr>
-          <w:p>
-            <w:pPr>
-              <w:pStyle w:val="TableText"/>
-            </w:pPr>
-            <w:r>
-              <w:t xml:space="preserve">Integration</w:t>
-            </w:r>
-          </w:p>
-        </w:tc>
-      </w:tr>
-      <w:tr>
-        <w:trPr/>
-        <w:tc>
-          <w:tcPr>
-            <w:tcW w:w="3486" w:type="dxa"/>
-            <w:shd w:fill="FFFFFF"/>
-            <w:vAlign w:val="top"/>
-          </w:tcPr>
-          <w:p>
-            <w:pPr>
-              <w:pStyle w:val="TableText"/>
-            </w:pPr>
-            <w:r>
-              <w:t xml:space="preserve">Review queue and assignment</w:t>
-            </w:r>
-          </w:p>
-        </w:tc>
-        <w:tc>
-          <w:tcPr>
-            <w:tcW w:w="3486" w:type="dxa"/>
-            <w:shd w:fill="FFFFFF"/>
-            <w:vAlign w:val="top"/>
-          </w:tcPr>
-          <w:p>
-            <w:pPr>
-              <w:pStyle w:val="TableText"/>
-            </w:pPr>
-            <w:r>
-              <w:t xml:space="preserve">Who reviews what is an operational rule</w:t>
-            </w:r>
-          </w:p>
-        </w:tc>
-        <w:tc>
-          <w:tcPr>
-            <w:tcW w:w="3486" w:type="dxa"/>
-            <w:shd w:fill="FFFFFF"/>
-            <w:vAlign w:val="top"/>
-          </w:tcPr>
-          <w:p>
-            <w:pPr>
-              <w:pStyle w:val="TableText"/>
-            </w:pPr>
-            <w:r>
-              <w:t xml:space="preserve">7</w:t>
+              <w:t xml:space="preserve">Angular, Spring Boot, Python/ONNX Runtime, PostgreSQL, RabbitMQ</w:t>
             </w:r>
           </w:p>
         </w:tc>
@@ -8835,18 +8562,10 @@
     </w:p>
     <w:p>
       <w:pPr>
-        <w:pStyle w:val="Heading2"/>
-      </w:pPr>
-      <w:r>
-        <w:t xml:space="preserve">20.2 The enforcement relationship</w:t>
-      </w:r>
-    </w:p>
-    <w:p>
-      <w:pPr>
         <w:pStyle w:val="Normal"/>
       </w:pPr>
       <w:r>
-        <w:t xml:space="preserve">Model contracts (§13) list forbidden actions. The backend is what refuses them. Read the two together:</w:t>
+        <w:t xml:space="preserve">The runtime view is the one that earns its place on this project, because it names the thing the other views hide: some responsibilities are probabilistic and need evaluation rather than only unit testing.</w:t>
       </w:r>
     </w:p>
     <w:tbl>
@@ -8883,43 +8602,343 @@
                 <w:rFonts w:ascii="Consolas" w:hAnsi="Consolas"/>
                 <w:sz w:val="17"/>
               </w:rPr>
-              <w:t xml:space="preserve">Model contract says                    Backend service enforces</w:t>
-            </w:r>
-          </w:p>
-          <w:p>
-            <w:pPr>
-              <w:pStyle w:val="CodeText"/>
-            </w:pPr>
-            <w:r>
-              <w:rPr>
-                <w:rFonts w:ascii="Consolas" w:hAnsi="Consolas"/>
-                <w:sz w:val="17"/>
-              </w:rPr>
-              <w:t xml:space="preserve">─────────────────────────────────────  ──────────────────────────────────────</w:t>
-            </w:r>
-          </w:p>
-          <w:p>
-            <w:pPr>
-              <w:pStyle w:val="CodeText"/>
-            </w:pPr>
-            <w:r>
-              <w:rPr>
-                <w:rFonts w:ascii="Consolas" w:hAnsi="Consolas"/>
-                <w:sz w:val="17"/>
-              </w:rPr>
-              <w:t xml:space="preserve">Detection must not issue the           Only the policy engine may write a</w:t>
-            </w:r>
-          </w:p>
-          <w:p>
-            <w:pPr>
-              <w:pStyle w:val="CodeText"/>
-            </w:pPr>
-            <w:r>
-              <w:rPr>
-                <w:rFonts w:ascii="Consolas" w:hAnsi="Consolas"/>
-                <w:sz w:val="17"/>
-              </w:rPr>
-              <w:t xml:space="preserve">final disposition                      disposition to the state machine</w:t>
+              <w:t xml:space="preserve">        OPERATOR / INSPECTOR / MANAGER</w:t>
+            </w:r>
+          </w:p>
+          <w:p>
+            <w:pPr>
+              <w:pStyle w:val="CodeText"/>
+            </w:pPr>
+            <w:r>
+              <w:rPr>
+                <w:rFonts w:ascii="Consolas" w:hAnsi="Consolas"/>
+                <w:sz w:val="17"/>
+              </w:rPr>
+              <w:t xml:space="preserve">                    │</w:t>
+            </w:r>
+          </w:p>
+          <w:p>
+            <w:pPr>
+              <w:pStyle w:val="CodeText"/>
+            </w:pPr>
+            <w:r>
+              <w:rPr>
+                <w:rFonts w:ascii="Consolas" w:hAnsi="Consolas"/>
+                <w:sz w:val="17"/>
+              </w:rPr>
+              <w:t xml:space="preserve">        ┌───────────▼───────────┐</w:t>
+            </w:r>
+          </w:p>
+          <w:p>
+            <w:pPr>
+              <w:pStyle w:val="CodeText"/>
+            </w:pPr>
+            <w:r>
+              <w:rPr>
+                <w:rFonts w:ascii="Consolas" w:hAnsi="Consolas"/>
+                <w:sz w:val="17"/>
+              </w:rPr>
+              <w:t xml:space="preserve">        │      UI RUNTIME       │</w:t>
+            </w:r>
+          </w:p>
+          <w:p>
+            <w:pPr>
+              <w:pStyle w:val="CodeText"/>
+            </w:pPr>
+            <w:r>
+              <w:rPr>
+                <w:rFonts w:ascii="Consolas" w:hAnsi="Consolas"/>
+                <w:sz w:val="17"/>
+              </w:rPr>
+              <w:t xml:space="preserve">        │  Deterministic UI     │</w:t>
+            </w:r>
+          </w:p>
+          <w:p>
+            <w:pPr>
+              <w:pStyle w:val="CodeText"/>
+            </w:pPr>
+            <w:r>
+              <w:rPr>
+                <w:rFonts w:ascii="Consolas" w:hAnsi="Consolas"/>
+                <w:sz w:val="17"/>
+              </w:rPr>
+              <w:t xml:space="preserve">        │  Generative UI        │</w:t>
+            </w:r>
+          </w:p>
+          <w:p>
+            <w:pPr>
+              <w:pStyle w:val="CodeText"/>
+            </w:pPr>
+            <w:r>
+              <w:rPr>
+                <w:rFonts w:ascii="Consolas" w:hAnsi="Consolas"/>
+                <w:sz w:val="17"/>
+              </w:rPr>
+              <w:t xml:space="preserve">        └───────────┬───────────┘</w:t>
+            </w:r>
+          </w:p>
+          <w:p>
+            <w:pPr>
+              <w:pStyle w:val="CodeText"/>
+            </w:pPr>
+            <w:r>
+              <w:rPr>
+                <w:rFonts w:ascii="Consolas" w:hAnsi="Consolas"/>
+                <w:sz w:val="17"/>
+              </w:rPr>
+              <w:t xml:space="preserve">                    │</w:t>
+            </w:r>
+          </w:p>
+          <w:p>
+            <w:pPr>
+              <w:pStyle w:val="CodeText"/>
+            </w:pPr>
+            <w:r>
+              <w:rPr>
+                <w:rFonts w:ascii="Consolas" w:hAnsi="Consolas"/>
+                <w:sz w:val="17"/>
+              </w:rPr>
+              <w:t xml:space="preserve">        ┌───────────▼───────────┐</w:t>
+            </w:r>
+          </w:p>
+          <w:p>
+            <w:pPr>
+              <w:pStyle w:val="CodeText"/>
+            </w:pPr>
+            <w:r>
+              <w:rPr>
+                <w:rFonts w:ascii="Consolas" w:hAnsi="Consolas"/>
+                <w:sz w:val="17"/>
+              </w:rPr>
+              <w:t xml:space="preserve">        │    DOMAIN RUNTIME     │</w:t>
+            </w:r>
+          </w:p>
+          <w:p>
+            <w:pPr>
+              <w:pStyle w:val="CodeText"/>
+            </w:pPr>
+            <w:r>
+              <w:rPr>
+                <w:rFonts w:ascii="Consolas" w:hAnsi="Consolas"/>
+                <w:sz w:val="17"/>
+              </w:rPr>
+              <w:t xml:space="preserve">        │  APIs, workflow state │</w:t>
+            </w:r>
+          </w:p>
+          <w:p>
+            <w:pPr>
+              <w:pStyle w:val="CodeText"/>
+            </w:pPr>
+            <w:r>
+              <w:rPr>
+                <w:rFonts w:ascii="Consolas" w:hAnsi="Consolas"/>
+                <w:sz w:val="17"/>
+              </w:rPr>
+              <w:t xml:space="preserve">        │  Disposition policy   │</w:t>
+            </w:r>
+          </w:p>
+          <w:p>
+            <w:pPr>
+              <w:pStyle w:val="CodeText"/>
+            </w:pPr>
+            <w:r>
+              <w:rPr>
+                <w:rFonts w:ascii="Consolas" w:hAnsi="Consolas"/>
+                <w:sz w:val="17"/>
+              </w:rPr>
+              <w:t xml:space="preserve">        │  Security, audit      │</w:t>
+            </w:r>
+          </w:p>
+          <w:p>
+            <w:pPr>
+              <w:pStyle w:val="CodeText"/>
+            </w:pPr>
+            <w:r>
+              <w:rPr>
+                <w:rFonts w:ascii="Consolas" w:hAnsi="Consolas"/>
+                <w:sz w:val="17"/>
+              </w:rPr>
+              <w:t xml:space="preserve">        │  Action gateway       │</w:t>
+            </w:r>
+          </w:p>
+          <w:p>
+            <w:pPr>
+              <w:pStyle w:val="CodeText"/>
+            </w:pPr>
+            <w:r>
+              <w:rPr>
+                <w:rFonts w:ascii="Consolas" w:hAnsi="Consolas"/>
+                <w:sz w:val="17"/>
+              </w:rPr>
+              <w:t xml:space="preserve">        └───────────┬───────────┘</w:t>
+            </w:r>
+          </w:p>
+          <w:p>
+            <w:pPr>
+              <w:pStyle w:val="CodeText"/>
+            </w:pPr>
+            <w:r>
+              <w:rPr>
+                <w:rFonts w:ascii="Consolas" w:hAnsi="Consolas"/>
+                <w:sz w:val="17"/>
+              </w:rPr>
+              <w:t xml:space="preserve">                    │</w:t>
+            </w:r>
+          </w:p>
+          <w:p>
+            <w:pPr>
+              <w:pStyle w:val="CodeText"/>
+            </w:pPr>
+            <w:r>
+              <w:rPr>
+                <w:rFonts w:ascii="Consolas" w:hAnsi="Consolas"/>
+                <w:sz w:val="17"/>
+              </w:rPr>
+              <w:t xml:space="preserve">        ┌───────────▼───────────┐</w:t>
+            </w:r>
+          </w:p>
+          <w:p>
+            <w:pPr>
+              <w:pStyle w:val="CodeText"/>
+            </w:pPr>
+            <w:r>
+              <w:rPr>
+                <w:rFonts w:ascii="Consolas" w:hAnsi="Consolas"/>
+                <w:sz w:val="17"/>
+              </w:rPr>
+              <w:t xml:space="preserve">        │      AI RUNTIME       │</w:t>
+            </w:r>
+          </w:p>
+          <w:p>
+            <w:pPr>
+              <w:pStyle w:val="CodeText"/>
+            </w:pPr>
+            <w:r>
+              <w:rPr>
+                <w:rFonts w:ascii="Consolas" w:hAnsi="Consolas"/>
+                <w:sz w:val="17"/>
+              </w:rPr>
+              <w:t xml:space="preserve">        │  Model gateway        │</w:t>
+            </w:r>
+          </w:p>
+          <w:p>
+            <w:pPr>
+              <w:pStyle w:val="CodeText"/>
+            </w:pPr>
+            <w:r>
+              <w:rPr>
+                <w:rFonts w:ascii="Consolas" w:hAnsi="Consolas"/>
+                <w:sz w:val="17"/>
+              </w:rPr>
+              <w:t xml:space="preserve">        │  Vision pipeline      │</w:t>
+            </w:r>
+          </w:p>
+          <w:p>
+            <w:pPr>
+              <w:pStyle w:val="CodeText"/>
+            </w:pPr>
+            <w:r>
+              <w:rPr>
+                <w:rFonts w:ascii="Consolas" w:hAnsi="Consolas"/>
+                <w:sz w:val="17"/>
+              </w:rPr>
+              <w:t xml:space="preserve">        │  Calibration          │</w:t>
+            </w:r>
+          </w:p>
+          <w:p>
+            <w:pPr>
+              <w:pStyle w:val="CodeText"/>
+            </w:pPr>
+            <w:r>
+              <w:rPr>
+                <w:rFonts w:ascii="Consolas" w:hAnsi="Consolas"/>
+                <w:sz w:val="17"/>
+              </w:rPr>
+              <w:t xml:space="preserve">        │  UI composition       │</w:t>
+            </w:r>
+          </w:p>
+          <w:p>
+            <w:pPr>
+              <w:pStyle w:val="CodeText"/>
+            </w:pPr>
+            <w:r>
+              <w:rPr>
+                <w:rFonts w:ascii="Consolas" w:hAnsi="Consolas"/>
+                <w:sz w:val="17"/>
+              </w:rPr>
+              <w:t xml:space="preserve">        └───────────┬───────────┘</w:t>
+            </w:r>
+          </w:p>
+          <w:p>
+            <w:pPr>
+              <w:pStyle w:val="CodeText"/>
+            </w:pPr>
+            <w:r>
+              <w:rPr>
+                <w:rFonts w:ascii="Consolas" w:hAnsi="Consolas"/>
+                <w:sz w:val="17"/>
+              </w:rPr>
+              <w:t xml:space="preserve">                    │</w:t>
+            </w:r>
+          </w:p>
+          <w:p>
+            <w:pPr>
+              <w:pStyle w:val="CodeText"/>
+            </w:pPr>
+            <w:r>
+              <w:rPr>
+                <w:rFonts w:ascii="Consolas" w:hAnsi="Consolas"/>
+                <w:sz w:val="17"/>
+              </w:rPr>
+              <w:t xml:space="preserve">        ┌───────────▼───────────┐</w:t>
+            </w:r>
+          </w:p>
+          <w:p>
+            <w:pPr>
+              <w:pStyle w:val="CodeText"/>
+            </w:pPr>
+            <w:r>
+              <w:rPr>
+                <w:rFonts w:ascii="Consolas" w:hAnsi="Consolas"/>
+                <w:sz w:val="17"/>
+              </w:rPr>
+              <w:t xml:space="preserve">        │    DATA / SERVICES    │</w:t>
+            </w:r>
+          </w:p>
+          <w:p>
+            <w:pPr>
+              <w:pStyle w:val="CodeText"/>
+            </w:pPr>
+            <w:r>
+              <w:rPr>
+                <w:rFonts w:ascii="Consolas" w:hAnsi="Consolas"/>
+                <w:sz w:val="17"/>
+              </w:rPr>
+              <w:t xml:space="preserve">        │  PostgreSQL, objects  │</w:t>
+            </w:r>
+          </w:p>
+          <w:p>
+            <w:pPr>
+              <w:pStyle w:val="CodeText"/>
+            </w:pPr>
+            <w:r>
+              <w:rPr>
+                <w:rFonts w:ascii="Consolas" w:hAnsi="Consolas"/>
+                <w:sz w:val="17"/>
+              </w:rPr>
+              <w:t xml:space="preserve">        │  PLC / MES / Quality  │</w:t>
+            </w:r>
+          </w:p>
+          <w:p>
+            <w:pPr>
+              <w:pStyle w:val="CodeText"/>
+            </w:pPr>
+            <w:r>
+              <w:rPr>
+                <w:rFonts w:ascii="Consolas" w:hAnsi="Consolas"/>
+                <w:sz w:val="17"/>
+              </w:rPr>
+              <w:t xml:space="preserve">        └───────────────────────┘</w:t>
             </w:r>
           </w:p>
           <w:p>
@@ -8943,31 +8962,19 @@
                 <w:rFonts w:ascii="Consolas" w:hAnsi="Consolas"/>
                 <w:sz w:val="17"/>
               </w:rPr>
-              <w:t xml:space="preserve">Detection must not signal the PLC      Only the action gateway may emit a</w:t>
-            </w:r>
-          </w:p>
-          <w:p>
-            <w:pPr>
-              <w:pStyle w:val="CodeText"/>
-            </w:pPr>
-            <w:r>
-              <w:rPr>
-                <w:rFonts w:ascii="Consolas" w:hAnsi="Consolas"/>
-                <w:sz w:val="17"/>
-              </w:rPr>
-              <w:t xml:space="preserve">directly                               line command, and only from a</w:t>
-            </w:r>
-          </w:p>
-          <w:p>
-            <w:pPr>
-              <w:pStyle w:val="CodeText"/>
-            </w:pPr>
-            <w:r>
-              <w:rPr>
-                <w:rFonts w:ascii="Consolas" w:hAnsi="Consolas"/>
-                <w:sz w:val="17"/>
-              </w:rPr>
-              <w:t xml:space="preserve">                                       persisted disposition</w:t>
+              <w:t xml:space="preserve">    EDGE: capture, preprocessing and edge inference execute on-line</w:t>
+            </w:r>
+          </w:p>
+          <w:p>
+            <w:pPr>
+              <w:pStyle w:val="CodeText"/>
+            </w:pPr>
+            <w:r>
+              <w:rPr>
+                <w:rFonts w:ascii="Consolas" w:hAnsi="Consolas"/>
+                <w:sz w:val="17"/>
+              </w:rPr>
+              <w:t xml:space="preserve">          ahead of the Domain Runtime, under QG-1 and QG-2</w:t>
             </w:r>
           </w:p>
           <w:p>
@@ -8991,103 +8998,19 @@
                 <w:rFonts w:ascii="Consolas" w:hAnsi="Consolas"/>
                 <w:sz w:val="17"/>
               </w:rPr>
-              <w:t xml:space="preserve">UI model must not grant permission     Action gateway re-authorizes the user</w:t>
-            </w:r>
-          </w:p>
-          <w:p>
-            <w:pPr>
-              <w:pStyle w:val="CodeText"/>
-            </w:pPr>
-            <w:r>
-              <w:rPr>
-                <w:rFonts w:ascii="Consolas" w:hAnsi="Consolas"/>
-                <w:sz w:val="17"/>
-              </w:rPr>
-              <w:t xml:space="preserve">                                       at submission, ignoring what was</w:t>
-            </w:r>
-          </w:p>
-          <w:p>
-            <w:pPr>
-              <w:pStyle w:val="CodeText"/>
-            </w:pPr>
-            <w:r>
-              <w:rPr>
-                <w:rFonts w:ascii="Consolas" w:hAnsi="Consolas"/>
-                <w:sz w:val="17"/>
-              </w:rPr>
-              <w:t xml:space="preserve">                                       rendered</w:t>
-            </w:r>
-          </w:p>
-          <w:p>
-            <w:pPr>
-              <w:pStyle w:val="CodeText"/>
-            </w:pPr>
-            <w:r>
-              <w:rPr>
-                <w:rFonts w:ascii="Consolas" w:hAnsi="Consolas"/>
-                <w:sz w:val="17"/>
-              </w:rPr>
-              <w:t xml:space="preserve"> </w:t>
-            </w:r>
-          </w:p>
-          <w:p>
-            <w:pPr>
-              <w:pStyle w:val="CodeText"/>
-            </w:pPr>
-            <w:r>
-              <w:rPr>
-                <w:rFonts w:ascii="Consolas" w:hAnsi="Consolas"/>
-                <w:sz w:val="17"/>
-              </w:rPr>
-              <w:t xml:space="preserve">No unapproved model in production      Inference path checks the registry's</w:t>
-            </w:r>
-          </w:p>
-          <w:p>
-            <w:pPr>
-              <w:pStyle w:val="CodeText"/>
-            </w:pPr>
-            <w:r>
-              <w:rPr>
-                <w:rFonts w:ascii="Consolas" w:hAnsi="Consolas"/>
-                <w:sz w:val="17"/>
-              </w:rPr>
-              <w:t xml:space="preserve">                                       approved-version list before use</w:t>
-            </w:r>
-          </w:p>
-          <w:p>
-            <w:pPr>
-              <w:pStyle w:val="CodeText"/>
-            </w:pPr>
-            <w:r>
-              <w:rPr>
-                <w:rFonts w:ascii="Consolas" w:hAnsi="Consolas"/>
-                <w:sz w:val="17"/>
-              </w:rPr>
-              <w:t xml:space="preserve"> </w:t>
-            </w:r>
-          </w:p>
-          <w:p>
-            <w:pPr>
-              <w:pStyle w:val="CodeText"/>
-            </w:pPr>
-            <w:r>
-              <w:rPr>
-                <w:rFonts w:ascii="Consolas" w:hAnsi="Consolas"/>
-                <w:sz w:val="17"/>
-              </w:rPr>
-              <w:t xml:space="preserve">Critical defect is never auto-PASS     Policy engine rejects the disposition;</w:t>
-            </w:r>
-          </w:p>
-          <w:p>
-            <w:pPr>
-              <w:pStyle w:val="CodeText"/>
-            </w:pPr>
-            <w:r>
-              <w:rPr>
-                <w:rFonts w:ascii="Consolas" w:hAnsi="Consolas"/>
-                <w:sz w:val="17"/>
-              </w:rPr>
-              <w:t xml:space="preserve">(BR-001)                               gateway rejects the release command</w:t>
+              <w:t xml:space="preserve">    ENGINEERING SIDE (not customer-facing runtime):</w:t>
+            </w:r>
+          </w:p>
+          <w:p>
+            <w:pPr>
+              <w:pStyle w:val="CodeText"/>
+            </w:pPr>
+            <w:r>
+              <w:rPr>
+                <w:rFonts w:ascii="Consolas" w:hAnsi="Consolas"/>
+                <w:sz w:val="17"/>
+              </w:rPr>
+              <w:t xml:space="preserve">    Harness → Claude Code → Code → Tests → Evals ──feedback──┘</w:t>
             </w:r>
           </w:p>
         </w:tc>
@@ -9100,18 +9023,18 @@
     </w:p>
     <w:p>
       <w:pPr>
+        <w:pStyle w:val="Heading2"/>
+      </w:pPr>
+      <w:r>
+        <w:t xml:space="preserve">19.1 Where the edge fits</w:t>
+      </w:r>
+    </w:p>
+    <w:p>
+      <w:pPr>
         <w:pStyle w:val="Normal"/>
       </w:pPr>
       <w:r>
-        <w:t xml:space="preserve">A forbidden action with no named enforcing service is an open issue, not a control. This is the single most useful review question to ask of the architecture document produced by PROMPT 07.</w:t>
-      </w:r>
-    </w:p>
-    <w:p>
-      <w:pPr>
-        <w:pStyle w:val="Heading2"/>
-      </w:pPr>
-      <w:r>
-        <w:t xml:space="preserve">20.3 Why this gets stronger, not weaker, as the AI gets better</w:t>
+        <w:t xml:space="preserve">The reference runtime view is drawn for a browser application. This system has a tier that a web application does not: the edge, where capture and first-pass inference run inside the production line's latency budget. It sits ahead of the Domain Runtime rather than beside it, and it is the reason QG-1 and QG-2 exist as gates before anything central is consulted.</w:t>
       </w:r>
     </w:p>
     <w:p>
@@ -9119,7 +9042,15 @@
         <w:pStyle w:val="Normal"/>
       </w:pPr>
       <w:r>
-        <w:t xml:space="preserve">A common assumption is that a more capable model needs less deterministic scaffolding. The opposite holds for this system. As the model takes on more of the inspection judgement, the consequences of an unbounded action grow, and the value of a narrow, auditable execution boundary grows with it. The backend is what allows the model to be improved, replaced, rolled back or run in shadow mode without renegotiating who is allowed to reject a board.</w:t>
+        <w:t xml:space="preserve">This is also why the UI Runtime here is not the entry point to the system. A board is inspected whether or not anyone is looking at a screen; the UI Runtime is how people supervise, review and adjudicate that process.</w:t>
+      </w:r>
+    </w:p>
+    <w:p>
+      <w:pPr>
+        <w:pStyle w:val="Heading1"/>
+      </w:pPr>
+      <w:r>
+        <w:t xml:space="preserve">20. Deterministic vs Probabilistic Boundaries</w:t>
       </w:r>
     </w:p>
     <w:p>
@@ -9127,63 +9058,7 @@
         <w:pStyle w:val="Normal"/>
       </w:pPr>
       <w:r>
-        <w:t xml:space="preserve">This is also what makes the Layer 11 principle — "the UI model composes presentation; users authorize actions" — implementable rather than aspirational. The adaptive UI can render anything it likes; nothing happens until an authenticated user submits an action that the gateway independently re-authorizes.</w:t>
-      </w:r>
-    </w:p>
-    <w:p>
-      <w:pPr>
-        <w:pStyle w:val="Heading1"/>
-      </w:pPr>
-      <w:r>
-        <w:t xml:space="preserve">21. Evaluation Becomes a First-Class Engineering Layer</w:t>
-      </w:r>
-    </w:p>
-    <w:p>
-      <w:pPr>
-        <w:pStyle w:val="ListParagraph"/>
-      </w:pPr>
-      <w:r>
-        <w:t xml:space="preserve">• Deterministic tests verify code, schemas, APIs, state transitions and PLC message contracts.</w:t>
-      </w:r>
-    </w:p>
-    <w:p>
-      <w:pPr>
-        <w:pStyle w:val="ListParagraph"/>
-      </w:pPr>
-      <w:r>
-        <w:t xml:space="preserve">• Semantic/model evaluations assess whether detection, classification and localization outputs meet quality expectations.</w:t>
-      </w:r>
-    </w:p>
-    <w:p>
-      <w:pPr>
-        <w:pStyle w:val="ListParagraph"/>
-      </w:pPr>
-      <w:r>
-        <w:t xml:space="preserve">• Safety evaluations test critical-defect false negatives, out-of-distribution boards, unknown defects, degraded images and unsafe automatic dispositions.</w:t>
-      </w:r>
-    </w:p>
-    <w:p>
-      <w:pPr>
-        <w:pStyle w:val="ListParagraph"/>
-      </w:pPr>
-      <w:r>
-        <w:t xml:space="preserve">• Workflow/trajectory evaluations assess whether the system follows the intended gate sequence and escalates correctly.</w:t>
-      </w:r>
-    </w:p>
-    <w:p>
-      <w:pPr>
-        <w:pStyle w:val="ListParagraph"/>
-      </w:pPr>
-      <w:r>
-        <w:t xml:space="preserve">• Golden datasets provide repeatable scenarios against which model, preprocessing and threshold changes can be compared.</w:t>
-      </w:r>
-    </w:p>
-    <w:p>
-      <w:pPr>
-        <w:pStyle w:val="Normal"/>
-      </w:pPr>
-      <w:r>
-        <w:t xml:space="preserve">Example evaluation repository:</w:t>
+        <w:t xml:space="preserve">A central architecture principle is to keep critical controls and state transitions deterministic while allowing models to handle bounded probabilistic tasks.</w:t>
       </w:r>
     </w:p>
     <w:tbl>
@@ -9220,163 +9095,283 @@
                 <w:rFonts w:ascii="Consolas" w:hAnsi="Consolas"/>
                 <w:sz w:val="17"/>
               </w:rPr>
-              <w:t xml:space="preserve">evals/</w:t>
-            </w:r>
-          </w:p>
-          <w:p>
-            <w:pPr>
-              <w:pStyle w:val="CodeText"/>
-            </w:pPr>
-            <w:r>
-              <w:rPr>
-                <w:rFonts w:ascii="Consolas" w:hAnsi="Consolas"/>
-                <w:sz w:val="17"/>
-              </w:rPr>
-              <w:t xml:space="preserve">├── datasets/</w:t>
-            </w:r>
-          </w:p>
-          <w:p>
-            <w:pPr>
-              <w:pStyle w:val="CodeText"/>
-            </w:pPr>
-            <w:r>
-              <w:rPr>
-                <w:rFonts w:ascii="Consolas" w:hAnsi="Consolas"/>
-                <w:sz w:val="17"/>
-              </w:rPr>
-              <w:t xml:space="preserve">│   ├── board_inspection_cases.json</w:t>
-            </w:r>
-          </w:p>
-          <w:p>
-            <w:pPr>
-              <w:pStyle w:val="CodeText"/>
-            </w:pPr>
-            <w:r>
-              <w:rPr>
-                <w:rFonts w:ascii="Consolas" w:hAnsi="Consolas"/>
-                <w:sz w:val="17"/>
-              </w:rPr>
-              <w:t xml:space="preserve">│   ├── critical_defect_cases.json</w:t>
-            </w:r>
-          </w:p>
-          <w:p>
-            <w:pPr>
-              <w:pStyle w:val="CodeText"/>
-            </w:pPr>
-            <w:r>
-              <w:rPr>
-                <w:rFonts w:ascii="Consolas" w:hAnsi="Consolas"/>
-                <w:sz w:val="17"/>
-              </w:rPr>
-              <w:t xml:space="preserve">│   └── calibration_cases.json</w:t>
-            </w:r>
-          </w:p>
-          <w:p>
-            <w:pPr>
-              <w:pStyle w:val="CodeText"/>
-            </w:pPr>
-            <w:r>
-              <w:rPr>
-                <w:rFonts w:ascii="Consolas" w:hAnsi="Consolas"/>
-                <w:sz w:val="17"/>
-              </w:rPr>
-              <w:t xml:space="preserve">├── expected/</w:t>
-            </w:r>
-          </w:p>
-          <w:p>
-            <w:pPr>
-              <w:pStyle w:val="CodeText"/>
-            </w:pPr>
-            <w:r>
-              <w:rPr>
-                <w:rFonts w:ascii="Consolas" w:hAnsi="Consolas"/>
-                <w:sz w:val="17"/>
-              </w:rPr>
-              <w:t xml:space="preserve">│   └── expected_behaviour.json</w:t>
-            </w:r>
-          </w:p>
-          <w:p>
-            <w:pPr>
-              <w:pStyle w:val="CodeText"/>
-            </w:pPr>
-            <w:r>
-              <w:rPr>
-                <w:rFonts w:ascii="Consolas" w:hAnsi="Consolas"/>
-                <w:sz w:val="17"/>
-              </w:rPr>
-              <w:t xml:space="preserve">├── scenarios/</w:t>
-            </w:r>
-          </w:p>
-          <w:p>
-            <w:pPr>
-              <w:pStyle w:val="CodeText"/>
-            </w:pPr>
-            <w:r>
-              <w:rPr>
-                <w:rFonts w:ascii="Consolas" w:hAnsi="Consolas"/>
-                <w:sz w:val="17"/>
-              </w:rPr>
-              <w:t xml:space="preserve">│   ├── degraded-image.md</w:t>
-            </w:r>
-          </w:p>
-          <w:p>
-            <w:pPr>
-              <w:pStyle w:val="CodeText"/>
-            </w:pPr>
-            <w:r>
-              <w:rPr>
-                <w:rFonts w:ascii="Consolas" w:hAnsi="Consolas"/>
-                <w:sz w:val="17"/>
-              </w:rPr>
-              <w:t xml:space="preserve">│   ├── unseen-board-revision.md</w:t>
-            </w:r>
-          </w:p>
-          <w:p>
-            <w:pPr>
-              <w:pStyle w:val="CodeText"/>
-            </w:pPr>
-            <w:r>
-              <w:rPr>
-                <w:rFonts w:ascii="Consolas" w:hAnsi="Consolas"/>
-                <w:sz w:val="17"/>
-              </w:rPr>
-              <w:t xml:space="preserve">│   ├── rare-defect.md</w:t>
-            </w:r>
-          </w:p>
-          <w:p>
-            <w:pPr>
-              <w:pStyle w:val="CodeText"/>
-            </w:pPr>
-            <w:r>
-              <w:rPr>
-                <w:rFonts w:ascii="Consolas" w:hAnsi="Consolas"/>
-                <w:sz w:val="17"/>
-              </w:rPr>
-              <w:t xml:space="preserve">│   ├── multiple-defects.md</w:t>
-            </w:r>
-          </w:p>
-          <w:p>
-            <w:pPr>
-              <w:pStyle w:val="CodeText"/>
-            </w:pPr>
-            <w:r>
-              <w:rPr>
-                <w:rFonts w:ascii="Consolas" w:hAnsi="Consolas"/>
-                <w:sz w:val="17"/>
-              </w:rPr>
-              <w:t xml:space="preserve">│   └── inspection-system-unavailable.md</w:t>
-            </w:r>
-          </w:p>
-          <w:p>
-            <w:pPr>
-              <w:pStyle w:val="CodeText"/>
-            </w:pPr>
-            <w:r>
-              <w:rPr>
-                <w:rFonts w:ascii="Consolas" w:hAnsi="Consolas"/>
-                <w:sz w:val="17"/>
-              </w:rPr>
-              <w:t xml:space="preserve">└── evaluation-rubric.md</w:t>
+              <w:t xml:space="preserve">Board → Camera → Edge Capture → Workflow Controller</w:t>
+            </w:r>
+          </w:p>
+          <w:p>
+            <w:pPr>
+              <w:pStyle w:val="CodeText"/>
+            </w:pPr>
+            <w:r>
+              <w:rPr>
+                <w:rFonts w:ascii="Consolas" w:hAnsi="Consolas"/>
+                <w:sz w:val="17"/>
+              </w:rPr>
+              <w:t xml:space="preserve">   │</w:t>
+            </w:r>
+          </w:p>
+          <w:p>
+            <w:pPr>
+              <w:pStyle w:val="CodeText"/>
+            </w:pPr>
+            <w:r>
+              <w:rPr>
+                <w:rFonts w:ascii="Consolas" w:hAnsi="Consolas"/>
+                <w:sz w:val="17"/>
+              </w:rPr>
+              <w:t xml:space="preserve">   ├── Deterministic:</w:t>
+            </w:r>
+          </w:p>
+          <w:p>
+            <w:pPr>
+              <w:pStyle w:val="CodeText"/>
+            </w:pPr>
+            <w:r>
+              <w:rPr>
+                <w:rFonts w:ascii="Consolas" w:hAnsi="Consolas"/>
+                <w:sz w:val="17"/>
+              </w:rPr>
+              <w:t xml:space="preserve">   │     authentication</w:t>
+            </w:r>
+          </w:p>
+          <w:p>
+            <w:pPr>
+              <w:pStyle w:val="CodeText"/>
+            </w:pPr>
+            <w:r>
+              <w:rPr>
+                <w:rFonts w:ascii="Consolas" w:hAnsi="Consolas"/>
+                <w:sz w:val="17"/>
+              </w:rPr>
+              <w:t xml:space="preserve">   │     RBAC</w:t>
+            </w:r>
+          </w:p>
+          <w:p>
+            <w:pPr>
+              <w:pStyle w:val="CodeText"/>
+            </w:pPr>
+            <w:r>
+              <w:rPr>
+                <w:rFonts w:ascii="Consolas" w:hAnsi="Consolas"/>
+                <w:sz w:val="17"/>
+              </w:rPr>
+              <w:t xml:space="preserve">   │     workflow state</w:t>
+            </w:r>
+          </w:p>
+          <w:p>
+            <w:pPr>
+              <w:pStyle w:val="CodeText"/>
+            </w:pPr>
+            <w:r>
+              <w:rPr>
+                <w:rFonts w:ascii="Consolas" w:hAnsi="Consolas"/>
+                <w:sz w:val="17"/>
+              </w:rPr>
+              <w:t xml:space="preserve">   │     board identity association</w:t>
+            </w:r>
+          </w:p>
+          <w:p>
+            <w:pPr>
+              <w:pStyle w:val="CodeText"/>
+            </w:pPr>
+            <w:r>
+              <w:rPr>
+                <w:rFonts w:ascii="Consolas" w:hAnsi="Consolas"/>
+                <w:sz w:val="17"/>
+              </w:rPr>
+              <w:t xml:space="preserve">   │     disposition policy and thresholds</w:t>
+            </w:r>
+          </w:p>
+          <w:p>
+            <w:pPr>
+              <w:pStyle w:val="CodeText"/>
+            </w:pPr>
+            <w:r>
+              <w:rPr>
+                <w:rFonts w:ascii="Consolas" w:hAnsi="Consolas"/>
+                <w:sz w:val="17"/>
+              </w:rPr>
+              <w:t xml:space="preserve">   │     PLC signalling and interlocks</w:t>
+            </w:r>
+          </w:p>
+          <w:p>
+            <w:pPr>
+              <w:pStyle w:val="CodeText"/>
+            </w:pPr>
+            <w:r>
+              <w:rPr>
+                <w:rFonts w:ascii="Consolas" w:hAnsi="Consolas"/>
+                <w:sz w:val="17"/>
+              </w:rPr>
+              <w:t xml:space="preserve">   │     evidence persistence</w:t>
+            </w:r>
+          </w:p>
+          <w:p>
+            <w:pPr>
+              <w:pStyle w:val="CodeText"/>
+            </w:pPr>
+            <w:r>
+              <w:rPr>
+                <w:rFonts w:ascii="Consolas" w:hAnsi="Consolas"/>
+                <w:sz w:val="17"/>
+              </w:rPr>
+              <w:t xml:space="preserve">   │     audit trail</w:t>
+            </w:r>
+          </w:p>
+          <w:p>
+            <w:pPr>
+              <w:pStyle w:val="CodeText"/>
+            </w:pPr>
+            <w:r>
+              <w:rPr>
+                <w:rFonts w:ascii="Consolas" w:hAnsi="Consolas"/>
+                <w:sz w:val="17"/>
+              </w:rPr>
+              <w:t xml:space="preserve">   │</w:t>
+            </w:r>
+          </w:p>
+          <w:p>
+            <w:pPr>
+              <w:pStyle w:val="CodeText"/>
+            </w:pPr>
+            <w:r>
+              <w:rPr>
+                <w:rFonts w:ascii="Consolas" w:hAnsi="Consolas"/>
+                <w:sz w:val="17"/>
+              </w:rPr>
+              <w:t xml:space="preserve">   └── Probabilistic:</w:t>
+            </w:r>
+          </w:p>
+          <w:p>
+            <w:pPr>
+              <w:pStyle w:val="CodeText"/>
+            </w:pPr>
+            <w:r>
+              <w:rPr>
+                <w:rFonts w:ascii="Consolas" w:hAnsi="Consolas"/>
+                <w:sz w:val="17"/>
+              </w:rPr>
+              <w:t xml:space="preserve">         image quality assessment</w:t>
+            </w:r>
+          </w:p>
+          <w:p>
+            <w:pPr>
+              <w:pStyle w:val="CodeText"/>
+            </w:pPr>
+            <w:r>
+              <w:rPr>
+                <w:rFonts w:ascii="Consolas" w:hAnsi="Consolas"/>
+                <w:sz w:val="17"/>
+              </w:rPr>
+              <w:t xml:space="preserve">         defect detection</w:t>
+            </w:r>
+          </w:p>
+          <w:p>
+            <w:pPr>
+              <w:pStyle w:val="CodeText"/>
+            </w:pPr>
+            <w:r>
+              <w:rPr>
+                <w:rFonts w:ascii="Consolas" w:hAnsi="Consolas"/>
+                <w:sz w:val="17"/>
+              </w:rPr>
+              <w:t xml:space="preserve">         defect classification</w:t>
+            </w:r>
+          </w:p>
+          <w:p>
+            <w:pPr>
+              <w:pStyle w:val="CodeText"/>
+            </w:pPr>
+            <w:r>
+              <w:rPr>
+                <w:rFonts w:ascii="Consolas" w:hAnsi="Consolas"/>
+                <w:sz w:val="17"/>
+              </w:rPr>
+              <w:t xml:space="preserve">         localization</w:t>
+            </w:r>
+          </w:p>
+          <w:p>
+            <w:pPr>
+              <w:pStyle w:val="CodeText"/>
+            </w:pPr>
+            <w:r>
+              <w:rPr>
+                <w:rFonts w:ascii="Consolas" w:hAnsi="Consolas"/>
+                <w:sz w:val="17"/>
+              </w:rPr>
+              <w:t xml:space="preserve">         uncertainty estimation</w:t>
+            </w:r>
+          </w:p>
+          <w:p>
+            <w:pPr>
+              <w:pStyle w:val="CodeText"/>
+            </w:pPr>
+            <w:r>
+              <w:rPr>
+                <w:rFonts w:ascii="Consolas" w:hAnsi="Consolas"/>
+                <w:sz w:val="17"/>
+              </w:rPr>
+              <w:t xml:space="preserve">         review prioritisation</w:t>
+            </w:r>
+          </w:p>
+          <w:p>
+            <w:pPr>
+              <w:pStyle w:val="CodeText"/>
+            </w:pPr>
+            <w:r>
+              <w:rPr>
+                <w:rFonts w:ascii="Consolas" w:hAnsi="Consolas"/>
+                <w:sz w:val="17"/>
+              </w:rPr>
+              <w:t xml:space="preserve">   │</w:t>
+            </w:r>
+          </w:p>
+          <w:p>
+            <w:pPr>
+              <w:pStyle w:val="CodeText"/>
+            </w:pPr>
+            <w:r>
+              <w:rPr>
+                <w:rFonts w:ascii="Consolas" w:hAnsi="Consolas"/>
+                <w:sz w:val="17"/>
+              </w:rPr>
+              <w:t xml:space="preserve">   ▼</w:t>
+            </w:r>
+          </w:p>
+          <w:p>
+            <w:pPr>
+              <w:pStyle w:val="CodeText"/>
+            </w:pPr>
+            <w:r>
+              <w:rPr>
+                <w:rFonts w:ascii="Consolas" w:hAnsi="Consolas"/>
+                <w:sz w:val="17"/>
+              </w:rPr>
+              <w:t xml:space="preserve">Evaluation</w:t>
+            </w:r>
+          </w:p>
+          <w:p>
+            <w:pPr>
+              <w:pStyle w:val="CodeText"/>
+            </w:pPr>
+            <w:r>
+              <w:rPr>
+                <w:rFonts w:ascii="Consolas" w:hAnsi="Consolas"/>
+                <w:sz w:val="17"/>
+              </w:rPr>
+              <w:t xml:space="preserve">   ├── acceptable   → continue</w:t>
+            </w:r>
+          </w:p>
+          <w:p>
+            <w:pPr>
+              <w:pStyle w:val="CodeText"/>
+            </w:pPr>
+            <w:r>
+              <w:rPr>
+                <w:rFonts w:ascii="Consolas" w:hAnsi="Consolas"/>
+                <w:sz w:val="17"/>
+              </w:rPr>
+              <w:t xml:space="preserve">   └── uncertain    → human review</w:t>
             </w:r>
           </w:p>
         </w:tc>
@@ -9389,10 +9384,26 @@
     </w:p>
     <w:p>
       <w:pPr>
+        <w:pStyle w:val="Normal"/>
+      </w:pPr>
+      <w:r>
+        <w:t xml:space="preserve">On this project the boundary has a physical consequence: a probabilistic component must never actuate the line directly. The proposed design states this explicitly — "no direct inference-to-PLC shortcut" and "persist before action." Evidence is durably recorded before any physical action, and a disposition is mapped to an approved physical procedure rather than dispatched straight from an inference result.</w:t>
+      </w:r>
+    </w:p>
+    <w:p>
+      <w:pPr>
+        <w:pStyle w:val="Normal"/>
+      </w:pPr>
+      <w:r>
+        <w:t xml:space="preserve">Everything in the left-hand column above belongs to one component. It has a name, and the next section gives it one.</w:t>
+      </w:r>
+    </w:p>
+    <w:p>
+      <w:pPr>
         <w:pStyle w:val="Heading1"/>
       </w:pPr>
       <w:r>
-        <w:t xml:space="preserve">22. Why the Specification Must Evolve</w:t>
+        <w:t xml:space="preserve">21. The Backend — Deterministic Spine and Action Gateway</w:t>
       </w:r>
     </w:p>
     <w:p>
@@ -9400,7 +9411,494 @@
         <w:pStyle w:val="Normal"/>
       </w:pPr>
       <w:r>
-        <w:t xml:space="preserve">A deterministic requirement might say:</w:t>
+        <w:t xml:space="preserve">In a model-driven architecture it is easy to describe the system as layers of models and lose the application tier entirely. That would be a serious error here. The backend is not the part left over once the interesting AI work is removed; it is the component that makes every constraint in this document enforceable. In the runtime view of §19, this is the Domain Runtime.</w:t>
+      </w:r>
+    </w:p>
+    <w:p>
+      <w:pPr>
+        <w:pStyle w:val="Heading2"/>
+      </w:pPr>
+      <w:r>
+        <w:t xml:space="preserve">21.1 What the backend owns</w:t>
+      </w:r>
+    </w:p>
+    <w:tbl>
+      <w:tblPr>
+        <w:tblW w:w="10460" w:type="dxa"/>
+        <w:tblBorders>
+          <w:top w:val="single" w:sz="4" w:color="CCD7E0"/>
+          <w:left w:val="single" w:sz="4" w:color="CCD7E0"/>
+          <w:bottom w:val="single" w:sz="4" w:color="CCD7E0"/>
+          <w:right w:val="single" w:sz="4" w:color="CCD7E0"/>
+          <w:insideH w:val="single" w:sz="4" w:color="CCD7E0"/>
+          <w:insideV w:val="single" w:sz="4" w:color="CCD7E0"/>
+        </w:tblBorders>
+        <w:tblCellMar>
+          <w:top w:w="90" w:type="dxa"/>
+          <w:left w:w="100" w:type="dxa"/>
+          <w:bottom w:w="90" w:type="dxa"/>
+          <w:right w:w="100" w:type="dxa"/>
+        </w:tblCellMar>
+      </w:tblPr>
+      <w:tblGrid>
+        <w:gridCol w:w="3486"/>
+        <w:gridCol w:w="3486"/>
+        <w:gridCol w:w="3486"/>
+      </w:tblGrid>
+      <w:tr>
+        <w:trPr>
+          <w:tblHeader/>
+        </w:trPr>
+        <w:tc>
+          <w:tcPr>
+            <w:tcW w:w="3486" w:type="dxa"/>
+            <w:shd w:fill="173B57"/>
+            <w:vAlign w:val="top"/>
+          </w:tcPr>
+          <w:p>
+            <w:pPr>
+              <w:pStyle w:val="TableHead"/>
+            </w:pPr>
+            <w:r>
+              <w:t xml:space="preserve">Responsibility</w:t>
+            </w:r>
+          </w:p>
+        </w:tc>
+        <w:tc>
+          <w:tcPr>
+            <w:tcW w:w="3486" w:type="dxa"/>
+            <w:shd w:fill="173B57"/>
+            <w:vAlign w:val="top"/>
+          </w:tcPr>
+          <w:p>
+            <w:pPr>
+              <w:pStyle w:val="TableHead"/>
+            </w:pPr>
+            <w:r>
+              <w:t xml:space="preserve">Why it cannot live in a model</w:t>
+            </w:r>
+          </w:p>
+        </w:tc>
+        <w:tc>
+          <w:tcPr>
+            <w:tcW w:w="3486" w:type="dxa"/>
+            <w:shd w:fill="173B57"/>
+            <w:vAlign w:val="top"/>
+          </w:tcPr>
+          <w:p>
+            <w:pPr>
+              <w:pStyle w:val="TableHead"/>
+            </w:pPr>
+            <w:r>
+              <w:t xml:space="preserve">Layer</w:t>
+            </w:r>
+          </w:p>
+        </w:tc>
+      </w:tr>
+      <w:tr>
+        <w:trPr/>
+        <w:tc>
+          <w:tcPr>
+            <w:tcW w:w="3486" w:type="dxa"/>
+            <w:shd w:fill="F0F5F8"/>
+            <w:vAlign w:val="top"/>
+          </w:tcPr>
+          <w:p>
+            <w:pPr>
+              <w:pStyle w:val="TableText"/>
+            </w:pPr>
+            <w:r>
+              <w:t xml:space="preserve">Authentication, RBAC, line/site scoping</w:t>
+            </w:r>
+          </w:p>
+        </w:tc>
+        <w:tc>
+          <w:tcPr>
+            <w:tcW w:w="3486" w:type="dxa"/>
+            <w:shd w:fill="F0F5F8"/>
+            <w:vAlign w:val="top"/>
+          </w:tcPr>
+          <w:p>
+            <w:pPr>
+              <w:pStyle w:val="TableText"/>
+            </w:pPr>
+            <w:r>
+              <w:t xml:space="preserve">Permission is not a prediction</w:t>
+            </w:r>
+          </w:p>
+        </w:tc>
+        <w:tc>
+          <w:tcPr>
+            <w:tcW w:w="3486" w:type="dxa"/>
+            <w:shd w:fill="F0F5F8"/>
+            <w:vAlign w:val="top"/>
+          </w:tcPr>
+          <w:p>
+            <w:pPr>
+              <w:pStyle w:val="TableText"/>
+            </w:pPr>
+            <w:r>
+              <w:t xml:space="preserve">10</w:t>
+            </w:r>
+          </w:p>
+        </w:tc>
+      </w:tr>
+      <w:tr>
+        <w:trPr/>
+        <w:tc>
+          <w:tcPr>
+            <w:tcW w:w="3486" w:type="dxa"/>
+            <w:shd w:fill="FFFFFF"/>
+            <w:vAlign w:val="top"/>
+          </w:tcPr>
+          <w:p>
+            <w:pPr>
+              <w:pStyle w:val="TableText"/>
+            </w:pPr>
+            <w:r>
+              <w:t xml:space="preserve">Inspection workflow state machine</w:t>
+            </w:r>
+          </w:p>
+        </w:tc>
+        <w:tc>
+          <w:tcPr>
+            <w:tcW w:w="3486" w:type="dxa"/>
+            <w:shd w:fill="FFFFFF"/>
+            <w:vAlign w:val="top"/>
+          </w:tcPr>
+          <w:p>
+            <w:pPr>
+              <w:pStyle w:val="TableText"/>
+            </w:pPr>
+            <w:r>
+              <w:t xml:space="preserve">A board is in exactly one state; state is not probabilistic</w:t>
+            </w:r>
+          </w:p>
+        </w:tc>
+        <w:tc>
+          <w:tcPr>
+            <w:tcW w:w="3486" w:type="dxa"/>
+            <w:shd w:fill="FFFFFF"/>
+            <w:vAlign w:val="top"/>
+          </w:tcPr>
+          <w:p>
+            <w:pPr>
+              <w:pStyle w:val="TableText"/>
+            </w:pPr>
+            <w:r>
+              <w:t xml:space="preserve">6</w:t>
+            </w:r>
+          </w:p>
+        </w:tc>
+      </w:tr>
+      <w:tr>
+        <w:trPr/>
+        <w:tc>
+          <w:tcPr>
+            <w:tcW w:w="3486" w:type="dxa"/>
+            <w:shd w:fill="F0F5F8"/>
+            <w:vAlign w:val="top"/>
+          </w:tcPr>
+          <w:p>
+            <w:pPr>
+              <w:pStyle w:val="TableText"/>
+            </w:pPr>
+            <w:r>
+              <w:t xml:space="preserve">Disposition policy engine and thresholds</w:t>
+            </w:r>
+          </w:p>
+        </w:tc>
+        <w:tc>
+          <w:tcPr>
+            <w:tcW w:w="3486" w:type="dxa"/>
+            <w:shd w:fill="F0F5F8"/>
+            <w:vAlign w:val="top"/>
+          </w:tcPr>
+          <w:p>
+            <w:pPr>
+              <w:pStyle w:val="TableText"/>
+            </w:pPr>
+            <w:r>
+              <w:t xml:space="preserve">Policy is approved, versioned business rule, not learned behaviour</w:t>
+            </w:r>
+          </w:p>
+        </w:tc>
+        <w:tc>
+          <w:tcPr>
+            <w:tcW w:w="3486" w:type="dxa"/>
+            <w:shd w:fill="F0F5F8"/>
+            <w:vAlign w:val="top"/>
+          </w:tcPr>
+          <w:p>
+            <w:pPr>
+              <w:pStyle w:val="TableText"/>
+            </w:pPr>
+            <w:r>
+              <w:t xml:space="preserve">6</w:t>
+            </w:r>
+          </w:p>
+        </w:tc>
+      </w:tr>
+      <w:tr>
+        <w:trPr/>
+        <w:tc>
+          <w:tcPr>
+            <w:tcW w:w="3486" w:type="dxa"/>
+            <w:shd w:fill="FFFFFF"/>
+            <w:vAlign w:val="top"/>
+          </w:tcPr>
+          <w:p>
+            <w:pPr>
+              <w:pStyle w:val="TableText"/>
+            </w:pPr>
+            <w:r>
+              <w:t xml:space="preserve">Board identity association</w:t>
+            </w:r>
+          </w:p>
+        </w:tc>
+        <w:tc>
+          <w:tcPr>
+            <w:tcW w:w="3486" w:type="dxa"/>
+            <w:shd w:fill="FFFFFF"/>
+            <w:vAlign w:val="top"/>
+          </w:tcPr>
+          <w:p>
+            <w:pPr>
+              <w:pStyle w:val="TableText"/>
+            </w:pPr>
+            <w:r>
+              <w:t xml:space="preserve">An inspection result bound to the wrong board is worse than no result</w:t>
+            </w:r>
+          </w:p>
+        </w:tc>
+        <w:tc>
+          <w:tcPr>
+            <w:tcW w:w="3486" w:type="dxa"/>
+            <w:shd w:fill="FFFFFF"/>
+            <w:vAlign w:val="top"/>
+          </w:tcPr>
+          <w:p>
+            <w:pPr>
+              <w:pStyle w:val="TableText"/>
+            </w:pPr>
+            <w:r>
+              <w:t xml:space="preserve">1, 6</w:t>
+            </w:r>
+          </w:p>
+        </w:tc>
+      </w:tr>
+      <w:tr>
+        <w:trPr/>
+        <w:tc>
+          <w:tcPr>
+            <w:tcW w:w="3486" w:type="dxa"/>
+            <w:shd w:fill="F0F5F8"/>
+            <w:vAlign w:val="top"/>
+          </w:tcPr>
+          <w:p>
+            <w:pPr>
+              <w:pStyle w:val="TableText"/>
+            </w:pPr>
+            <w:r>
+              <w:t xml:space="preserve">Evidence, decision-record and audit persistence</w:t>
+            </w:r>
+          </w:p>
+        </w:tc>
+        <w:tc>
+          <w:tcPr>
+            <w:tcW w:w="3486" w:type="dxa"/>
+            <w:shd w:fill="F0F5F8"/>
+            <w:vAlign w:val="top"/>
+          </w:tcPr>
+          <w:p>
+            <w:pPr>
+              <w:pStyle w:val="TableText"/>
+            </w:pPr>
+            <w:r>
+              <w:t xml:space="preserve">Auditability requires durability guarantees a model cannot offer</w:t>
+            </w:r>
+          </w:p>
+        </w:tc>
+        <w:tc>
+          <w:tcPr>
+            <w:tcW w:w="3486" w:type="dxa"/>
+            <w:shd w:fill="F0F5F8"/>
+            <w:vAlign w:val="top"/>
+          </w:tcPr>
+          <w:p>
+            <w:pPr>
+              <w:pStyle w:val="TableText"/>
+            </w:pPr>
+            <w:r>
+              <w:t xml:space="preserve">10</w:t>
+            </w:r>
+          </w:p>
+        </w:tc>
+      </w:tr>
+      <w:tr>
+        <w:trPr/>
+        <w:tc>
+          <w:tcPr>
+            <w:tcW w:w="3486" w:type="dxa"/>
+            <w:shd w:fill="FFFFFF"/>
+            <w:vAlign w:val="top"/>
+          </w:tcPr>
+          <w:p>
+            <w:pPr>
+              <w:pStyle w:val="TableText"/>
+            </w:pPr>
+            <w:r>
+              <w:t xml:space="preserve">Action gateway to PLC / line control</w:t>
+            </w:r>
+          </w:p>
+        </w:tc>
+        <w:tc>
+          <w:tcPr>
+            <w:tcW w:w="3486" w:type="dxa"/>
+            <w:shd w:fill="FFFFFF"/>
+            <w:vAlign w:val="top"/>
+          </w:tcPr>
+          <w:p>
+            <w:pPr>
+              <w:pStyle w:val="TableText"/>
+            </w:pPr>
+            <w:r>
+              <w:t xml:space="preserve">Physical effect requires authorization, idempotency and reconciliation</w:t>
+            </w:r>
+          </w:p>
+        </w:tc>
+        <w:tc>
+          <w:tcPr>
+            <w:tcW w:w="3486" w:type="dxa"/>
+            <w:shd w:fill="FFFFFF"/>
+            <w:vAlign w:val="top"/>
+          </w:tcPr>
+          <w:p>
+            <w:pPr>
+              <w:pStyle w:val="TableText"/>
+            </w:pPr>
+            <w:r>
+              <w:t xml:space="preserve">6, edge</w:t>
+            </w:r>
+          </w:p>
+        </w:tc>
+      </w:tr>
+      <w:tr>
+        <w:trPr/>
+        <w:tc>
+          <w:tcPr>
+            <w:tcW w:w="3486" w:type="dxa"/>
+            <w:shd w:fill="F0F5F8"/>
+            <w:vAlign w:val="top"/>
+          </w:tcPr>
+          <w:p>
+            <w:pPr>
+              <w:pStyle w:val="TableText"/>
+            </w:pPr>
+            <w:r>
+              <w:t xml:space="preserve">Integration adapters (MES, Quality system)</w:t>
+            </w:r>
+          </w:p>
+        </w:tc>
+        <w:tc>
+          <w:tcPr>
+            <w:tcW w:w="3486" w:type="dxa"/>
+            <w:shd w:fill="F0F5F8"/>
+            <w:vAlign w:val="top"/>
+          </w:tcPr>
+          <w:p>
+            <w:pPr>
+              <w:pStyle w:val="TableText"/>
+            </w:pPr>
+            <w:r>
+              <w:t xml:space="preserve">Contracts with external systems are fixed, not inferred</w:t>
+            </w:r>
+          </w:p>
+        </w:tc>
+        <w:tc>
+          <w:tcPr>
+            <w:tcW w:w="3486" w:type="dxa"/>
+            <w:shd w:fill="F0F5F8"/>
+            <w:vAlign w:val="top"/>
+          </w:tcPr>
+          <w:p>
+            <w:pPr>
+              <w:pStyle w:val="TableText"/>
+            </w:pPr>
+            <w:r>
+              <w:t xml:space="preserve">Integration</w:t>
+            </w:r>
+          </w:p>
+        </w:tc>
+      </w:tr>
+      <w:tr>
+        <w:trPr/>
+        <w:tc>
+          <w:tcPr>
+            <w:tcW w:w="3486" w:type="dxa"/>
+            <w:shd w:fill="FFFFFF"/>
+            <w:vAlign w:val="top"/>
+          </w:tcPr>
+          <w:p>
+            <w:pPr>
+              <w:pStyle w:val="TableText"/>
+            </w:pPr>
+            <w:r>
+              <w:t xml:space="preserve">Review queue and assignment</w:t>
+            </w:r>
+          </w:p>
+        </w:tc>
+        <w:tc>
+          <w:tcPr>
+            <w:tcW w:w="3486" w:type="dxa"/>
+            <w:shd w:fill="FFFFFF"/>
+            <w:vAlign w:val="top"/>
+          </w:tcPr>
+          <w:p>
+            <w:pPr>
+              <w:pStyle w:val="TableText"/>
+            </w:pPr>
+            <w:r>
+              <w:t xml:space="preserve">Who reviews what is an operational rule</w:t>
+            </w:r>
+          </w:p>
+        </w:tc>
+        <w:tc>
+          <w:tcPr>
+            <w:tcW w:w="3486" w:type="dxa"/>
+            <w:shd w:fill="FFFFFF"/>
+            <w:vAlign w:val="top"/>
+          </w:tcPr>
+          <w:p>
+            <w:pPr>
+              <w:pStyle w:val="TableText"/>
+            </w:pPr>
+            <w:r>
+              <w:t xml:space="preserve">7</w:t>
+            </w:r>
+          </w:p>
+        </w:tc>
+      </w:tr>
+    </w:tbl>
+    <w:p>
+      <w:pPr>
+        <w:pStyle w:val="Normal"/>
+      </w:pPr>
+    </w:p>
+    <w:p>
+      <w:pPr>
+        <w:pStyle w:val="Heading2"/>
+      </w:pPr>
+      <w:r>
+        <w:t xml:space="preserve">21.2 The enforcement relationship</w:t>
+      </w:r>
+    </w:p>
+    <w:p>
+      <w:pPr>
+        <w:pStyle w:val="Normal"/>
+      </w:pPr>
+      <w:r>
+        <w:t xml:space="preserve">Model contracts (§13) list forbidden actions. The backend is what refuses them. Read the two together:</w:t>
       </w:r>
     </w:p>
     <w:tbl>
@@ -9437,7 +9935,211 @@
                 <w:rFonts w:ascii="Consolas" w:hAnsi="Consolas"/>
                 <w:sz w:val="17"/>
               </w:rPr>
-              <w:t xml:space="preserve">The system shall detect a missing component.</w:t>
+              <w:t xml:space="preserve">Model contract says                    Backend service enforces</w:t>
+            </w:r>
+          </w:p>
+          <w:p>
+            <w:pPr>
+              <w:pStyle w:val="CodeText"/>
+            </w:pPr>
+            <w:r>
+              <w:rPr>
+                <w:rFonts w:ascii="Consolas" w:hAnsi="Consolas"/>
+                <w:sz w:val="17"/>
+              </w:rPr>
+              <w:t xml:space="preserve">─────────────────────────────────────  ──────────────────────────────────────</w:t>
+            </w:r>
+          </w:p>
+          <w:p>
+            <w:pPr>
+              <w:pStyle w:val="CodeText"/>
+            </w:pPr>
+            <w:r>
+              <w:rPr>
+                <w:rFonts w:ascii="Consolas" w:hAnsi="Consolas"/>
+                <w:sz w:val="17"/>
+              </w:rPr>
+              <w:t xml:space="preserve">Detection must not issue the           Only the policy engine may write a</w:t>
+            </w:r>
+          </w:p>
+          <w:p>
+            <w:pPr>
+              <w:pStyle w:val="CodeText"/>
+            </w:pPr>
+            <w:r>
+              <w:rPr>
+                <w:rFonts w:ascii="Consolas" w:hAnsi="Consolas"/>
+                <w:sz w:val="17"/>
+              </w:rPr>
+              <w:t xml:space="preserve">final disposition                      disposition to the state machine</w:t>
+            </w:r>
+          </w:p>
+          <w:p>
+            <w:pPr>
+              <w:pStyle w:val="CodeText"/>
+            </w:pPr>
+            <w:r>
+              <w:rPr>
+                <w:rFonts w:ascii="Consolas" w:hAnsi="Consolas"/>
+                <w:sz w:val="17"/>
+              </w:rPr>
+              <w:t xml:space="preserve"> </w:t>
+            </w:r>
+          </w:p>
+          <w:p>
+            <w:pPr>
+              <w:pStyle w:val="CodeText"/>
+            </w:pPr>
+            <w:r>
+              <w:rPr>
+                <w:rFonts w:ascii="Consolas" w:hAnsi="Consolas"/>
+                <w:sz w:val="17"/>
+              </w:rPr>
+              <w:t xml:space="preserve">Detection must not signal the PLC      Only the action gateway may emit a</w:t>
+            </w:r>
+          </w:p>
+          <w:p>
+            <w:pPr>
+              <w:pStyle w:val="CodeText"/>
+            </w:pPr>
+            <w:r>
+              <w:rPr>
+                <w:rFonts w:ascii="Consolas" w:hAnsi="Consolas"/>
+                <w:sz w:val="17"/>
+              </w:rPr>
+              <w:t xml:space="preserve">directly                               line command, and only from a</w:t>
+            </w:r>
+          </w:p>
+          <w:p>
+            <w:pPr>
+              <w:pStyle w:val="CodeText"/>
+            </w:pPr>
+            <w:r>
+              <w:rPr>
+                <w:rFonts w:ascii="Consolas" w:hAnsi="Consolas"/>
+                <w:sz w:val="17"/>
+              </w:rPr>
+              <w:t xml:space="preserve">                                       persisted disposition</w:t>
+            </w:r>
+          </w:p>
+          <w:p>
+            <w:pPr>
+              <w:pStyle w:val="CodeText"/>
+            </w:pPr>
+            <w:r>
+              <w:rPr>
+                <w:rFonts w:ascii="Consolas" w:hAnsi="Consolas"/>
+                <w:sz w:val="17"/>
+              </w:rPr>
+              <w:t xml:space="preserve"> </w:t>
+            </w:r>
+          </w:p>
+          <w:p>
+            <w:pPr>
+              <w:pStyle w:val="CodeText"/>
+            </w:pPr>
+            <w:r>
+              <w:rPr>
+                <w:rFonts w:ascii="Consolas" w:hAnsi="Consolas"/>
+                <w:sz w:val="17"/>
+              </w:rPr>
+              <w:t xml:space="preserve">UI model must not grant permission     Action gateway re-authorizes the user</w:t>
+            </w:r>
+          </w:p>
+          <w:p>
+            <w:pPr>
+              <w:pStyle w:val="CodeText"/>
+            </w:pPr>
+            <w:r>
+              <w:rPr>
+                <w:rFonts w:ascii="Consolas" w:hAnsi="Consolas"/>
+                <w:sz w:val="17"/>
+              </w:rPr>
+              <w:t xml:space="preserve">                                       at submission, ignoring what was</w:t>
+            </w:r>
+          </w:p>
+          <w:p>
+            <w:pPr>
+              <w:pStyle w:val="CodeText"/>
+            </w:pPr>
+            <w:r>
+              <w:rPr>
+                <w:rFonts w:ascii="Consolas" w:hAnsi="Consolas"/>
+                <w:sz w:val="17"/>
+              </w:rPr>
+              <w:t xml:space="preserve">                                       rendered</w:t>
+            </w:r>
+          </w:p>
+          <w:p>
+            <w:pPr>
+              <w:pStyle w:val="CodeText"/>
+            </w:pPr>
+            <w:r>
+              <w:rPr>
+                <w:rFonts w:ascii="Consolas" w:hAnsi="Consolas"/>
+                <w:sz w:val="17"/>
+              </w:rPr>
+              <w:t xml:space="preserve"> </w:t>
+            </w:r>
+          </w:p>
+          <w:p>
+            <w:pPr>
+              <w:pStyle w:val="CodeText"/>
+            </w:pPr>
+            <w:r>
+              <w:rPr>
+                <w:rFonts w:ascii="Consolas" w:hAnsi="Consolas"/>
+                <w:sz w:val="17"/>
+              </w:rPr>
+              <w:t xml:space="preserve">No unapproved model in production      Inference path checks the registry's</w:t>
+            </w:r>
+          </w:p>
+          <w:p>
+            <w:pPr>
+              <w:pStyle w:val="CodeText"/>
+            </w:pPr>
+            <w:r>
+              <w:rPr>
+                <w:rFonts w:ascii="Consolas" w:hAnsi="Consolas"/>
+                <w:sz w:val="17"/>
+              </w:rPr>
+              <w:t xml:space="preserve">                                       approved-version list before use</w:t>
+            </w:r>
+          </w:p>
+          <w:p>
+            <w:pPr>
+              <w:pStyle w:val="CodeText"/>
+            </w:pPr>
+            <w:r>
+              <w:rPr>
+                <w:rFonts w:ascii="Consolas" w:hAnsi="Consolas"/>
+                <w:sz w:val="17"/>
+              </w:rPr>
+              <w:t xml:space="preserve"> </w:t>
+            </w:r>
+          </w:p>
+          <w:p>
+            <w:pPr>
+              <w:pStyle w:val="CodeText"/>
+            </w:pPr>
+            <w:r>
+              <w:rPr>
+                <w:rFonts w:ascii="Consolas" w:hAnsi="Consolas"/>
+                <w:sz w:val="17"/>
+              </w:rPr>
+              <w:t xml:space="preserve">Critical defect is never auto-PASS     Policy engine rejects the disposition;</w:t>
+            </w:r>
+          </w:p>
+          <w:p>
+            <w:pPr>
+              <w:pStyle w:val="CodeText"/>
+            </w:pPr>
+            <w:r>
+              <w:rPr>
+                <w:rFonts w:ascii="Consolas" w:hAnsi="Consolas"/>
+                <w:sz w:val="17"/>
+              </w:rPr>
+              <w:t xml:space="preserve">(BR-001)                               gateway rejects the release command</w:t>
             </w:r>
           </w:p>
         </w:tc>
@@ -9453,7 +10155,340 @@
         <w:pStyle w:val="Normal"/>
       </w:pPr>
       <w:r>
-        <w:t xml:space="preserve">An AI-native requirement defines the behaviour around uncertainty:</w:t>
+        <w:t xml:space="preserve">A forbidden action with no named enforcing service is an open issue, not a control. This is the single most useful review question to ask of the architecture document produced by PROMPT 07.</w:t>
+      </w:r>
+    </w:p>
+    <w:p>
+      <w:pPr>
+        <w:pStyle w:val="Heading2"/>
+      </w:pPr>
+      <w:r>
+        <w:t xml:space="preserve">21.3 Why this gets stronger, not weaker, as the AI gets better</w:t>
+      </w:r>
+    </w:p>
+    <w:p>
+      <w:pPr>
+        <w:pStyle w:val="Normal"/>
+      </w:pPr>
+      <w:r>
+        <w:t xml:space="preserve">A common assumption is that a more capable model needs less deterministic scaffolding. The opposite holds for this system. As the model takes on more of the inspection judgement, the consequences of an unbounded action grow, and the value of a narrow, auditable execution boundary grows with it. The backend is what allows the model to be improved, replaced, rolled back or run in shadow mode without renegotiating who is allowed to reject a board.</w:t>
+      </w:r>
+    </w:p>
+    <w:p>
+      <w:pPr>
+        <w:pStyle w:val="Normal"/>
+      </w:pPr>
+      <w:r>
+        <w:t xml:space="preserve">This is also what makes the Layer 11 principle — "the UI model composes presentation; users authorize actions" — implementable rather than aspirational. The adaptive UI can render anything it likes; nothing happens until an authenticated user submits an action that the gateway independently re-authorizes.</w:t>
+      </w:r>
+    </w:p>
+    <w:p>
+      <w:pPr>
+        <w:pStyle w:val="Heading1"/>
+      </w:pPr>
+      <w:r>
+        <w:t xml:space="preserve">22. The UI Runtime — Deterministic and Generative Interface</w:t>
+      </w:r>
+    </w:p>
+    <w:p>
+      <w:pPr>
+        <w:pStyle w:val="Normal"/>
+      </w:pPr>
+      <w:r>
+        <w:t xml:space="preserve">Layer 11 of the proposed design is an AI-rendered interface. That makes the UI Runtime the second model-driven surface in this system, and it needs the same engineering apparatus as the inspection pipeline: a contract, an approved vocabulary, a validation gate, a fallback and its own evaluations.</w:t>
+      </w:r>
+    </w:p>
+    <w:p>
+      <w:pPr>
+        <w:pStyle w:val="Heading2"/>
+      </w:pPr>
+      <w:r>
+        <w:t xml:space="preserve">22.1 Not all of the interface should be generated</w:t>
+      </w:r>
+    </w:p>
+    <w:p>
+      <w:pPr>
+        <w:pStyle w:val="Normal"/>
+      </w:pPr>
+      <w:r>
+        <w:t xml:space="preserve">The split is a deliberate design decision, not a capability limit.</w:t>
+      </w:r>
+    </w:p>
+    <w:tbl>
+      <w:tblPr>
+        <w:tblW w:w="10460" w:type="dxa"/>
+        <w:tblBorders>
+          <w:top w:val="single" w:sz="4" w:color="CCD7E0"/>
+          <w:left w:val="single" w:sz="4" w:color="CCD7E0"/>
+          <w:bottom w:val="single" w:sz="4" w:color="CCD7E0"/>
+          <w:right w:val="single" w:sz="4" w:color="CCD7E0"/>
+          <w:insideH w:val="single" w:sz="4" w:color="CCD7E0"/>
+          <w:insideV w:val="single" w:sz="4" w:color="CCD7E0"/>
+        </w:tblBorders>
+        <w:tblCellMar>
+          <w:top w:w="90" w:type="dxa"/>
+          <w:left w:w="100" w:type="dxa"/>
+          <w:bottom w:w="90" w:type="dxa"/>
+          <w:right w:w="100" w:type="dxa"/>
+        </w:tblCellMar>
+      </w:tblPr>
+      <w:tblGrid>
+        <w:gridCol w:w="5230"/>
+        <w:gridCol w:w="5230"/>
+      </w:tblGrid>
+      <w:tr>
+        <w:trPr>
+          <w:tblHeader/>
+        </w:trPr>
+        <w:tc>
+          <w:tcPr>
+            <w:tcW w:w="5230" w:type="dxa"/>
+            <w:shd w:fill="173B57"/>
+            <w:vAlign w:val="top"/>
+          </w:tcPr>
+          <w:p>
+            <w:pPr>
+              <w:pStyle w:val="TableHead"/>
+            </w:pPr>
+            <w:r>
+              <w:t xml:space="preserve">Deterministic UI — always hand-built</w:t>
+            </w:r>
+          </w:p>
+        </w:tc>
+        <w:tc>
+          <w:tcPr>
+            <w:tcW w:w="5230" w:type="dxa"/>
+            <w:shd w:fill="173B57"/>
+            <w:vAlign w:val="top"/>
+          </w:tcPr>
+          <w:p>
+            <w:pPr>
+              <w:pStyle w:val="TableHead"/>
+            </w:pPr>
+            <w:r>
+              <w:t xml:space="preserve">Generative UI — model-composed</w:t>
+            </w:r>
+          </w:p>
+        </w:tc>
+      </w:tr>
+      <w:tr>
+        <w:trPr/>
+        <w:tc>
+          <w:tcPr>
+            <w:tcW w:w="5230" w:type="dxa"/>
+            <w:shd w:fill="F0F5F8"/>
+            <w:vAlign w:val="top"/>
+          </w:tcPr>
+          <w:p>
+            <w:pPr>
+              <w:pStyle w:val="TableText"/>
+            </w:pPr>
+            <w:r>
+              <w:t xml:space="preserve">Sign-in and session handling</w:t>
+            </w:r>
+          </w:p>
+        </w:tc>
+        <w:tc>
+          <w:tcPr>
+            <w:tcW w:w="5230" w:type="dxa"/>
+            <w:shd w:fill="F0F5F8"/>
+            <w:vAlign w:val="top"/>
+          </w:tcPr>
+          <w:p>
+            <w:pPr>
+              <w:pStyle w:val="TableText"/>
+            </w:pPr>
+            <w:r>
+              <w:t xml:space="preserve">Role-aware dashboard composition</w:t>
+            </w:r>
+          </w:p>
+        </w:tc>
+      </w:tr>
+      <w:tr>
+        <w:trPr/>
+        <w:tc>
+          <w:tcPr>
+            <w:tcW w:w="5230" w:type="dxa"/>
+            <w:shd w:fill="FFFFFF"/>
+            <w:vAlign w:val="top"/>
+          </w:tcPr>
+          <w:p>
+            <w:pPr>
+              <w:pStyle w:val="TableText"/>
+            </w:pPr>
+            <w:r>
+              <w:t xml:space="preserve">Navigation and line/site selection</w:t>
+            </w:r>
+          </w:p>
+        </w:tc>
+        <w:tc>
+          <w:tcPr>
+            <w:tcW w:w="5230" w:type="dxa"/>
+            <w:shd w:fill="FFFFFF"/>
+            <w:vAlign w:val="top"/>
+          </w:tcPr>
+          <w:p>
+            <w:pPr>
+              <w:pStyle w:val="TableText"/>
+            </w:pPr>
+            <w:r>
+              <w:t xml:space="preserve">Review queue prioritisation and grouping</w:t>
+            </w:r>
+          </w:p>
+        </w:tc>
+      </w:tr>
+      <w:tr>
+        <w:trPr/>
+        <w:tc>
+          <w:tcPr>
+            <w:tcW w:w="5230" w:type="dxa"/>
+            <w:shd w:fill="F0F5F8"/>
+            <w:vAlign w:val="top"/>
+          </w:tcPr>
+          <w:p>
+            <w:pPr>
+              <w:pStyle w:val="TableText"/>
+            </w:pPr>
+            <w:r>
+              <w:t xml:space="preserve">The disposition control itself</w:t>
+            </w:r>
+          </w:p>
+        </w:tc>
+        <w:tc>
+          <w:tcPr>
+            <w:tcW w:w="5230" w:type="dxa"/>
+            <w:shd w:fill="F0F5F8"/>
+            <w:vAlign w:val="top"/>
+          </w:tcPr>
+          <w:p>
+            <w:pPr>
+              <w:pStyle w:val="TableText"/>
+            </w:pPr>
+            <w:r>
+              <w:t xml:space="preserve">Contextual explanation of why a board was held</w:t>
+            </w:r>
+          </w:p>
+        </w:tc>
+      </w:tr>
+      <w:tr>
+        <w:trPr/>
+        <w:tc>
+          <w:tcPr>
+            <w:tcW w:w="5230" w:type="dxa"/>
+            <w:shd w:fill="FFFFFF"/>
+            <w:vAlign w:val="top"/>
+          </w:tcPr>
+          <w:p>
+            <w:pPr>
+              <w:pStyle w:val="TableText"/>
+            </w:pPr>
+            <w:r>
+              <w:t xml:space="preserve">Evidence and audit views of record</w:t>
+            </w:r>
+          </w:p>
+        </w:tc>
+        <w:tc>
+          <w:tcPr>
+            <w:tcW w:w="5230" w:type="dxa"/>
+            <w:shd w:fill="FFFFFF"/>
+            <w:vAlign w:val="top"/>
+          </w:tcPr>
+          <w:p>
+            <w:pPr>
+              <w:pStyle w:val="TableText"/>
+            </w:pPr>
+            <w:r>
+              <w:t xml:space="preserve">Adaptive review panels for the case at hand</w:t>
+            </w:r>
+          </w:p>
+        </w:tc>
+      </w:tr>
+      <w:tr>
+        <w:trPr/>
+        <w:tc>
+          <w:tcPr>
+            <w:tcW w:w="5230" w:type="dxa"/>
+            <w:shd w:fill="F0F5F8"/>
+            <w:vAlign w:val="top"/>
+          </w:tcPr>
+          <w:p>
+            <w:pPr>
+              <w:pStyle w:val="TableText"/>
+            </w:pPr>
+            <w:r>
+              <w:t xml:space="preserve">Threshold and policy administration</w:t>
+            </w:r>
+          </w:p>
+        </w:tc>
+        <w:tc>
+          <w:tcPr>
+            <w:tcW w:w="5230" w:type="dxa"/>
+            <w:shd w:fill="F0F5F8"/>
+            <w:vAlign w:val="top"/>
+          </w:tcPr>
+          <w:p>
+            <w:pPr>
+              <w:pStyle w:val="TableText"/>
+            </w:pPr>
+            <w:r>
+              <w:t xml:space="preserve">Summaries and trend narration for managers</w:t>
+            </w:r>
+          </w:p>
+        </w:tc>
+      </w:tr>
+      <w:tr>
+        <w:trPr/>
+        <w:tc>
+          <w:tcPr>
+            <w:tcW w:w="5230" w:type="dxa"/>
+            <w:shd w:fill="FFFFFF"/>
+            <w:vAlign w:val="top"/>
+          </w:tcPr>
+          <w:p>
+            <w:pPr>
+              <w:pStyle w:val="TableText"/>
+            </w:pPr>
+            <w:r>
+              <w:t xml:space="preserve">Any safety- or compliance-critical control</w:t>
+            </w:r>
+          </w:p>
+        </w:tc>
+        <w:tc>
+          <w:tcPr>
+            <w:tcW w:w="5230" w:type="dxa"/>
+            <w:shd w:fill="FFFFFF"/>
+            <w:vAlign w:val="top"/>
+          </w:tcPr>
+          <w:p>
+            <w:pPr>
+              <w:pStyle w:val="TableText"/>
+            </w:pPr>
+            <w:r>
+              <w:t xml:space="preserve">Contextual help and guidance</w:t>
+            </w:r>
+          </w:p>
+        </w:tc>
+      </w:tr>
+    </w:tbl>
+    <w:p>
+      <w:pPr>
+        <w:pStyle w:val="Normal"/>
+      </w:pPr>
+    </w:p>
+    <w:p>
+      <w:pPr>
+        <w:pStyle w:val="Normal"/>
+      </w:pPr>
+      <w:r>
+        <w:t xml:space="preserve">The rule of thumb: if getting it wrong changes what a person is able to do, it is deterministic. If getting it wrong changes what a person sees first, it may be generated.</w:t>
+      </w:r>
+    </w:p>
+    <w:p>
+      <w:pPr>
+        <w:pStyle w:val="Heading2"/>
+      </w:pPr>
+      <w:r>
+        <w:t xml:space="preserve">22.2 The composition pipeline</w:t>
       </w:r>
     </w:p>
     <w:tbl>
@@ -9490,91 +10525,103 @@
                 <w:rFonts w:ascii="Consolas" w:hAnsi="Consolas"/>
                 <w:sz w:val="17"/>
               </w:rPr>
-              <w:t xml:space="preserve">The Detection capability shall detect a missing component on a supported</w:t>
-            </w:r>
-          </w:p>
-          <w:p>
-            <w:pPr>
-              <w:pStyle w:val="CodeText"/>
-            </w:pPr>
-            <w:r>
-              <w:rPr>
-                <w:rFonts w:ascii="Consolas" w:hAnsi="Consolas"/>
-                <w:sz w:val="17"/>
-              </w:rPr>
-              <w:t xml:space="preserve">board type and revision, return a localization region, retain an evidence</w:t>
-            </w:r>
-          </w:p>
-          <w:p>
-            <w:pPr>
-              <w:pStyle w:val="CodeText"/>
-            </w:pPr>
-            <w:r>
-              <w:rPr>
-                <w:rFonts w:ascii="Consolas" w:hAnsi="Consolas"/>
-                <w:sz w:val="17"/>
-              </w:rPr>
-              <w:t xml:space="preserve">reference, represent uncertainty explicitly, and escalate when the evidence</w:t>
-            </w:r>
-          </w:p>
-          <w:p>
-            <w:pPr>
-              <w:pStyle w:val="CodeText"/>
-            </w:pPr>
-            <w:r>
-              <w:rPr>
-                <w:rFonts w:ascii="Consolas" w:hAnsi="Consolas"/>
-                <w:sz w:val="17"/>
-              </w:rPr>
-              <w:t xml:space="preserve">is insufficient, contradictory or out-of-distribution.</w:t>
-            </w:r>
-          </w:p>
-          <w:p>
-            <w:pPr>
-              <w:pStyle w:val="CodeText"/>
-            </w:pPr>
-            <w:r>
-              <w:rPr>
-                <w:rFonts w:ascii="Consolas" w:hAnsi="Consolas"/>
-                <w:sz w:val="17"/>
-              </w:rPr>
-              <w:t xml:space="preserve"> </w:t>
-            </w:r>
-          </w:p>
-          <w:p>
-            <w:pPr>
-              <w:pStyle w:val="CodeText"/>
-            </w:pPr>
-            <w:r>
-              <w:rPr>
-                <w:rFonts w:ascii="Consolas" w:hAnsi="Consolas"/>
-                <w:sz w:val="17"/>
-              </w:rPr>
-              <w:t xml:space="preserve">The behaviour shall be evaluated against the approved evaluation dataset</w:t>
-            </w:r>
-          </w:p>
-          <w:p>
-            <w:pPr>
-              <w:pStyle w:val="CodeText"/>
-            </w:pPr>
-            <w:r>
-              <w:rPr>
-                <w:rFonts w:ascii="Consolas" w:hAnsi="Consolas"/>
-                <w:sz w:val="17"/>
-              </w:rPr>
-              <w:t xml:space="preserve">using the documented per-defect recall and escalation thresholds, and a</w:t>
-            </w:r>
-          </w:p>
-          <w:p>
-            <w:pPr>
-              <w:pStyle w:val="CodeText"/>
-            </w:pPr>
-            <w:r>
-              <w:rPr>
-                <w:rFonts w:ascii="Consolas" w:hAnsi="Consolas"/>
-                <w:sz w:val="17"/>
-              </w:rPr>
-              <w:t xml:space="preserve">false negative on a critical defect shall be reported as a critical failure.</w:t>
+              <w:t xml:space="preserve">User + role + line scope + task context</w:t>
+            </w:r>
+          </w:p>
+          <w:p>
+            <w:pPr>
+              <w:pStyle w:val="CodeText"/>
+            </w:pPr>
+            <w:r>
+              <w:rPr>
+                <w:rFonts w:ascii="Consolas" w:hAnsi="Consolas"/>
+                <w:sz w:val="17"/>
+              </w:rPr>
+              <w:t xml:space="preserve">        → Backend-authorized context builder</w:t>
+            </w:r>
+          </w:p>
+          <w:p>
+            <w:pPr>
+              <w:pStyle w:val="CodeText"/>
+            </w:pPr>
+            <w:r>
+              <w:rPr>
+                <w:rFonts w:ascii="Consolas" w:hAnsi="Consolas"/>
+                <w:sz w:val="17"/>
+              </w:rPr>
+              <w:t xml:space="preserve">        → UI composition model</w:t>
+            </w:r>
+          </w:p>
+          <w:p>
+            <w:pPr>
+              <w:pStyle w:val="CodeText"/>
+            </w:pPr>
+            <w:r>
+              <w:rPr>
+                <w:rFonts w:ascii="Consolas" w:hAnsi="Consolas"/>
+                <w:sz w:val="17"/>
+              </w:rPr>
+              <w:t xml:space="preserve">        → UI specification (structured, not code)</w:t>
+            </w:r>
+          </w:p>
+          <w:p>
+            <w:pPr>
+              <w:pStyle w:val="CodeText"/>
+            </w:pPr>
+            <w:r>
+              <w:rPr>
+                <w:rFonts w:ascii="Consolas" w:hAnsi="Consolas"/>
+                <w:sz w:val="17"/>
+              </w:rPr>
+              <w:t xml:space="preserve">        → Schema and permission validation</w:t>
+            </w:r>
+          </w:p>
+          <w:p>
+            <w:pPr>
+              <w:pStyle w:val="CodeText"/>
+            </w:pPr>
+            <w:r>
+              <w:rPr>
+                <w:rFonts w:ascii="Consolas" w:hAnsi="Consolas"/>
+                <w:sz w:val="17"/>
+              </w:rPr>
+              <w:t xml:space="preserve">        → Renderer maps types to approved components</w:t>
+            </w:r>
+          </w:p>
+          <w:p>
+            <w:pPr>
+              <w:pStyle w:val="CodeText"/>
+            </w:pPr>
+            <w:r>
+              <w:rPr>
+                <w:rFonts w:ascii="Consolas" w:hAnsi="Consolas"/>
+                <w:sz w:val="17"/>
+              </w:rPr>
+              <w:t xml:space="preserve">        → Rendered interface</w:t>
+            </w:r>
+          </w:p>
+          <w:p>
+            <w:pPr>
+              <w:pStyle w:val="CodeText"/>
+            </w:pPr>
+            <w:r>
+              <w:rPr>
+                <w:rFonts w:ascii="Consolas" w:hAnsi="Consolas"/>
+                <w:sz w:val="17"/>
+              </w:rPr>
+              <w:t xml:space="preserve">        → Explicit user action</w:t>
+            </w:r>
+          </w:p>
+          <w:p>
+            <w:pPr>
+              <w:pStyle w:val="CodeText"/>
+            </w:pPr>
+            <w:r>
+              <w:rPr>
+                <w:rFonts w:ascii="Consolas" w:hAnsi="Consolas"/>
+                <w:sz w:val="17"/>
+              </w:rPr>
+              <w:t xml:space="preserve">        → Backend action gateway (re-authorizes)</w:t>
             </w:r>
           </w:p>
         </w:tc>
@@ -9587,10 +10634,18 @@
     </w:p>
     <w:p>
       <w:pPr>
-        <w:pStyle w:val="Heading1"/>
-      </w:pPr>
-      <w:r>
-        <w:t xml:space="preserve">23. The Three-Layer Model</w:t>
+        <w:pStyle w:val="Normal"/>
+      </w:pPr>
+      <w:r>
+        <w:t xml:space="preserve">The model never emits executable code. It selects from an approved component vocabulary and the renderer maps each type to a known component. This is the difference between a model that describes an interface and a model that is the interface.</w:t>
+      </w:r>
+    </w:p>
+    <w:p>
+      <w:pPr>
+        <w:pStyle w:val="Heading2"/>
+      </w:pPr>
+      <w:r>
+        <w:t xml:space="preserve">22.3 An approved component vocabulary</w:t>
       </w:r>
     </w:p>
     <w:tbl>
@@ -9627,127 +10682,79 @@
                 <w:rFonts w:ascii="Consolas" w:hAnsi="Consolas"/>
                 <w:sz w:val="17"/>
               </w:rPr>
-              <w:t xml:space="preserve">Layer 1 — Claude / Model</w:t>
-            </w:r>
-          </w:p>
-          <w:p>
-            <w:pPr>
-              <w:pStyle w:val="CodeText"/>
-            </w:pPr>
-            <w:r>
-              <w:rPr>
-                <w:rFonts w:ascii="Consolas" w:hAnsi="Consolas"/>
-                <w:sz w:val="17"/>
-              </w:rPr>
-              <w:t xml:space="preserve">  Probabilistic reasoning engine</w:t>
-            </w:r>
-          </w:p>
-          <w:p>
-            <w:pPr>
-              <w:pStyle w:val="CodeText"/>
-            </w:pPr>
-            <w:r>
-              <w:rPr>
-                <w:rFonts w:ascii="Consolas" w:hAnsi="Consolas"/>
-                <w:sz w:val="17"/>
-              </w:rPr>
-              <w:t xml:space="preserve"> </w:t>
-            </w:r>
-          </w:p>
-          <w:p>
-            <w:pPr>
-              <w:pStyle w:val="CodeText"/>
-            </w:pPr>
-            <w:r>
-              <w:rPr>
-                <w:rFonts w:ascii="Consolas" w:hAnsi="Consolas"/>
-                <w:sz w:val="17"/>
-              </w:rPr>
-              <w:t xml:space="preserve">Layer 2 — Claude Code</w:t>
-            </w:r>
-          </w:p>
-          <w:p>
-            <w:pPr>
-              <w:pStyle w:val="CodeText"/>
-            </w:pPr>
-            <w:r>
-              <w:rPr>
-                <w:rFonts w:ascii="Consolas" w:hAnsi="Consolas"/>
-                <w:sz w:val="17"/>
-              </w:rPr>
-              <w:t xml:space="preserve">  Development agent that reads the repository, edits files,</w:t>
-            </w:r>
-          </w:p>
-          <w:p>
-            <w:pPr>
-              <w:pStyle w:val="CodeText"/>
-            </w:pPr>
-            <w:r>
-              <w:rPr>
-                <w:rFonts w:ascii="Consolas" w:hAnsi="Consolas"/>
-                <w:sz w:val="17"/>
-              </w:rPr>
-              <w:t xml:space="preserve">  runs tools/tests and iterates on the software</w:t>
-            </w:r>
-          </w:p>
-          <w:p>
-            <w:pPr>
-              <w:pStyle w:val="CodeText"/>
-            </w:pPr>
-            <w:r>
-              <w:rPr>
-                <w:rFonts w:ascii="Consolas" w:hAnsi="Consolas"/>
-                <w:sz w:val="17"/>
-              </w:rPr>
-              <w:t xml:space="preserve"> </w:t>
-            </w:r>
-          </w:p>
-          <w:p>
-            <w:pPr>
-              <w:pStyle w:val="CodeText"/>
-            </w:pPr>
-            <w:r>
-              <w:rPr>
-                <w:rFonts w:ascii="Consolas" w:hAnsi="Consolas"/>
-                <w:sz w:val="17"/>
-              </w:rPr>
-              <w:t xml:space="preserve">Layer 3 — Runtime System</w:t>
-            </w:r>
-          </w:p>
-          <w:p>
-            <w:pPr>
-              <w:pStyle w:val="CodeText"/>
-            </w:pPr>
-            <w:r>
-              <w:rPr>
-                <w:rFonts w:ascii="Consolas" w:hAnsi="Consolas"/>
-                <w:sz w:val="17"/>
-              </w:rPr>
-              <w:t xml:space="preserve">  Probabilistic: Image Quality model, Detection model, Calibration component</w:t>
-            </w:r>
-          </w:p>
-          <w:p>
-            <w:pPr>
-              <w:pStyle w:val="CodeText"/>
-            </w:pPr>
-            <w:r>
-              <w:rPr>
-                <w:rFonts w:ascii="Consolas" w:hAnsi="Consolas"/>
-                <w:sz w:val="17"/>
-              </w:rPr>
-              <w:t xml:space="preserve">  Deterministic: backend workflow state machine, policy engine and action</w:t>
-            </w:r>
-          </w:p>
-          <w:p>
-            <w:pPr>
-              <w:pStyle w:val="CodeText"/>
-            </w:pPr>
-            <w:r>
-              <w:rPr>
-                <w:rFonts w:ascii="Consolas" w:hAnsi="Consolas"/>
-                <w:sz w:val="17"/>
-              </w:rPr>
-              <w:t xml:space="preserve">  gateway, which own every state change and physical effect</w:t>
+              <w:t xml:space="preserve">Approved components</w:t>
+            </w:r>
+          </w:p>
+          <w:p>
+            <w:pPr>
+              <w:pStyle w:val="CodeText"/>
+            </w:pPr>
+            <w:r>
+              <w:rPr>
+                <w:rFonts w:ascii="Consolas" w:hAnsi="Consolas"/>
+                <w:sz w:val="17"/>
+              </w:rPr>
+              <w:t xml:space="preserve">────────────────────</w:t>
+            </w:r>
+          </w:p>
+          <w:p>
+            <w:pPr>
+              <w:pStyle w:val="CodeText"/>
+            </w:pPr>
+            <w:r>
+              <w:rPr>
+                <w:rFonts w:ascii="Consolas" w:hAnsi="Consolas"/>
+                <w:sz w:val="17"/>
+              </w:rPr>
+              <w:t xml:space="preserve">Heading            DefectOverlay        ReviewPanel</w:t>
+            </w:r>
+          </w:p>
+          <w:p>
+            <w:pPr>
+              <w:pStyle w:val="CodeText"/>
+            </w:pPr>
+            <w:r>
+              <w:rPr>
+                <w:rFonts w:ascii="Consolas" w:hAnsi="Consolas"/>
+                <w:sz w:val="17"/>
+              </w:rPr>
+              <w:t xml:space="preserve">Text               EvidenceViewer       QueueList</w:t>
+            </w:r>
+          </w:p>
+          <w:p>
+            <w:pPr>
+              <w:pStyle w:val="CodeText"/>
+            </w:pPr>
+            <w:r>
+              <w:rPr>
+                <w:rFonts w:ascii="Consolas" w:hAnsi="Consolas"/>
+                <w:sz w:val="17"/>
+              </w:rPr>
+              <w:t xml:space="preserve">StatCard           ImageCompare         TrendChart</w:t>
+            </w:r>
+          </w:p>
+          <w:p>
+            <w:pPr>
+              <w:pStyle w:val="CodeText"/>
+            </w:pPr>
+            <w:r>
+              <w:rPr>
+                <w:rFonts w:ascii="Consolas" w:hAnsi="Consolas"/>
+                <w:sz w:val="17"/>
+              </w:rPr>
+              <w:t xml:space="preserve">Alert              ConfidenceBadge      DispositionControl</w:t>
+            </w:r>
+          </w:p>
+          <w:p>
+            <w:pPr>
+              <w:pStyle w:val="CodeText"/>
+            </w:pPr>
+            <w:r>
+              <w:rPr>
+                <w:rFonts w:ascii="Consolas" w:hAnsi="Consolas"/>
+                <w:sz w:val="17"/>
+              </w:rPr>
+              <w:t xml:space="preserve">ProgressIndicator  BoardSummary         EscalationNotice</w:t>
             </w:r>
           </w:p>
         </w:tc>
@@ -9763,23 +10770,15 @@
         <w:pStyle w:val="Normal"/>
       </w:pPr>
       <w:r>
-        <w:t xml:space="preserve">Layer 2 builds the system. Layer 3 runs it. Conflating them is a common and expensive mistake: the coding agent's autonomy in the repository says nothing about how much autonomy a runtime model should have over a production line.</w:t>
-      </w:r>
-    </w:p>
-    <w:p>
-      <w:pPr>
-        <w:pStyle w:val="Heading1"/>
-      </w:pPr>
-      <w:r>
-        <w:t xml:space="preserve">24. Harness Engineering — Where It Fits</w:t>
-      </w:r>
-    </w:p>
-    <w:p>
-      <w:pPr>
-        <w:pStyle w:val="Normal"/>
-      </w:pPr>
-      <w:r>
-        <w:t xml:space="preserve">The initial project foundation should not be confused with a commercial product called Harness. In this context, harness engineering means deliberately designing the environment around the coding/agent system so that it can work iteratively and reliably.</w:t>
+        <w:t xml:space="preserve">DispositionControl is the instructive case. It appears in the approved vocabulary, so the composition model may place it on a page. It cannot thereby grant anyone the right to use it: the control renders, the user submits, and the backend action gateway (§21.3) independently re-authorizes the actor, the board state and the record version before anything happens. Rendering a control is not granting a permission.</w:t>
+      </w:r>
+    </w:p>
+    <w:p>
+      <w:pPr>
+        <w:pStyle w:val="Heading2"/>
+      </w:pPr>
+      <w:r>
+        <w:t xml:space="preserve">22.4 Example UI contract</w:t>
       </w:r>
     </w:p>
     <w:tbl>
@@ -9816,211 +10815,139 @@
                 <w:rFonts w:ascii="Consolas" w:hAnsi="Consolas"/>
                 <w:sz w:val="17"/>
               </w:rPr>
-              <w:t xml:space="preserve">        CLAUDE CODE / AGENT</w:t>
-            </w:r>
-          </w:p>
-          <w:p>
-            <w:pPr>
-              <w:pStyle w:val="CodeText"/>
-            </w:pPr>
-            <w:r>
-              <w:rPr>
-                <w:rFonts w:ascii="Consolas" w:hAnsi="Consolas"/>
-                <w:sz w:val="17"/>
-              </w:rPr>
-              <w:t xml:space="preserve">                │</w:t>
-            </w:r>
-          </w:p>
-          <w:p>
-            <w:pPr>
-              <w:pStyle w:val="CodeText"/>
-            </w:pPr>
-            <w:r>
-              <w:rPr>
-                <w:rFonts w:ascii="Consolas" w:hAnsi="Consolas"/>
-                <w:sz w:val="17"/>
-              </w:rPr>
-              <w:t xml:space="preserve">   ┌────────────┼────────────┐</w:t>
-            </w:r>
-          </w:p>
-          <w:p>
-            <w:pPr>
-              <w:pStyle w:val="CodeText"/>
-            </w:pPr>
-            <w:r>
-              <w:rPr>
-                <w:rFonts w:ascii="Consolas" w:hAnsi="Consolas"/>
-                <w:sz w:val="17"/>
-              </w:rPr>
-              <w:t xml:space="preserve">   │            │            │</w:t>
-            </w:r>
-          </w:p>
-          <w:p>
-            <w:pPr>
-              <w:pStyle w:val="CodeText"/>
-            </w:pPr>
-            <w:r>
-              <w:rPr>
-                <w:rFonts w:ascii="Consolas" w:hAnsi="Consolas"/>
-                <w:sz w:val="17"/>
-              </w:rPr>
-              <w:t xml:space="preserve">Context       Tools        State</w:t>
-            </w:r>
-          </w:p>
-          <w:p>
-            <w:pPr>
-              <w:pStyle w:val="CodeText"/>
-            </w:pPr>
-            <w:r>
-              <w:rPr>
-                <w:rFonts w:ascii="Consolas" w:hAnsi="Consolas"/>
-                <w:sz w:val="17"/>
-              </w:rPr>
-              <w:t xml:space="preserve">CLAUDE.md     Terminal     Progress</w:t>
-            </w:r>
-          </w:p>
-          <w:p>
-            <w:pPr>
-              <w:pStyle w:val="CodeText"/>
-            </w:pPr>
-            <w:r>
-              <w:rPr>
-                <w:rFonts w:ascii="Consolas" w:hAnsi="Consolas"/>
-                <w:sz w:val="17"/>
-              </w:rPr>
-              <w:t xml:space="preserve">specs         Filesystem   Artifacts</w:t>
-            </w:r>
-          </w:p>
-          <w:p>
-            <w:pPr>
-              <w:pStyle w:val="CodeText"/>
-            </w:pPr>
-            <w:r>
-              <w:rPr>
-                <w:rFonts w:ascii="Consolas" w:hAnsi="Consolas"/>
-                <w:sz w:val="17"/>
-              </w:rPr>
-              <w:t xml:space="preserve">architecture  Tests        Evaluations</w:t>
-            </w:r>
-          </w:p>
-          <w:p>
-            <w:pPr>
-              <w:pStyle w:val="CodeText"/>
-            </w:pPr>
-            <w:r>
-              <w:rPr>
-                <w:rFonts w:ascii="Consolas" w:hAnsi="Consolas"/>
-                <w:sz w:val="17"/>
-              </w:rPr>
-              <w:t xml:space="preserve">   │            │            │</w:t>
-            </w:r>
-          </w:p>
-          <w:p>
-            <w:pPr>
-              <w:pStyle w:val="CodeText"/>
-            </w:pPr>
-            <w:r>
-              <w:rPr>
-                <w:rFonts w:ascii="Consolas" w:hAnsi="Consolas"/>
-                <w:sz w:val="17"/>
-              </w:rPr>
-              <w:t xml:space="preserve">   └────────────┼────────────┘</w:t>
-            </w:r>
-          </w:p>
-          <w:p>
-            <w:pPr>
-              <w:pStyle w:val="CodeText"/>
-            </w:pPr>
-            <w:r>
-              <w:rPr>
-                <w:rFonts w:ascii="Consolas" w:hAnsi="Consolas"/>
-                <w:sz w:val="17"/>
-              </w:rPr>
-              <w:t xml:space="preserve">                │</w:t>
-            </w:r>
-          </w:p>
-          <w:p>
-            <w:pPr>
-              <w:pStyle w:val="CodeText"/>
-            </w:pPr>
-            <w:r>
-              <w:rPr>
-                <w:rFonts w:ascii="Consolas" w:hAnsi="Consolas"/>
-                <w:sz w:val="17"/>
-              </w:rPr>
-              <w:t xml:space="preserve">            IMPLEMENT</w:t>
-            </w:r>
-          </w:p>
-          <w:p>
-            <w:pPr>
-              <w:pStyle w:val="CodeText"/>
-            </w:pPr>
-            <w:r>
-              <w:rPr>
-                <w:rFonts w:ascii="Consolas" w:hAnsi="Consolas"/>
-                <w:sz w:val="17"/>
-              </w:rPr>
-              <w:t xml:space="preserve">                │</w:t>
-            </w:r>
-          </w:p>
-          <w:p>
-            <w:pPr>
-              <w:pStyle w:val="CodeText"/>
-            </w:pPr>
-            <w:r>
-              <w:rPr>
-                <w:rFonts w:ascii="Consolas" w:hAnsi="Consolas"/>
-                <w:sz w:val="17"/>
-              </w:rPr>
-              <w:t xml:space="preserve">             VERIFY</w:t>
-            </w:r>
-          </w:p>
-          <w:p>
-            <w:pPr>
-              <w:pStyle w:val="CodeText"/>
-            </w:pPr>
-            <w:r>
-              <w:rPr>
-                <w:rFonts w:ascii="Consolas" w:hAnsi="Consolas"/>
-                <w:sz w:val="17"/>
-              </w:rPr>
-              <w:t xml:space="preserve">                │</w:t>
-            </w:r>
-          </w:p>
-          <w:p>
-            <w:pPr>
-              <w:pStyle w:val="CodeText"/>
-            </w:pPr>
-            <w:r>
-              <w:rPr>
-                <w:rFonts w:ascii="Consolas" w:hAnsi="Consolas"/>
-                <w:sz w:val="17"/>
-              </w:rPr>
-              <w:t xml:space="preserve">            EVALUATE</w:t>
-            </w:r>
-          </w:p>
-          <w:p>
-            <w:pPr>
-              <w:pStyle w:val="CodeText"/>
-            </w:pPr>
-            <w:r>
-              <w:rPr>
-                <w:rFonts w:ascii="Consolas" w:hAnsi="Consolas"/>
-                <w:sz w:val="17"/>
-              </w:rPr>
-              <w:t xml:space="preserve">                │</w:t>
-            </w:r>
-          </w:p>
-          <w:p>
-            <w:pPr>
-              <w:pStyle w:val="CodeText"/>
-            </w:pPr>
-            <w:r>
-              <w:rPr>
-                <w:rFonts w:ascii="Consolas" w:hAnsi="Consolas"/>
-                <w:sz w:val="17"/>
-              </w:rPr>
-              <w:t xml:space="preserve">   Continue / Correct / Escalate</w:t>
+              <w:t xml:space="preserve">{</w:t>
+            </w:r>
+          </w:p>
+          <w:p>
+            <w:pPr>
+              <w:pStyle w:val="CodeText"/>
+            </w:pPr>
+            <w:r>
+              <w:rPr>
+                <w:rFonts w:ascii="Consolas" w:hAnsi="Consolas"/>
+                <w:sz w:val="17"/>
+              </w:rPr>
+              <w:t xml:space="preserve">  "view": "inspection_review",</w:t>
+            </w:r>
+          </w:p>
+          <w:p>
+            <w:pPr>
+              <w:pStyle w:val="CodeText"/>
+            </w:pPr>
+            <w:r>
+              <w:rPr>
+                <w:rFonts w:ascii="Consolas" w:hAnsi="Consolas"/>
+                <w:sz w:val="17"/>
+              </w:rPr>
+              <w:t xml:space="preserve">  "context": { "board_id": "...", "line": "...", "role": "inspector" },</w:t>
+            </w:r>
+          </w:p>
+          <w:p>
+            <w:pPr>
+              <w:pStyle w:val="CodeText"/>
+            </w:pPr>
+            <w:r>
+              <w:rPr>
+                <w:rFonts w:ascii="Consolas" w:hAnsi="Consolas"/>
+                <w:sz w:val="17"/>
+              </w:rPr>
+              <w:t xml:space="preserve">  "components": [</w:t>
+            </w:r>
+          </w:p>
+          <w:p>
+            <w:pPr>
+              <w:pStyle w:val="CodeText"/>
+            </w:pPr>
+            <w:r>
+              <w:rPr>
+                <w:rFonts w:ascii="Consolas" w:hAnsi="Consolas"/>
+                <w:sz w:val="17"/>
+              </w:rPr>
+              <w:t xml:space="preserve">    { "type": "BoardSummary",        "board_id": "..." },</w:t>
+            </w:r>
+          </w:p>
+          <w:p>
+            <w:pPr>
+              <w:pStyle w:val="CodeText"/>
+            </w:pPr>
+            <w:r>
+              <w:rPr>
+                <w:rFonts w:ascii="Consolas" w:hAnsi="Consolas"/>
+                <w:sz w:val="17"/>
+              </w:rPr>
+              <w:t xml:space="preserve">    { "type": "ImageCompare",        "mode": "reference_vs_captured" },</w:t>
+            </w:r>
+          </w:p>
+          <w:p>
+            <w:pPr>
+              <w:pStyle w:val="CodeText"/>
+            </w:pPr>
+            <w:r>
+              <w:rPr>
+                <w:rFonts w:ascii="Consolas" w:hAnsi="Consolas"/>
+                <w:sz w:val="17"/>
+              </w:rPr>
+              <w:t xml:space="preserve">    { "type": "DefectOverlay",       "source": "detection_evidence" },</w:t>
+            </w:r>
+          </w:p>
+          <w:p>
+            <w:pPr>
+              <w:pStyle w:val="CodeText"/>
+            </w:pPr>
+            <w:r>
+              <w:rPr>
+                <w:rFonts w:ascii="Consolas" w:hAnsi="Consolas"/>
+                <w:sz w:val="17"/>
+              </w:rPr>
+              <w:t xml:space="preserve">    { "type": "ConfidenceBadge",     "source": "calibrated_score" },</w:t>
+            </w:r>
+          </w:p>
+          <w:p>
+            <w:pPr>
+              <w:pStyle w:val="CodeText"/>
+            </w:pPr>
+            <w:r>
+              <w:rPr>
+                <w:rFonts w:ascii="Consolas" w:hAnsi="Consolas"/>
+                <w:sz w:val="17"/>
+              </w:rPr>
+              <w:t xml:space="preserve">    { "type": "ReviewPanel",         "fields": ["defect_class", "reason_code"] },</w:t>
+            </w:r>
+          </w:p>
+          <w:p>
+            <w:pPr>
+              <w:pStyle w:val="CodeText"/>
+            </w:pPr>
+            <w:r>
+              <w:rPr>
+                <w:rFonts w:ascii="Consolas" w:hAnsi="Consolas"/>
+                <w:sz w:val="17"/>
+              </w:rPr>
+              <w:t xml:space="preserve">    { "type": "DispositionControl",  "options": ["PASS", "REVIEW", "FAIL"] }</w:t>
+            </w:r>
+          </w:p>
+          <w:p>
+            <w:pPr>
+              <w:pStyle w:val="CodeText"/>
+            </w:pPr>
+            <w:r>
+              <w:rPr>
+                <w:rFonts w:ascii="Consolas" w:hAnsi="Consolas"/>
+                <w:sz w:val="17"/>
+              </w:rPr>
+              <w:t xml:space="preserve">  ]</w:t>
+            </w:r>
+          </w:p>
+          <w:p>
+            <w:pPr>
+              <w:pStyle w:val="CodeText"/>
+            </w:pPr>
+            <w:r>
+              <w:rPr>
+                <w:rFonts w:ascii="Consolas" w:hAnsi="Consolas"/>
+                <w:sz w:val="17"/>
+              </w:rPr>
+              <w:t xml:space="preserve">}</w:t>
             </w:r>
           </w:p>
         </w:tc>
@@ -10036,7 +10963,55 @@
         <w:pStyle w:val="Normal"/>
       </w:pPr>
       <w:r>
-        <w:t xml:space="preserve">CLAUDE.md and the specification remain valid and important. They form part of the project context and engineering foundation, while the broader harness includes the mechanisms that provide context, tools, state, verification, feedback and controlled iteration.</w:t>
+        <w:t xml:space="preserve">The renderer rejects the whole specification if it references an unknown component type, requests data outside the viewer's permitted scope, or omits a required field. Rejection is not an error state to hide — it falls back to the standard interface.</w:t>
+      </w:r>
+    </w:p>
+    <w:p>
+      <w:pPr>
+        <w:pStyle w:val="Heading2"/>
+      </w:pPr>
+      <w:r>
+        <w:t xml:space="preserve">22.5 Why our stakes are higher than the reference pattern</w:t>
+      </w:r>
+    </w:p>
+    <w:p>
+      <w:pPr>
+        <w:pStyle w:val="Normal"/>
+      </w:pPr>
+      <w:r>
+        <w:t xml:space="preserve">The reference guide demonstrates generative UI on a customer landing page, where a poor composition produces a worse marketing experience. Here the same mechanism composes the interface through which an inspector dispositions a board. A mis-composed page could surface the wrong evidence next to a disposition control, or present a confident-looking summary of an uncertain result.</w:t>
+      </w:r>
+    </w:p>
+    <w:p>
+      <w:pPr>
+        <w:pStyle w:val="Normal"/>
+      </w:pPr>
+      <w:r>
+        <w:t xml:space="preserve">Three consequences follow, and none of them are optional:</w:t>
+      </w:r>
+    </w:p>
+    <w:p>
+      <w:pPr>
+        <w:pStyle w:val="ListParagraph"/>
+      </w:pPr>
+      <w:r>
+        <w:t xml:space="preserve">1. The approved-vocabulary rule is necessary but not sufficient. It prevents code injection; it does not prevent a misleading arrangement of legitimate components.</w:t>
+      </w:r>
+    </w:p>
+    <w:p>
+      <w:pPr>
+        <w:pStyle w:val="ListParagraph"/>
+      </w:pPr>
+      <w:r>
+        <w:t xml:space="preserve">2. Evidence bindings must be authoritative, not model-supplied. A component receives a reference to evidence the backend resolves — the model never passes through the values a person will act on.</w:t>
+      </w:r>
+    </w:p>
+    <w:p>
+      <w:pPr>
+        <w:pStyle w:val="ListParagraph"/>
+      </w:pPr>
+      <w:r>
+        <w:t xml:space="preserve">3. Fallback must be genuinely usable. If the composition model is unavailable, uncertain or produces an invalid specification, the standard interface must let an inspector complete the review. Degraded composition must never become degraded authority.</w:t>
       </w:r>
     </w:p>
     <w:p>
@@ -10044,7 +11019,63 @@
         <w:pStyle w:val="Heading1"/>
       </w:pPr>
       <w:r>
-        <w:t xml:space="preserve">25. Recommended End-to-End AI-Native Engineering Lifecycle</w:t>
+        <w:t xml:space="preserve">23. Evaluation Becomes a First-Class Engineering Layer</w:t>
+      </w:r>
+    </w:p>
+    <w:p>
+      <w:pPr>
+        <w:pStyle w:val="ListParagraph"/>
+      </w:pPr>
+      <w:r>
+        <w:t xml:space="preserve">• Deterministic tests verify code, schemas, APIs, state transitions and PLC message contracts.</w:t>
+      </w:r>
+    </w:p>
+    <w:p>
+      <w:pPr>
+        <w:pStyle w:val="ListParagraph"/>
+      </w:pPr>
+      <w:r>
+        <w:t xml:space="preserve">• Semantic/model evaluations assess whether detection, classification and localization outputs meet quality expectations.</w:t>
+      </w:r>
+    </w:p>
+    <w:p>
+      <w:pPr>
+        <w:pStyle w:val="ListParagraph"/>
+      </w:pPr>
+      <w:r>
+        <w:t xml:space="preserve">• Safety evaluations test critical-defect false negatives, out-of-distribution boards, unknown defects, degraded images and unsafe automatic dispositions.</w:t>
+      </w:r>
+    </w:p>
+    <w:p>
+      <w:pPr>
+        <w:pStyle w:val="ListParagraph"/>
+      </w:pPr>
+      <w:r>
+        <w:t xml:space="preserve">• Workflow/trajectory evaluations assess whether the system follows the intended gate sequence and escalates correctly.</w:t>
+      </w:r>
+    </w:p>
+    <w:p>
+      <w:pPr>
+        <w:pStyle w:val="ListParagraph"/>
+      </w:pPr>
+      <w:r>
+        <w:t xml:space="preserve">• Golden datasets provide repeatable scenarios against which model, preprocessing and threshold changes can be compared.</w:t>
+      </w:r>
+    </w:p>
+    <w:p>
+      <w:pPr>
+        <w:pStyle w:val="Normal"/>
+      </w:pPr>
+      <w:r>
+        <w:t xml:space="preserve">Every model-driven surface needs its own evaluations, not just the inspection pipeline. The system has two: detection/calibration, and UI composition (§22). A generative interface that is never evaluated is an unevaluated model in production, regardless of how conventional the surrounding application looks.</w:t>
+      </w:r>
+    </w:p>
+    <w:p>
+      <w:pPr>
+        <w:pStyle w:val="Normal"/>
+      </w:pPr>
+      <w:r>
+        <w:t xml:space="preserve">Example evaluation repository:</w:t>
       </w:r>
     </w:p>
     <w:tbl>
@@ -10081,211 +11112,367 @@
                 <w:rFonts w:ascii="Consolas" w:hAnsi="Consolas"/>
                 <w:sz w:val="17"/>
               </w:rPr>
-              <w:t xml:space="preserve">Business Problem</w:t>
-            </w:r>
-          </w:p>
-          <w:p>
-            <w:pPr>
-              <w:pStyle w:val="CodeText"/>
-            </w:pPr>
-            <w:r>
-              <w:rPr>
-                <w:rFonts w:ascii="Consolas" w:hAnsi="Consolas"/>
-                <w:sz w:val="17"/>
-              </w:rPr>
-              <w:t xml:space="preserve">   → Specification</w:t>
-            </w:r>
-          </w:p>
-          <w:p>
-            <w:pPr>
-              <w:pStyle w:val="CodeText"/>
-            </w:pPr>
-            <w:r>
-              <w:rPr>
-                <w:rFonts w:ascii="Consolas" w:hAnsi="Consolas"/>
-                <w:sz w:val="17"/>
-              </w:rPr>
-              <w:t xml:space="preserve">   → Model Contracts</w:t>
-            </w:r>
-          </w:p>
-          <w:p>
-            <w:pPr>
-              <w:pStyle w:val="CodeText"/>
-            </w:pPr>
-            <w:r>
-              <w:rPr>
-                <w:rFonts w:ascii="Consolas" w:hAnsi="Consolas"/>
-                <w:sz w:val="17"/>
-              </w:rPr>
-              <w:t xml:space="preserve">   → Golden Dataset</w:t>
-            </w:r>
-          </w:p>
-          <w:p>
-            <w:pPr>
-              <w:pStyle w:val="CodeText"/>
-            </w:pPr>
-            <w:r>
-              <w:rPr>
-                <w:rFonts w:ascii="Consolas" w:hAnsi="Consolas"/>
-                <w:sz w:val="17"/>
-              </w:rPr>
-              <w:t xml:space="preserve">   → Architecture</w:t>
-            </w:r>
-          </w:p>
-          <w:p>
-            <w:pPr>
-              <w:pStyle w:val="CodeText"/>
-            </w:pPr>
-            <w:r>
-              <w:rPr>
-                <w:rFonts w:ascii="Consolas" w:hAnsi="Consolas"/>
-                <w:sz w:val="17"/>
-              </w:rPr>
-              <w:t xml:space="preserve">   → Implementation Plan</w:t>
-            </w:r>
-          </w:p>
-          <w:p>
-            <w:pPr>
-              <w:pStyle w:val="CodeText"/>
-            </w:pPr>
-            <w:r>
-              <w:rPr>
-                <w:rFonts w:ascii="Consolas" w:hAnsi="Consolas"/>
-                <w:sz w:val="17"/>
-              </w:rPr>
-              <w:t xml:space="preserve">   → Tasks</w:t>
-            </w:r>
-          </w:p>
-          <w:p>
-            <w:pPr>
-              <w:pStyle w:val="CodeText"/>
-            </w:pPr>
-            <w:r>
-              <w:rPr>
-                <w:rFonts w:ascii="Consolas" w:hAnsi="Consolas"/>
-                <w:sz w:val="17"/>
-              </w:rPr>
-              <w:t xml:space="preserve">   → Claude Code</w:t>
-            </w:r>
-          </w:p>
-          <w:p>
-            <w:pPr>
-              <w:pStyle w:val="CodeText"/>
-            </w:pPr>
-            <w:r>
-              <w:rPr>
-                <w:rFonts w:ascii="Consolas" w:hAnsi="Consolas"/>
-                <w:sz w:val="17"/>
-              </w:rPr>
-              <w:t xml:space="preserve">   → Implement</w:t>
-            </w:r>
-          </w:p>
-          <w:p>
-            <w:pPr>
-              <w:pStyle w:val="CodeText"/>
-            </w:pPr>
-            <w:r>
-              <w:rPr>
-                <w:rFonts w:ascii="Consolas" w:hAnsi="Consolas"/>
-                <w:sz w:val="17"/>
-              </w:rPr>
-              <w:t xml:space="preserve">   → Deterministic Tests</w:t>
-            </w:r>
-          </w:p>
-          <w:p>
-            <w:pPr>
-              <w:pStyle w:val="CodeText"/>
-            </w:pPr>
-            <w:r>
-              <w:rPr>
-                <w:rFonts w:ascii="Consolas" w:hAnsi="Consolas"/>
-                <w:sz w:val="17"/>
-              </w:rPr>
-              <w:t xml:space="preserve">   → AI Evaluations</w:t>
-            </w:r>
-          </w:p>
-          <w:p>
-            <w:pPr>
-              <w:pStyle w:val="CodeText"/>
-            </w:pPr>
-            <w:r>
-              <w:rPr>
-                <w:rFonts w:ascii="Consolas" w:hAnsi="Consolas"/>
-                <w:sz w:val="17"/>
-              </w:rPr>
-              <w:t xml:space="preserve">   → Quality Gate</w:t>
-            </w:r>
-          </w:p>
-          <w:p>
-            <w:pPr>
-              <w:pStyle w:val="CodeText"/>
-            </w:pPr>
-            <w:r>
-              <w:rPr>
-                <w:rFonts w:ascii="Consolas" w:hAnsi="Consolas"/>
-                <w:sz w:val="17"/>
-              </w:rPr>
-              <w:t xml:space="preserve">   → Deploy (shadow → staged → production)</w:t>
-            </w:r>
-          </w:p>
-          <w:p>
-            <w:pPr>
-              <w:pStyle w:val="CodeText"/>
-            </w:pPr>
-            <w:r>
-              <w:rPr>
-                <w:rFonts w:ascii="Consolas" w:hAnsi="Consolas"/>
-                <w:sz w:val="17"/>
-              </w:rPr>
-              <w:t xml:space="preserve">   → Observe</w:t>
-            </w:r>
-          </w:p>
-          <w:p>
-            <w:pPr>
-              <w:pStyle w:val="CodeText"/>
-            </w:pPr>
-            <w:r>
-              <w:rPr>
-                <w:rFonts w:ascii="Consolas" w:hAnsi="Consolas"/>
-                <w:sz w:val="17"/>
-              </w:rPr>
-              <w:t xml:space="preserve">   → Production Failure / New Case</w:t>
-            </w:r>
-          </w:p>
-          <w:p>
-            <w:pPr>
-              <w:pStyle w:val="CodeText"/>
-            </w:pPr>
-            <w:r>
-              <w:rPr>
-                <w:rFonts w:ascii="Consolas" w:hAnsi="Consolas"/>
-                <w:sz w:val="17"/>
-              </w:rPr>
-              <w:t xml:space="preserve">   → New Evaluation Case</w:t>
-            </w:r>
-          </w:p>
-          <w:p>
-            <w:pPr>
-              <w:pStyle w:val="CodeText"/>
-            </w:pPr>
-            <w:r>
-              <w:rPr>
-                <w:rFonts w:ascii="Consolas" w:hAnsi="Consolas"/>
-                <w:sz w:val="17"/>
-              </w:rPr>
-              <w:t xml:space="preserve">   → Claude Code</w:t>
-            </w:r>
-          </w:p>
-          <w:p>
-            <w:pPr>
-              <w:pStyle w:val="CodeText"/>
-            </w:pPr>
-            <w:r>
-              <w:rPr>
-                <w:rFonts w:ascii="Consolas" w:hAnsi="Consolas"/>
-                <w:sz w:val="17"/>
-              </w:rPr>
-              <w:t xml:space="preserve">   → Improve</w:t>
+              <w:t xml:space="preserve">evals/</w:t>
+            </w:r>
+          </w:p>
+          <w:p>
+            <w:pPr>
+              <w:pStyle w:val="CodeText"/>
+            </w:pPr>
+            <w:r>
+              <w:rPr>
+                <w:rFonts w:ascii="Consolas" w:hAnsi="Consolas"/>
+                <w:sz w:val="17"/>
+              </w:rPr>
+              <w:t xml:space="preserve">├── inspection/</w:t>
+            </w:r>
+          </w:p>
+          <w:p>
+            <w:pPr>
+              <w:pStyle w:val="CodeText"/>
+            </w:pPr>
+            <w:r>
+              <w:rPr>
+                <w:rFonts w:ascii="Consolas" w:hAnsi="Consolas"/>
+                <w:sz w:val="17"/>
+              </w:rPr>
+              <w:t xml:space="preserve">│   ├── datasets/</w:t>
+            </w:r>
+          </w:p>
+          <w:p>
+            <w:pPr>
+              <w:pStyle w:val="CodeText"/>
+            </w:pPr>
+            <w:r>
+              <w:rPr>
+                <w:rFonts w:ascii="Consolas" w:hAnsi="Consolas"/>
+                <w:sz w:val="17"/>
+              </w:rPr>
+              <w:t xml:space="preserve">│   │   ├── board_inspection_cases.json</w:t>
+            </w:r>
+          </w:p>
+          <w:p>
+            <w:pPr>
+              <w:pStyle w:val="CodeText"/>
+            </w:pPr>
+            <w:r>
+              <w:rPr>
+                <w:rFonts w:ascii="Consolas" w:hAnsi="Consolas"/>
+                <w:sz w:val="17"/>
+              </w:rPr>
+              <w:t xml:space="preserve">│   │   ├── critical_defect_cases.json</w:t>
+            </w:r>
+          </w:p>
+          <w:p>
+            <w:pPr>
+              <w:pStyle w:val="CodeText"/>
+            </w:pPr>
+            <w:r>
+              <w:rPr>
+                <w:rFonts w:ascii="Consolas" w:hAnsi="Consolas"/>
+                <w:sz w:val="17"/>
+              </w:rPr>
+              <w:t xml:space="preserve">│   │   └── multi_defect_cases.json</w:t>
+            </w:r>
+          </w:p>
+          <w:p>
+            <w:pPr>
+              <w:pStyle w:val="CodeText"/>
+            </w:pPr>
+            <w:r>
+              <w:rPr>
+                <w:rFonts w:ascii="Consolas" w:hAnsi="Consolas"/>
+                <w:sz w:val="17"/>
+              </w:rPr>
+              <w:t xml:space="preserve">│   └── scenarios/</w:t>
+            </w:r>
+          </w:p>
+          <w:p>
+            <w:pPr>
+              <w:pStyle w:val="CodeText"/>
+            </w:pPr>
+            <w:r>
+              <w:rPr>
+                <w:rFonts w:ascii="Consolas" w:hAnsi="Consolas"/>
+                <w:sz w:val="17"/>
+              </w:rPr>
+              <w:t xml:space="preserve">│       ├── degraded-image.md</w:t>
+            </w:r>
+          </w:p>
+          <w:p>
+            <w:pPr>
+              <w:pStyle w:val="CodeText"/>
+            </w:pPr>
+            <w:r>
+              <w:rPr>
+                <w:rFonts w:ascii="Consolas" w:hAnsi="Consolas"/>
+                <w:sz w:val="17"/>
+              </w:rPr>
+              <w:t xml:space="preserve">│       ├── unseen-board-revision.md</w:t>
+            </w:r>
+          </w:p>
+          <w:p>
+            <w:pPr>
+              <w:pStyle w:val="CodeText"/>
+            </w:pPr>
+            <w:r>
+              <w:rPr>
+                <w:rFonts w:ascii="Consolas" w:hAnsi="Consolas"/>
+                <w:sz w:val="17"/>
+              </w:rPr>
+              <w:t xml:space="preserve">│       ├── rare-defect.md</w:t>
+            </w:r>
+          </w:p>
+          <w:p>
+            <w:pPr>
+              <w:pStyle w:val="CodeText"/>
+            </w:pPr>
+            <w:r>
+              <w:rPr>
+                <w:rFonts w:ascii="Consolas" w:hAnsi="Consolas"/>
+                <w:sz w:val="17"/>
+              </w:rPr>
+              <w:t xml:space="preserve">│       └── inspection-system-unavailable.md</w:t>
+            </w:r>
+          </w:p>
+          <w:p>
+            <w:pPr>
+              <w:pStyle w:val="CodeText"/>
+            </w:pPr>
+            <w:r>
+              <w:rPr>
+                <w:rFonts w:ascii="Consolas" w:hAnsi="Consolas"/>
+                <w:sz w:val="17"/>
+              </w:rPr>
+              <w:t xml:space="preserve">├── calibration/</w:t>
+            </w:r>
+          </w:p>
+          <w:p>
+            <w:pPr>
+              <w:pStyle w:val="CodeText"/>
+            </w:pPr>
+            <w:r>
+              <w:rPr>
+                <w:rFonts w:ascii="Consolas" w:hAnsi="Consolas"/>
+                <w:sz w:val="17"/>
+              </w:rPr>
+              <w:t xml:space="preserve">│   ├── datasets/calibration_cases.json</w:t>
+            </w:r>
+          </w:p>
+          <w:p>
+            <w:pPr>
+              <w:pStyle w:val="CodeText"/>
+            </w:pPr>
+            <w:r>
+              <w:rPr>
+                <w:rFonts w:ascii="Consolas" w:hAnsi="Consolas"/>
+                <w:sz w:val="17"/>
+              </w:rPr>
+              <w:t xml:space="preserve">│   └── scenarios/</w:t>
+            </w:r>
+          </w:p>
+          <w:p>
+            <w:pPr>
+              <w:pStyle w:val="CodeText"/>
+            </w:pPr>
+            <w:r>
+              <w:rPr>
+                <w:rFonts w:ascii="Consolas" w:hAnsi="Consolas"/>
+                <w:sz w:val="17"/>
+              </w:rPr>
+              <w:t xml:space="preserve">│       ├── calibration-out-of-scope.md</w:t>
+            </w:r>
+          </w:p>
+          <w:p>
+            <w:pPr>
+              <w:pStyle w:val="CodeText"/>
+            </w:pPr>
+            <w:r>
+              <w:rPr>
+                <w:rFonts w:ascii="Consolas" w:hAnsi="Consolas"/>
+                <w:sz w:val="17"/>
+              </w:rPr>
+              <w:t xml:space="preserve">│       └── uncertainty-under-drift.md</w:t>
+            </w:r>
+          </w:p>
+          <w:p>
+            <w:pPr>
+              <w:pStyle w:val="CodeText"/>
+            </w:pPr>
+            <w:r>
+              <w:rPr>
+                <w:rFonts w:ascii="Consolas" w:hAnsi="Consolas"/>
+                <w:sz w:val="17"/>
+              </w:rPr>
+              <w:t xml:space="preserve">├── ui-composition/</w:t>
+            </w:r>
+          </w:p>
+          <w:p>
+            <w:pPr>
+              <w:pStyle w:val="CodeText"/>
+            </w:pPr>
+            <w:r>
+              <w:rPr>
+                <w:rFonts w:ascii="Consolas" w:hAnsi="Consolas"/>
+                <w:sz w:val="17"/>
+              </w:rPr>
+              <w:t xml:space="preserve">│   ├── datasets/view_requests.json</w:t>
+            </w:r>
+          </w:p>
+          <w:p>
+            <w:pPr>
+              <w:pStyle w:val="CodeText"/>
+            </w:pPr>
+            <w:r>
+              <w:rPr>
+                <w:rFonts w:ascii="Consolas" w:hAnsi="Consolas"/>
+                <w:sz w:val="17"/>
+              </w:rPr>
+              <w:t xml:space="preserve">│   └── scenarios/</w:t>
+            </w:r>
+          </w:p>
+          <w:p>
+            <w:pPr>
+              <w:pStyle w:val="CodeText"/>
+            </w:pPr>
+            <w:r>
+              <w:rPr>
+                <w:rFonts w:ascii="Consolas" w:hAnsi="Consolas"/>
+                <w:sz w:val="17"/>
+              </w:rPr>
+              <w:t xml:space="preserve">│       ├── unknown-component-type.md</w:t>
+            </w:r>
+          </w:p>
+          <w:p>
+            <w:pPr>
+              <w:pStyle w:val="CodeText"/>
+            </w:pPr>
+            <w:r>
+              <w:rPr>
+                <w:rFonts w:ascii="Consolas" w:hAnsi="Consolas"/>
+                <w:sz w:val="17"/>
+              </w:rPr>
+              <w:t xml:space="preserve">│       ├── out-of-scope-evidence-request.md</w:t>
+            </w:r>
+          </w:p>
+          <w:p>
+            <w:pPr>
+              <w:pStyle w:val="CodeText"/>
+            </w:pPr>
+            <w:r>
+              <w:rPr>
+                <w:rFonts w:ascii="Consolas" w:hAnsi="Consolas"/>
+                <w:sz w:val="17"/>
+              </w:rPr>
+              <w:t xml:space="preserve">│       ├── composition-timeout-fallback.md</w:t>
+            </w:r>
+          </w:p>
+          <w:p>
+            <w:pPr>
+              <w:pStyle w:val="CodeText"/>
+            </w:pPr>
+            <w:r>
+              <w:rPr>
+                <w:rFonts w:ascii="Consolas" w:hAnsi="Consolas"/>
+                <w:sz w:val="17"/>
+              </w:rPr>
+              <w:t xml:space="preserve">│       └── manager-vs-inspector-same-board.md</w:t>
+            </w:r>
+          </w:p>
+          <w:p>
+            <w:pPr>
+              <w:pStyle w:val="CodeText"/>
+            </w:pPr>
+            <w:r>
+              <w:rPr>
+                <w:rFonts w:ascii="Consolas" w:hAnsi="Consolas"/>
+                <w:sz w:val="17"/>
+              </w:rPr>
+              <w:t xml:space="preserve">├── safety/</w:t>
+            </w:r>
+          </w:p>
+          <w:p>
+            <w:pPr>
+              <w:pStyle w:val="CodeText"/>
+            </w:pPr>
+            <w:r>
+              <w:rPr>
+                <w:rFonts w:ascii="Consolas" w:hAnsi="Consolas"/>
+                <w:sz w:val="17"/>
+              </w:rPr>
+              <w:t xml:space="preserve">│   ├── critical-defect-false-negative.md</w:t>
+            </w:r>
+          </w:p>
+          <w:p>
+            <w:pPr>
+              <w:pStyle w:val="CodeText"/>
+            </w:pPr>
+            <w:r>
+              <w:rPr>
+                <w:rFonts w:ascii="Consolas" w:hAnsi="Consolas"/>
+                <w:sz w:val="17"/>
+              </w:rPr>
+              <w:t xml:space="preserve">│   ├── unsafe-automatic-disposition.md</w:t>
+            </w:r>
+          </w:p>
+          <w:p>
+            <w:pPr>
+              <w:pStyle w:val="CodeText"/>
+            </w:pPr>
+            <w:r>
+              <w:rPr>
+                <w:rFonts w:ascii="Consolas" w:hAnsi="Consolas"/>
+                <w:sz w:val="17"/>
+              </w:rPr>
+              <w:t xml:space="preserve">│   ├── permission-implied-by-rendering.md</w:t>
+            </w:r>
+          </w:p>
+          <w:p>
+            <w:pPr>
+              <w:pStyle w:val="CodeText"/>
+            </w:pPr>
+            <w:r>
+              <w:rPr>
+                <w:rFonts w:ascii="Consolas" w:hAnsi="Consolas"/>
+                <w:sz w:val="17"/>
+              </w:rPr>
+              <w:t xml:space="preserve">│   └── misleading-confident-summary.md</w:t>
+            </w:r>
+          </w:p>
+          <w:p>
+            <w:pPr>
+              <w:pStyle w:val="CodeText"/>
+            </w:pPr>
+            <w:r>
+              <w:rPr>
+                <w:rFonts w:ascii="Consolas" w:hAnsi="Consolas"/>
+                <w:sz w:val="17"/>
+              </w:rPr>
+              <w:t xml:space="preserve">├── expected/</w:t>
+            </w:r>
+          </w:p>
+          <w:p>
+            <w:pPr>
+              <w:pStyle w:val="CodeText"/>
+            </w:pPr>
+            <w:r>
+              <w:rPr>
+                <w:rFonts w:ascii="Consolas" w:hAnsi="Consolas"/>
+                <w:sz w:val="17"/>
+              </w:rPr>
+              <w:t xml:space="preserve">│   └── expected_behaviour.json</w:t>
+            </w:r>
+          </w:p>
+          <w:p>
+            <w:pPr>
+              <w:pStyle w:val="CodeText"/>
+            </w:pPr>
+            <w:r>
+              <w:rPr>
+                <w:rFonts w:ascii="Consolas" w:hAnsi="Consolas"/>
+                <w:sz w:val="17"/>
+              </w:rPr>
+              <w:t xml:space="preserve">└── evaluation-rubric.md</w:t>
             </w:r>
           </w:p>
         </w:tc>
@@ -10298,10 +11485,287 @@
     </w:p>
     <w:p>
       <w:pPr>
+        <w:pStyle w:val="Heading2"/>
+      </w:pPr>
+      <w:r>
+        <w:t xml:space="preserve">23.1 What UI composition evaluations must check</w:t>
+      </w:r>
+    </w:p>
+    <w:p>
+      <w:pPr>
         <w:pStyle w:val="Normal"/>
       </w:pPr>
       <w:r>
-        <w:t xml:space="preserve">This mirrors the model lifecycle the BRD already requires — development, validation, business/quality approval, deployment, monitoring, performance review, retraining, revalidation, new version — with the evaluation dataset as the artifact that connects a production failure back to an engineering change.</w:t>
+        <w:t xml:space="preserve">Conventional UI testing asks whether a component renders. These evaluations ask something different — whether the composition decision was sound:</w:t>
+      </w:r>
+    </w:p>
+    <w:tbl>
+      <w:tblPr>
+        <w:tblW w:w="10460" w:type="dxa"/>
+        <w:tblBorders>
+          <w:top w:val="single" w:sz="4" w:color="CCD7E0"/>
+          <w:left w:val="single" w:sz="4" w:color="CCD7E0"/>
+          <w:bottom w:val="single" w:sz="4" w:color="CCD7E0"/>
+          <w:right w:val="single" w:sz="4" w:color="CCD7E0"/>
+          <w:insideH w:val="single" w:sz="4" w:color="CCD7E0"/>
+          <w:insideV w:val="single" w:sz="4" w:color="CCD7E0"/>
+        </w:tblBorders>
+        <w:tblCellMar>
+          <w:top w:w="90" w:type="dxa"/>
+          <w:left w:w="100" w:type="dxa"/>
+          <w:bottom w:w="90" w:type="dxa"/>
+          <w:right w:w="100" w:type="dxa"/>
+        </w:tblCellMar>
+      </w:tblPr>
+      <w:tblGrid>
+        <w:gridCol w:w="5230"/>
+        <w:gridCol w:w="5230"/>
+      </w:tblGrid>
+      <w:tr>
+        <w:trPr>
+          <w:tblHeader/>
+        </w:trPr>
+        <w:tc>
+          <w:tcPr>
+            <w:tcW w:w="5230" w:type="dxa"/>
+            <w:shd w:fill="173B57"/>
+            <w:vAlign w:val="top"/>
+          </w:tcPr>
+          <w:p>
+            <w:pPr>
+              <w:pStyle w:val="TableHead"/>
+            </w:pPr>
+            <w:r>
+              <w:t xml:space="preserve">Check</w:t>
+            </w:r>
+          </w:p>
+        </w:tc>
+        <w:tc>
+          <w:tcPr>
+            <w:tcW w:w="5230" w:type="dxa"/>
+            <w:shd w:fill="173B57"/>
+            <w:vAlign w:val="top"/>
+          </w:tcPr>
+          <w:p>
+            <w:pPr>
+              <w:pStyle w:val="TableHead"/>
+            </w:pPr>
+            <w:r>
+              <w:t xml:space="preserve">Failing behaviour it catches</w:t>
+            </w:r>
+          </w:p>
+        </w:tc>
+      </w:tr>
+      <w:tr>
+        <w:trPr/>
+        <w:tc>
+          <w:tcPr>
+            <w:tcW w:w="5230" w:type="dxa"/>
+            <w:shd w:fill="F0F5F8"/>
+            <w:vAlign w:val="top"/>
+          </w:tcPr>
+          <w:p>
+            <w:pPr>
+              <w:pStyle w:val="TableText"/>
+            </w:pPr>
+            <w:r>
+              <w:t xml:space="preserve">Permission conformance</w:t>
+            </w:r>
+          </w:p>
+        </w:tc>
+        <w:tc>
+          <w:tcPr>
+            <w:tcW w:w="5230" w:type="dxa"/>
+            <w:shd w:fill="F0F5F8"/>
+            <w:vAlign w:val="top"/>
+          </w:tcPr>
+          <w:p>
+            <w:pPr>
+              <w:pStyle w:val="TableText"/>
+            </w:pPr>
+            <w:r>
+              <w:t xml:space="preserve">A view composed for an inspector exposes a manager-only control</w:t>
+            </w:r>
+          </w:p>
+        </w:tc>
+      </w:tr>
+      <w:tr>
+        <w:trPr/>
+        <w:tc>
+          <w:tcPr>
+            <w:tcW w:w="5230" w:type="dxa"/>
+            <w:shd w:fill="FFFFFF"/>
+            <w:vAlign w:val="top"/>
+          </w:tcPr>
+          <w:p>
+            <w:pPr>
+              <w:pStyle w:val="TableText"/>
+            </w:pPr>
+            <w:r>
+              <w:t xml:space="preserve">Evidence scope</w:t>
+            </w:r>
+          </w:p>
+        </w:tc>
+        <w:tc>
+          <w:tcPr>
+            <w:tcW w:w="5230" w:type="dxa"/>
+            <w:shd w:fill="FFFFFF"/>
+            <w:vAlign w:val="top"/>
+          </w:tcPr>
+          <w:p>
+            <w:pPr>
+              <w:pStyle w:val="TableText"/>
+            </w:pPr>
+            <w:r>
+              <w:t xml:space="preserve">The specification requests evidence outside the viewer's line or site scope</w:t>
+            </w:r>
+          </w:p>
+        </w:tc>
+      </w:tr>
+      <w:tr>
+        <w:trPr/>
+        <w:tc>
+          <w:tcPr>
+            <w:tcW w:w="5230" w:type="dxa"/>
+            <w:shd w:fill="F0F5F8"/>
+            <w:vAlign w:val="top"/>
+          </w:tcPr>
+          <w:p>
+            <w:pPr>
+              <w:pStyle w:val="TableText"/>
+            </w:pPr>
+            <w:r>
+              <w:t xml:space="preserve">Schema validity</w:t>
+            </w:r>
+          </w:p>
+        </w:tc>
+        <w:tc>
+          <w:tcPr>
+            <w:tcW w:w="5230" w:type="dxa"/>
+            <w:shd w:fill="F0F5F8"/>
+            <w:vAlign w:val="top"/>
+          </w:tcPr>
+          <w:p>
+            <w:pPr>
+              <w:pStyle w:val="TableText"/>
+            </w:pPr>
+            <w:r>
+              <w:t xml:space="preserve">An unknown component type, or a required field omitted</w:t>
+            </w:r>
+          </w:p>
+        </w:tc>
+      </w:tr>
+      <w:tr>
+        <w:trPr/>
+        <w:tc>
+          <w:tcPr>
+            <w:tcW w:w="5230" w:type="dxa"/>
+            <w:shd w:fill="FFFFFF"/>
+            <w:vAlign w:val="top"/>
+          </w:tcPr>
+          <w:p>
+            <w:pPr>
+              <w:pStyle w:val="TableText"/>
+            </w:pPr>
+            <w:r>
+              <w:t xml:space="preserve">Fallback integrity</w:t>
+            </w:r>
+          </w:p>
+        </w:tc>
+        <w:tc>
+          <w:tcPr>
+            <w:tcW w:w="5230" w:type="dxa"/>
+            <w:shd w:fill="FFFFFF"/>
+            <w:vAlign w:val="top"/>
+          </w:tcPr>
+          <w:p>
+            <w:pPr>
+              <w:pStyle w:val="TableText"/>
+            </w:pPr>
+            <w:r>
+              <w:t xml:space="preserve">On timeout or invalid output, the standard UI still permits completing the review</w:t>
+            </w:r>
+          </w:p>
+        </w:tc>
+      </w:tr>
+      <w:tr>
+        <w:trPr/>
+        <w:tc>
+          <w:tcPr>
+            <w:tcW w:w="5230" w:type="dxa"/>
+            <w:shd w:fill="F0F5F8"/>
+            <w:vAlign w:val="top"/>
+          </w:tcPr>
+          <w:p>
+            <w:pPr>
+              <w:pStyle w:val="TableText"/>
+            </w:pPr>
+            <w:r>
+              <w:t xml:space="preserve">Representation fidelity</w:t>
+            </w:r>
+          </w:p>
+        </w:tc>
+        <w:tc>
+          <w:tcPr>
+            <w:tcW w:w="5230" w:type="dxa"/>
+            <w:shd w:fill="F0F5F8"/>
+            <w:vAlign w:val="top"/>
+          </w:tcPr>
+          <w:p>
+            <w:pPr>
+              <w:pStyle w:val="TableText"/>
+            </w:pPr>
+            <w:r>
+              <w:t xml:space="preserve">An uncertain result is presented without its confidence or escalation state</w:t>
+            </w:r>
+          </w:p>
+        </w:tc>
+      </w:tr>
+      <w:tr>
+        <w:trPr/>
+        <w:tc>
+          <w:tcPr>
+            <w:tcW w:w="5230" w:type="dxa"/>
+            <w:shd w:fill="FFFFFF"/>
+            <w:vAlign w:val="top"/>
+          </w:tcPr>
+          <w:p>
+            <w:pPr>
+              <w:pStyle w:val="TableText"/>
+            </w:pPr>
+            <w:r>
+              <w:t xml:space="preserve">Determinism where required</w:t>
+            </w:r>
+          </w:p>
+        </w:tc>
+        <w:tc>
+          <w:tcPr>
+            <w:tcW w:w="5230" w:type="dxa"/>
+            <w:shd w:fill="FFFFFF"/>
+            <w:vAlign w:val="top"/>
+          </w:tcPr>
+          <w:p>
+            <w:pPr>
+              <w:pStyle w:val="TableText"/>
+            </w:pPr>
+            <w:r>
+              <w:t xml:space="preserve">A safety-critical control is generated rather than taken from the deterministic shell</w:t>
+            </w:r>
+          </w:p>
+        </w:tc>
+      </w:tr>
+    </w:tbl>
+    <w:p>
+      <w:pPr>
+        <w:pStyle w:val="Normal"/>
+      </w:pPr>
+    </w:p>
+    <w:p>
+      <w:pPr>
+        <w:pStyle w:val="Normal"/>
+      </w:pPr>
+      <w:r>
+        <w:t xml:space="preserve">The fifth is the subtle one and the reason this surface warrants safety evaluations of its own. A composition can be schema-valid, permission-correct and still mislead — by placing a confident-looking summary where the underlying result was marginal. That is a model quality failure, and only an evaluation corpus will surface it.</w:t>
       </w:r>
     </w:p>
     <w:p>
@@ -10309,103 +11773,15 @@
         <w:pStyle w:val="Heading1"/>
       </w:pPr>
       <w:r>
-        <w:t xml:space="preserve">26. Key Engineering Messages</w:t>
-      </w:r>
-    </w:p>
-    <w:p>
-      <w:pPr>
-        <w:pStyle w:val="ListParagraph"/>
-      </w:pPr>
-      <w:r>
-        <w:t xml:space="preserve">1. Do not start an enterprise AI build by asking Claude Code to generate the whole application.</w:t>
-      </w:r>
-    </w:p>
-    <w:p>
-      <w:pPr>
-        <w:pStyle w:val="ListParagraph"/>
-      </w:pPr>
-      <w:r>
-        <w:t xml:space="preserve">2. Start with the business problem and a specification.</w:t>
-      </w:r>
-    </w:p>
-    <w:p>
-      <w:pPr>
-        <w:pStyle w:val="ListParagraph"/>
-      </w:pPr>
-      <w:r>
-        <w:t xml:space="preserve">3. CLAUDE.md tells Claude Code how the project should be approached; spec.md defines what should be built.</w:t>
-      </w:r>
-    </w:p>
-    <w:p>
-      <w:pPr>
-        <w:pStyle w:val="ListParagraph"/>
-      </w:pPr>
-      <w:r>
-        <w:t xml:space="preserve">4. The project repository becomes part of the agent's working context.</w:t>
-      </w:r>
-    </w:p>
-    <w:p>
-      <w:pPr>
-        <w:pStyle w:val="ListParagraph"/>
-      </w:pPr>
-      <w:r>
-        <w:t xml:space="preserve">5. Once models become first-class components, deterministic unit tests alone are insufficient.</w:t>
-      </w:r>
-    </w:p>
-    <w:p>
-      <w:pPr>
-        <w:pStyle w:val="ListParagraph"/>
-      </w:pPr>
-      <w:r>
-        <w:t xml:space="preserve">6. AI behaviour must be specified in terms of uncertainty, evidence, evaluation and escalation.</w:t>
-      </w:r>
-    </w:p>
-    <w:p>
-      <w:pPr>
-        <w:pStyle w:val="ListParagraph"/>
-      </w:pPr>
-      <w:r>
-        <w:t xml:space="preserve">7. Critical business controls — disposition policy, interlocks, audit, PLC signalling — should remain deterministic, and they belong to a named backend tier rather than being distributed across the model layers.</w:t>
-      </w:r>
-    </w:p>
-    <w:p>
-      <w:pPr>
-        <w:pStyle w:val="ListParagraph"/>
-      </w:pPr>
-      <w:r>
-        <w:t xml:space="preserve">8. Models should operate inside explicit contracts and bounded workflows, with no direct path to physical action. A forbidden action in a model contract is only a control once a backend service is named as its enforcer.</w:t>
-      </w:r>
-    </w:p>
-    <w:p>
-      <w:pPr>
-        <w:pStyle w:val="ListParagraph"/>
-      </w:pPr>
-      <w:r>
-        <w:t xml:space="preserve">9. Evaluation datasets and rubrics must become first-class engineering assets, owned jointly with the Quality team.</w:t>
-      </w:r>
-    </w:p>
-    <w:p>
-      <w:pPr>
-        <w:pStyle w:val="ListParagraph"/>
-      </w:pPr>
-      <w:r>
-        <w:t xml:space="preserve">10. Harness engineering is the broader discipline of making agentic work reliable through context, tools, state, verification and feedback.</w:t>
-      </w:r>
-    </w:p>
-    <w:p>
-      <w:pPr>
-        <w:pStyle w:val="ListParagraph"/>
-      </w:pPr>
-      <w:r>
-        <w:t xml:space="preserve">11. Where the BRD is silent, the correct engineering output is an open question with a named owner — not an assumed default.</w:t>
-      </w:r>
-    </w:p>
-    <w:p>
-      <w:pPr>
-        <w:pStyle w:val="Heading1"/>
-      </w:pPr>
-      <w:r>
-        <w:t xml:space="preserve">27. Final Mental Model</w:t>
+        <w:t xml:space="preserve">24. Why the Specification Must Evolve</w:t>
+      </w:r>
+    </w:p>
+    <w:p>
+      <w:pPr>
+        <w:pStyle w:val="Normal"/>
+      </w:pPr>
+      <w:r>
+        <w:t xml:space="preserve">A deterministic requirement might say:</w:t>
       </w:r>
     </w:p>
     <w:tbl>
@@ -10442,127 +11818,7 @@
                 <w:rFonts w:ascii="Consolas" w:hAnsi="Consolas"/>
                 <w:sz w:val="17"/>
               </w:rPr>
-              <w:t xml:space="preserve">Specification-Driven Engineering</w:t>
-            </w:r>
-          </w:p>
-          <w:p>
-            <w:pPr>
-              <w:pStyle w:val="CodeText"/>
-            </w:pPr>
-            <w:r>
-              <w:rPr>
-                <w:rFonts w:ascii="Consolas" w:hAnsi="Consolas"/>
-                <w:sz w:val="17"/>
-              </w:rPr>
-              <w:t xml:space="preserve">   ↓</w:t>
-            </w:r>
-          </w:p>
-          <w:p>
-            <w:pPr>
-              <w:pStyle w:val="CodeText"/>
-            </w:pPr>
-            <w:r>
-              <w:rPr>
-                <w:rFonts w:ascii="Consolas" w:hAnsi="Consolas"/>
-                <w:sz w:val="17"/>
-              </w:rPr>
-              <w:t xml:space="preserve">Claude Code Project Foundation</w:t>
-            </w:r>
-          </w:p>
-          <w:p>
-            <w:pPr>
-              <w:pStyle w:val="CodeText"/>
-            </w:pPr>
-            <w:r>
-              <w:rPr>
-                <w:rFonts w:ascii="Consolas" w:hAnsi="Consolas"/>
-                <w:sz w:val="17"/>
-              </w:rPr>
-              <w:t xml:space="preserve">   ↓</w:t>
-            </w:r>
-          </w:p>
-          <w:p>
-            <w:pPr>
-              <w:pStyle w:val="CodeText"/>
-            </w:pPr>
-            <w:r>
-              <w:rPr>
-                <w:rFonts w:ascii="Consolas" w:hAnsi="Consolas"/>
-                <w:sz w:val="17"/>
-              </w:rPr>
-              <w:t xml:space="preserve">Model-Driven Software</w:t>
-            </w:r>
-          </w:p>
-          <w:p>
-            <w:pPr>
-              <w:pStyle w:val="CodeText"/>
-            </w:pPr>
-            <w:r>
-              <w:rPr>
-                <w:rFonts w:ascii="Consolas" w:hAnsi="Consolas"/>
-                <w:sz w:val="17"/>
-              </w:rPr>
-              <w:t xml:space="preserve">   ↓</w:t>
-            </w:r>
-          </w:p>
-          <w:p>
-            <w:pPr>
-              <w:pStyle w:val="CodeText"/>
-            </w:pPr>
-            <w:r>
-              <w:rPr>
-                <w:rFonts w:ascii="Consolas" w:hAnsi="Consolas"/>
-                <w:sz w:val="17"/>
-              </w:rPr>
-              <w:t xml:space="preserve">AI-Native Engineering</w:t>
-            </w:r>
-          </w:p>
-          <w:p>
-            <w:pPr>
-              <w:pStyle w:val="CodeText"/>
-            </w:pPr>
-            <w:r>
-              <w:rPr>
-                <w:rFonts w:ascii="Consolas" w:hAnsi="Consolas"/>
-                <w:sz w:val="17"/>
-              </w:rPr>
-              <w:t xml:space="preserve">   ↓</w:t>
-            </w:r>
-          </w:p>
-          <w:p>
-            <w:pPr>
-              <w:pStyle w:val="CodeText"/>
-            </w:pPr>
-            <w:r>
-              <w:rPr>
-                <w:rFonts w:ascii="Consolas" w:hAnsi="Consolas"/>
-                <w:sz w:val="17"/>
-              </w:rPr>
-              <w:t xml:space="preserve">Harness Engineering</w:t>
-            </w:r>
-          </w:p>
-          <w:p>
-            <w:pPr>
-              <w:pStyle w:val="CodeText"/>
-            </w:pPr>
-            <w:r>
-              <w:rPr>
-                <w:rFonts w:ascii="Consolas" w:hAnsi="Consolas"/>
-                <w:sz w:val="17"/>
-              </w:rPr>
-              <w:t xml:space="preserve">   ↓</w:t>
-            </w:r>
-          </w:p>
-          <w:p>
-            <w:pPr>
-              <w:pStyle w:val="CodeText"/>
-            </w:pPr>
-            <w:r>
-              <w:rPr>
-                <w:rFonts w:ascii="Consolas" w:hAnsi="Consolas"/>
-                <w:sz w:val="17"/>
-              </w:rPr>
-              <w:t xml:space="preserve">Reliable Long-Running Agentic Work</w:t>
+              <w:t xml:space="preserve">The system shall detect a missing component.</w:t>
             </w:r>
           </w:p>
         </w:tc>
@@ -10575,9 +11831,1150 @@
     </w:p>
     <w:p>
       <w:pPr>
+        <w:pStyle w:val="Normal"/>
+      </w:pPr>
+      <w:r>
+        <w:t xml:space="preserve">An AI-native requirement defines the behaviour around uncertainty:</w:t>
+      </w:r>
+    </w:p>
+    <w:tbl>
+      <w:tblPr>
+        <w:tblW w:w="10460" w:type="dxa"/>
+        <w:tblBorders>
+          <w:top w:val="single" w:sz="4" w:color="D4DEE6"/>
+          <w:left w:val="single" w:sz="4" w:color="D4DEE6"/>
+          <w:bottom w:val="single" w:sz="4" w:color="D4DEE6"/>
+          <w:right w:val="single" w:sz="4" w:color="D4DEE6"/>
+        </w:tblBorders>
+        <w:tblCellMar>
+          <w:top w:w="120" w:type="dxa"/>
+          <w:left w:w="160" w:type="dxa"/>
+          <w:bottom w:w="120" w:type="dxa"/>
+          <w:right w:w="160" w:type="dxa"/>
+        </w:tblCellMar>
+      </w:tblPr>
+      <w:tblGrid>
+        <w:gridCol w:w="10460"/>
+      </w:tblGrid>
+      <w:tr>
+        <w:tc>
+          <w:tcPr>
+            <w:tcW w:w="10460" w:type="dxa"/>
+            <w:shd w:fill="F5F8FA"/>
+          </w:tcPr>
+          <w:p>
+            <w:pPr>
+              <w:pStyle w:val="CodeText"/>
+            </w:pPr>
+            <w:r>
+              <w:rPr>
+                <w:rFonts w:ascii="Consolas" w:hAnsi="Consolas"/>
+                <w:sz w:val="17"/>
+              </w:rPr>
+              <w:t xml:space="preserve">The Detection capability shall detect a missing component on a supported</w:t>
+            </w:r>
+          </w:p>
+          <w:p>
+            <w:pPr>
+              <w:pStyle w:val="CodeText"/>
+            </w:pPr>
+            <w:r>
+              <w:rPr>
+                <w:rFonts w:ascii="Consolas" w:hAnsi="Consolas"/>
+                <w:sz w:val="17"/>
+              </w:rPr>
+              <w:t xml:space="preserve">board type and revision, return a localization region, retain an evidence</w:t>
+            </w:r>
+          </w:p>
+          <w:p>
+            <w:pPr>
+              <w:pStyle w:val="CodeText"/>
+            </w:pPr>
+            <w:r>
+              <w:rPr>
+                <w:rFonts w:ascii="Consolas" w:hAnsi="Consolas"/>
+                <w:sz w:val="17"/>
+              </w:rPr>
+              <w:t xml:space="preserve">reference, represent uncertainty explicitly, and escalate when the evidence</w:t>
+            </w:r>
+          </w:p>
+          <w:p>
+            <w:pPr>
+              <w:pStyle w:val="CodeText"/>
+            </w:pPr>
+            <w:r>
+              <w:rPr>
+                <w:rFonts w:ascii="Consolas" w:hAnsi="Consolas"/>
+                <w:sz w:val="17"/>
+              </w:rPr>
+              <w:t xml:space="preserve">is insufficient, contradictory or out-of-distribution.</w:t>
+            </w:r>
+          </w:p>
+          <w:p>
+            <w:pPr>
+              <w:pStyle w:val="CodeText"/>
+            </w:pPr>
+            <w:r>
+              <w:rPr>
+                <w:rFonts w:ascii="Consolas" w:hAnsi="Consolas"/>
+                <w:sz w:val="17"/>
+              </w:rPr>
+              <w:t xml:space="preserve"> </w:t>
+            </w:r>
+          </w:p>
+          <w:p>
+            <w:pPr>
+              <w:pStyle w:val="CodeText"/>
+            </w:pPr>
+            <w:r>
+              <w:rPr>
+                <w:rFonts w:ascii="Consolas" w:hAnsi="Consolas"/>
+                <w:sz w:val="17"/>
+              </w:rPr>
+              <w:t xml:space="preserve">The behaviour shall be evaluated against the approved evaluation dataset</w:t>
+            </w:r>
+          </w:p>
+          <w:p>
+            <w:pPr>
+              <w:pStyle w:val="CodeText"/>
+            </w:pPr>
+            <w:r>
+              <w:rPr>
+                <w:rFonts w:ascii="Consolas" w:hAnsi="Consolas"/>
+                <w:sz w:val="17"/>
+              </w:rPr>
+              <w:t xml:space="preserve">using the documented per-defect recall and escalation thresholds, and a</w:t>
+            </w:r>
+          </w:p>
+          <w:p>
+            <w:pPr>
+              <w:pStyle w:val="CodeText"/>
+            </w:pPr>
+            <w:r>
+              <w:rPr>
+                <w:rFonts w:ascii="Consolas" w:hAnsi="Consolas"/>
+                <w:sz w:val="17"/>
+              </w:rPr>
+              <w:t xml:space="preserve">false negative on a critical defect shall be reported as a critical failure.</w:t>
+            </w:r>
+          </w:p>
+        </w:tc>
+      </w:tr>
+    </w:tbl>
+    <w:p>
+      <w:pPr>
+        <w:pStyle w:val="Normal"/>
+      </w:pPr>
+    </w:p>
+    <w:p>
+      <w:pPr>
         <w:pStyle w:val="Heading1"/>
       </w:pPr>
       <w:r>
+        <w:t xml:space="preserve">25. The Three-Layer Model</w:t>
+      </w:r>
+    </w:p>
+    <w:tbl>
+      <w:tblPr>
+        <w:tblW w:w="10460" w:type="dxa"/>
+        <w:tblBorders>
+          <w:top w:val="single" w:sz="4" w:color="D4DEE6"/>
+          <w:left w:val="single" w:sz="4" w:color="D4DEE6"/>
+          <w:bottom w:val="single" w:sz="4" w:color="D4DEE6"/>
+          <w:right w:val="single" w:sz="4" w:color="D4DEE6"/>
+        </w:tblBorders>
+        <w:tblCellMar>
+          <w:top w:w="120" w:type="dxa"/>
+          <w:left w:w="160" w:type="dxa"/>
+          <w:bottom w:w="120" w:type="dxa"/>
+          <w:right w:w="160" w:type="dxa"/>
+        </w:tblCellMar>
+      </w:tblPr>
+      <w:tblGrid>
+        <w:gridCol w:w="10460"/>
+      </w:tblGrid>
+      <w:tr>
+        <w:tc>
+          <w:tcPr>
+            <w:tcW w:w="10460" w:type="dxa"/>
+            <w:shd w:fill="F5F8FA"/>
+          </w:tcPr>
+          <w:p>
+            <w:pPr>
+              <w:pStyle w:val="CodeText"/>
+            </w:pPr>
+            <w:r>
+              <w:rPr>
+                <w:rFonts w:ascii="Consolas" w:hAnsi="Consolas"/>
+                <w:sz w:val="17"/>
+              </w:rPr>
+              <w:t xml:space="preserve">Layer 1 — Claude / Model</w:t>
+            </w:r>
+          </w:p>
+          <w:p>
+            <w:pPr>
+              <w:pStyle w:val="CodeText"/>
+            </w:pPr>
+            <w:r>
+              <w:rPr>
+                <w:rFonts w:ascii="Consolas" w:hAnsi="Consolas"/>
+                <w:sz w:val="17"/>
+              </w:rPr>
+              <w:t xml:space="preserve">  Probabilistic reasoning engine</w:t>
+            </w:r>
+          </w:p>
+          <w:p>
+            <w:pPr>
+              <w:pStyle w:val="CodeText"/>
+            </w:pPr>
+            <w:r>
+              <w:rPr>
+                <w:rFonts w:ascii="Consolas" w:hAnsi="Consolas"/>
+                <w:sz w:val="17"/>
+              </w:rPr>
+              <w:t xml:space="preserve"> </w:t>
+            </w:r>
+          </w:p>
+          <w:p>
+            <w:pPr>
+              <w:pStyle w:val="CodeText"/>
+            </w:pPr>
+            <w:r>
+              <w:rPr>
+                <w:rFonts w:ascii="Consolas" w:hAnsi="Consolas"/>
+                <w:sz w:val="17"/>
+              </w:rPr>
+              <w:t xml:space="preserve">Layer 2 — Claude Code</w:t>
+            </w:r>
+          </w:p>
+          <w:p>
+            <w:pPr>
+              <w:pStyle w:val="CodeText"/>
+            </w:pPr>
+            <w:r>
+              <w:rPr>
+                <w:rFonts w:ascii="Consolas" w:hAnsi="Consolas"/>
+                <w:sz w:val="17"/>
+              </w:rPr>
+              <w:t xml:space="preserve">  Development agent that reads the repository, edits files,</w:t>
+            </w:r>
+          </w:p>
+          <w:p>
+            <w:pPr>
+              <w:pStyle w:val="CodeText"/>
+            </w:pPr>
+            <w:r>
+              <w:rPr>
+                <w:rFonts w:ascii="Consolas" w:hAnsi="Consolas"/>
+                <w:sz w:val="17"/>
+              </w:rPr>
+              <w:t xml:space="preserve">  runs tools/tests and iterates on the software</w:t>
+            </w:r>
+          </w:p>
+          <w:p>
+            <w:pPr>
+              <w:pStyle w:val="CodeText"/>
+            </w:pPr>
+            <w:r>
+              <w:rPr>
+                <w:rFonts w:ascii="Consolas" w:hAnsi="Consolas"/>
+                <w:sz w:val="17"/>
+              </w:rPr>
+              <w:t xml:space="preserve"> </w:t>
+            </w:r>
+          </w:p>
+          <w:p>
+            <w:pPr>
+              <w:pStyle w:val="CodeText"/>
+            </w:pPr>
+            <w:r>
+              <w:rPr>
+                <w:rFonts w:ascii="Consolas" w:hAnsi="Consolas"/>
+                <w:sz w:val="17"/>
+              </w:rPr>
+              <w:t xml:space="preserve">Layer 3 — Runtime System</w:t>
+            </w:r>
+          </w:p>
+          <w:p>
+            <w:pPr>
+              <w:pStyle w:val="CodeText"/>
+            </w:pPr>
+            <w:r>
+              <w:rPr>
+                <w:rFonts w:ascii="Consolas" w:hAnsi="Consolas"/>
+                <w:sz w:val="17"/>
+              </w:rPr>
+              <w:t xml:space="preserve">  Probabilistic: Image Quality model, Detection model, Calibration component</w:t>
+            </w:r>
+          </w:p>
+          <w:p>
+            <w:pPr>
+              <w:pStyle w:val="CodeText"/>
+            </w:pPr>
+            <w:r>
+              <w:rPr>
+                <w:rFonts w:ascii="Consolas" w:hAnsi="Consolas"/>
+                <w:sz w:val="17"/>
+              </w:rPr>
+              <w:t xml:space="preserve">  Deterministic: backend workflow state machine, policy engine and action</w:t>
+            </w:r>
+          </w:p>
+          <w:p>
+            <w:pPr>
+              <w:pStyle w:val="CodeText"/>
+            </w:pPr>
+            <w:r>
+              <w:rPr>
+                <w:rFonts w:ascii="Consolas" w:hAnsi="Consolas"/>
+                <w:sz w:val="17"/>
+              </w:rPr>
+              <w:t xml:space="preserve">  gateway, which own every state change and physical effect</w:t>
+            </w:r>
+          </w:p>
+        </w:tc>
+      </w:tr>
+    </w:tbl>
+    <w:p>
+      <w:pPr>
+        <w:pStyle w:val="Normal"/>
+      </w:pPr>
+    </w:p>
+    <w:p>
+      <w:pPr>
+        <w:pStyle w:val="Normal"/>
+      </w:pPr>
+      <w:r>
+        <w:t xml:space="preserve">Layer 2 builds the system. Layer 3 runs it. Conflating them is a common and expensive mistake: the coding agent's autonomy in the repository says nothing about how much autonomy a runtime model should have over a production line.</w:t>
+      </w:r>
+    </w:p>
+    <w:p>
+      <w:pPr>
+        <w:pStyle w:val="Heading1"/>
+      </w:pPr>
+      <w:r>
+        <w:t xml:space="preserve">26. Harness Engineering — Where It Fits</w:t>
+      </w:r>
+    </w:p>
+    <w:p>
+      <w:pPr>
+        <w:pStyle w:val="Normal"/>
+      </w:pPr>
+      <w:r>
+        <w:t xml:space="preserve">The initial project foundation should not be confused with a commercial product called Harness. In this context, harness engineering means deliberately designing the environment around the coding/agent system so that it can work iteratively and reliably.</w:t>
+      </w:r>
+    </w:p>
+    <w:tbl>
+      <w:tblPr>
+        <w:tblW w:w="10460" w:type="dxa"/>
+        <w:tblBorders>
+          <w:top w:val="single" w:sz="4" w:color="D4DEE6"/>
+          <w:left w:val="single" w:sz="4" w:color="D4DEE6"/>
+          <w:bottom w:val="single" w:sz="4" w:color="D4DEE6"/>
+          <w:right w:val="single" w:sz="4" w:color="D4DEE6"/>
+        </w:tblBorders>
+        <w:tblCellMar>
+          <w:top w:w="120" w:type="dxa"/>
+          <w:left w:w="160" w:type="dxa"/>
+          <w:bottom w:w="120" w:type="dxa"/>
+          <w:right w:w="160" w:type="dxa"/>
+        </w:tblCellMar>
+      </w:tblPr>
+      <w:tblGrid>
+        <w:gridCol w:w="10460"/>
+      </w:tblGrid>
+      <w:tr>
+        <w:tc>
+          <w:tcPr>
+            <w:tcW w:w="10460" w:type="dxa"/>
+            <w:shd w:fill="F5F8FA"/>
+          </w:tcPr>
+          <w:p>
+            <w:pPr>
+              <w:pStyle w:val="CodeText"/>
+            </w:pPr>
+            <w:r>
+              <w:rPr>
+                <w:rFonts w:ascii="Consolas" w:hAnsi="Consolas"/>
+                <w:sz w:val="17"/>
+              </w:rPr>
+              <w:t xml:space="preserve">        CLAUDE CODE / AGENT</w:t>
+            </w:r>
+          </w:p>
+          <w:p>
+            <w:pPr>
+              <w:pStyle w:val="CodeText"/>
+            </w:pPr>
+            <w:r>
+              <w:rPr>
+                <w:rFonts w:ascii="Consolas" w:hAnsi="Consolas"/>
+                <w:sz w:val="17"/>
+              </w:rPr>
+              <w:t xml:space="preserve">                │</w:t>
+            </w:r>
+          </w:p>
+          <w:p>
+            <w:pPr>
+              <w:pStyle w:val="CodeText"/>
+            </w:pPr>
+            <w:r>
+              <w:rPr>
+                <w:rFonts w:ascii="Consolas" w:hAnsi="Consolas"/>
+                <w:sz w:val="17"/>
+              </w:rPr>
+              <w:t xml:space="preserve">   ┌────────────┼────────────┐</w:t>
+            </w:r>
+          </w:p>
+          <w:p>
+            <w:pPr>
+              <w:pStyle w:val="CodeText"/>
+            </w:pPr>
+            <w:r>
+              <w:rPr>
+                <w:rFonts w:ascii="Consolas" w:hAnsi="Consolas"/>
+                <w:sz w:val="17"/>
+              </w:rPr>
+              <w:t xml:space="preserve">   │            │            │</w:t>
+            </w:r>
+          </w:p>
+          <w:p>
+            <w:pPr>
+              <w:pStyle w:val="CodeText"/>
+            </w:pPr>
+            <w:r>
+              <w:rPr>
+                <w:rFonts w:ascii="Consolas" w:hAnsi="Consolas"/>
+                <w:sz w:val="17"/>
+              </w:rPr>
+              <w:t xml:space="preserve">Context       Tools        State</w:t>
+            </w:r>
+          </w:p>
+          <w:p>
+            <w:pPr>
+              <w:pStyle w:val="CodeText"/>
+            </w:pPr>
+            <w:r>
+              <w:rPr>
+                <w:rFonts w:ascii="Consolas" w:hAnsi="Consolas"/>
+                <w:sz w:val="17"/>
+              </w:rPr>
+              <w:t xml:space="preserve">CLAUDE.md     Terminal     Progress</w:t>
+            </w:r>
+          </w:p>
+          <w:p>
+            <w:pPr>
+              <w:pStyle w:val="CodeText"/>
+            </w:pPr>
+            <w:r>
+              <w:rPr>
+                <w:rFonts w:ascii="Consolas" w:hAnsi="Consolas"/>
+                <w:sz w:val="17"/>
+              </w:rPr>
+              <w:t xml:space="preserve">specs         Filesystem   Artifacts</w:t>
+            </w:r>
+          </w:p>
+          <w:p>
+            <w:pPr>
+              <w:pStyle w:val="CodeText"/>
+            </w:pPr>
+            <w:r>
+              <w:rPr>
+                <w:rFonts w:ascii="Consolas" w:hAnsi="Consolas"/>
+                <w:sz w:val="17"/>
+              </w:rPr>
+              <w:t xml:space="preserve">architecture  Tests        Evaluations</w:t>
+            </w:r>
+          </w:p>
+          <w:p>
+            <w:pPr>
+              <w:pStyle w:val="CodeText"/>
+            </w:pPr>
+            <w:r>
+              <w:rPr>
+                <w:rFonts w:ascii="Consolas" w:hAnsi="Consolas"/>
+                <w:sz w:val="17"/>
+              </w:rPr>
+              <w:t xml:space="preserve">   │            │            │</w:t>
+            </w:r>
+          </w:p>
+          <w:p>
+            <w:pPr>
+              <w:pStyle w:val="CodeText"/>
+            </w:pPr>
+            <w:r>
+              <w:rPr>
+                <w:rFonts w:ascii="Consolas" w:hAnsi="Consolas"/>
+                <w:sz w:val="17"/>
+              </w:rPr>
+              <w:t xml:space="preserve">   └────────────┼────────────┘</w:t>
+            </w:r>
+          </w:p>
+          <w:p>
+            <w:pPr>
+              <w:pStyle w:val="CodeText"/>
+            </w:pPr>
+            <w:r>
+              <w:rPr>
+                <w:rFonts w:ascii="Consolas" w:hAnsi="Consolas"/>
+                <w:sz w:val="17"/>
+              </w:rPr>
+              <w:t xml:space="preserve">                │</w:t>
+            </w:r>
+          </w:p>
+          <w:p>
+            <w:pPr>
+              <w:pStyle w:val="CodeText"/>
+            </w:pPr>
+            <w:r>
+              <w:rPr>
+                <w:rFonts w:ascii="Consolas" w:hAnsi="Consolas"/>
+                <w:sz w:val="17"/>
+              </w:rPr>
+              <w:t xml:space="preserve">            IMPLEMENT</w:t>
+            </w:r>
+          </w:p>
+          <w:p>
+            <w:pPr>
+              <w:pStyle w:val="CodeText"/>
+            </w:pPr>
+            <w:r>
+              <w:rPr>
+                <w:rFonts w:ascii="Consolas" w:hAnsi="Consolas"/>
+                <w:sz w:val="17"/>
+              </w:rPr>
+              <w:t xml:space="preserve">                │</w:t>
+            </w:r>
+          </w:p>
+          <w:p>
+            <w:pPr>
+              <w:pStyle w:val="CodeText"/>
+            </w:pPr>
+            <w:r>
+              <w:rPr>
+                <w:rFonts w:ascii="Consolas" w:hAnsi="Consolas"/>
+                <w:sz w:val="17"/>
+              </w:rPr>
+              <w:t xml:space="preserve">             VERIFY</w:t>
+            </w:r>
+          </w:p>
+          <w:p>
+            <w:pPr>
+              <w:pStyle w:val="CodeText"/>
+            </w:pPr>
+            <w:r>
+              <w:rPr>
+                <w:rFonts w:ascii="Consolas" w:hAnsi="Consolas"/>
+                <w:sz w:val="17"/>
+              </w:rPr>
+              <w:t xml:space="preserve">                │</w:t>
+            </w:r>
+          </w:p>
+          <w:p>
+            <w:pPr>
+              <w:pStyle w:val="CodeText"/>
+            </w:pPr>
+            <w:r>
+              <w:rPr>
+                <w:rFonts w:ascii="Consolas" w:hAnsi="Consolas"/>
+                <w:sz w:val="17"/>
+              </w:rPr>
+              <w:t xml:space="preserve">            EVALUATE</w:t>
+            </w:r>
+          </w:p>
+          <w:p>
+            <w:pPr>
+              <w:pStyle w:val="CodeText"/>
+            </w:pPr>
+            <w:r>
+              <w:rPr>
+                <w:rFonts w:ascii="Consolas" w:hAnsi="Consolas"/>
+                <w:sz w:val="17"/>
+              </w:rPr>
+              <w:t xml:space="preserve">                │</w:t>
+            </w:r>
+          </w:p>
+          <w:p>
+            <w:pPr>
+              <w:pStyle w:val="CodeText"/>
+            </w:pPr>
+            <w:r>
+              <w:rPr>
+                <w:rFonts w:ascii="Consolas" w:hAnsi="Consolas"/>
+                <w:sz w:val="17"/>
+              </w:rPr>
+              <w:t xml:space="preserve">   Continue / Correct / Escalate</w:t>
+            </w:r>
+          </w:p>
+        </w:tc>
+      </w:tr>
+    </w:tbl>
+    <w:p>
+      <w:pPr>
+        <w:pStyle w:val="Normal"/>
+      </w:pPr>
+    </w:p>
+    <w:p>
+      <w:pPr>
+        <w:pStyle w:val="Normal"/>
+      </w:pPr>
+      <w:r>
+        <w:t xml:space="preserve">CLAUDE.md and the specification remain valid and important. They form part of the project context and engineering foundation, while the broader harness includes the mechanisms that provide context, tools, state, verification, feedback and controlled iteration.</w:t>
+      </w:r>
+    </w:p>
+    <w:p>
+      <w:pPr>
+        <w:pStyle w:val="Heading1"/>
+      </w:pPr>
+      <w:r>
+        <w:t xml:space="preserve">27. Recommended End-to-End AI-Native Engineering Lifecycle</w:t>
+      </w:r>
+    </w:p>
+    <w:tbl>
+      <w:tblPr>
+        <w:tblW w:w="10460" w:type="dxa"/>
+        <w:tblBorders>
+          <w:top w:val="single" w:sz="4" w:color="D4DEE6"/>
+          <w:left w:val="single" w:sz="4" w:color="D4DEE6"/>
+          <w:bottom w:val="single" w:sz="4" w:color="D4DEE6"/>
+          <w:right w:val="single" w:sz="4" w:color="D4DEE6"/>
+        </w:tblBorders>
+        <w:tblCellMar>
+          <w:top w:w="120" w:type="dxa"/>
+          <w:left w:w="160" w:type="dxa"/>
+          <w:bottom w:w="120" w:type="dxa"/>
+          <w:right w:w="160" w:type="dxa"/>
+        </w:tblCellMar>
+      </w:tblPr>
+      <w:tblGrid>
+        <w:gridCol w:w="10460"/>
+      </w:tblGrid>
+      <w:tr>
+        <w:tc>
+          <w:tcPr>
+            <w:tcW w:w="10460" w:type="dxa"/>
+            <w:shd w:fill="F5F8FA"/>
+          </w:tcPr>
+          <w:p>
+            <w:pPr>
+              <w:pStyle w:val="CodeText"/>
+            </w:pPr>
+            <w:r>
+              <w:rPr>
+                <w:rFonts w:ascii="Consolas" w:hAnsi="Consolas"/>
+                <w:sz w:val="17"/>
+              </w:rPr>
+              <w:t xml:space="preserve">Business Problem</w:t>
+            </w:r>
+          </w:p>
+          <w:p>
+            <w:pPr>
+              <w:pStyle w:val="CodeText"/>
+            </w:pPr>
+            <w:r>
+              <w:rPr>
+                <w:rFonts w:ascii="Consolas" w:hAnsi="Consolas"/>
+                <w:sz w:val="17"/>
+              </w:rPr>
+              <w:t xml:space="preserve">   → Specification</w:t>
+            </w:r>
+          </w:p>
+          <w:p>
+            <w:pPr>
+              <w:pStyle w:val="CodeText"/>
+            </w:pPr>
+            <w:r>
+              <w:rPr>
+                <w:rFonts w:ascii="Consolas" w:hAnsi="Consolas"/>
+                <w:sz w:val="17"/>
+              </w:rPr>
+              <w:t xml:space="preserve">   → Model Contracts</w:t>
+            </w:r>
+          </w:p>
+          <w:p>
+            <w:pPr>
+              <w:pStyle w:val="CodeText"/>
+            </w:pPr>
+            <w:r>
+              <w:rPr>
+                <w:rFonts w:ascii="Consolas" w:hAnsi="Consolas"/>
+                <w:sz w:val="17"/>
+              </w:rPr>
+              <w:t xml:space="preserve">   → Golden Dataset</w:t>
+            </w:r>
+          </w:p>
+          <w:p>
+            <w:pPr>
+              <w:pStyle w:val="CodeText"/>
+            </w:pPr>
+            <w:r>
+              <w:rPr>
+                <w:rFonts w:ascii="Consolas" w:hAnsi="Consolas"/>
+                <w:sz w:val="17"/>
+              </w:rPr>
+              <w:t xml:space="preserve">   → Architecture</w:t>
+            </w:r>
+          </w:p>
+          <w:p>
+            <w:pPr>
+              <w:pStyle w:val="CodeText"/>
+            </w:pPr>
+            <w:r>
+              <w:rPr>
+                <w:rFonts w:ascii="Consolas" w:hAnsi="Consolas"/>
+                <w:sz w:val="17"/>
+              </w:rPr>
+              <w:t xml:space="preserve">   → Implementation Plan</w:t>
+            </w:r>
+          </w:p>
+          <w:p>
+            <w:pPr>
+              <w:pStyle w:val="CodeText"/>
+            </w:pPr>
+            <w:r>
+              <w:rPr>
+                <w:rFonts w:ascii="Consolas" w:hAnsi="Consolas"/>
+                <w:sz w:val="17"/>
+              </w:rPr>
+              <w:t xml:space="preserve">   → Tasks</w:t>
+            </w:r>
+          </w:p>
+          <w:p>
+            <w:pPr>
+              <w:pStyle w:val="CodeText"/>
+            </w:pPr>
+            <w:r>
+              <w:rPr>
+                <w:rFonts w:ascii="Consolas" w:hAnsi="Consolas"/>
+                <w:sz w:val="17"/>
+              </w:rPr>
+              <w:t xml:space="preserve">   → Claude Code</w:t>
+            </w:r>
+          </w:p>
+          <w:p>
+            <w:pPr>
+              <w:pStyle w:val="CodeText"/>
+            </w:pPr>
+            <w:r>
+              <w:rPr>
+                <w:rFonts w:ascii="Consolas" w:hAnsi="Consolas"/>
+                <w:sz w:val="17"/>
+              </w:rPr>
+              <w:t xml:space="preserve">   → Implement</w:t>
+            </w:r>
+          </w:p>
+          <w:p>
+            <w:pPr>
+              <w:pStyle w:val="CodeText"/>
+            </w:pPr>
+            <w:r>
+              <w:rPr>
+                <w:rFonts w:ascii="Consolas" w:hAnsi="Consolas"/>
+                <w:sz w:val="17"/>
+              </w:rPr>
+              <w:t xml:space="preserve">   → Deterministic Tests</w:t>
+            </w:r>
+          </w:p>
+          <w:p>
+            <w:pPr>
+              <w:pStyle w:val="CodeText"/>
+            </w:pPr>
+            <w:r>
+              <w:rPr>
+                <w:rFonts w:ascii="Consolas" w:hAnsi="Consolas"/>
+                <w:sz w:val="17"/>
+              </w:rPr>
+              <w:t xml:space="preserve">   → AI Evaluations</w:t>
+            </w:r>
+          </w:p>
+          <w:p>
+            <w:pPr>
+              <w:pStyle w:val="CodeText"/>
+            </w:pPr>
+            <w:r>
+              <w:rPr>
+                <w:rFonts w:ascii="Consolas" w:hAnsi="Consolas"/>
+                <w:sz w:val="17"/>
+              </w:rPr>
+              <w:t xml:space="preserve">   → Quality Gate</w:t>
+            </w:r>
+          </w:p>
+          <w:p>
+            <w:pPr>
+              <w:pStyle w:val="CodeText"/>
+            </w:pPr>
+            <w:r>
+              <w:rPr>
+                <w:rFonts w:ascii="Consolas" w:hAnsi="Consolas"/>
+                <w:sz w:val="17"/>
+              </w:rPr>
+              <w:t xml:space="preserve">   → Deploy (shadow → staged → production)</w:t>
+            </w:r>
+          </w:p>
+          <w:p>
+            <w:pPr>
+              <w:pStyle w:val="CodeText"/>
+            </w:pPr>
+            <w:r>
+              <w:rPr>
+                <w:rFonts w:ascii="Consolas" w:hAnsi="Consolas"/>
+                <w:sz w:val="17"/>
+              </w:rPr>
+              <w:t xml:space="preserve">   → Observe</w:t>
+            </w:r>
+          </w:p>
+          <w:p>
+            <w:pPr>
+              <w:pStyle w:val="CodeText"/>
+            </w:pPr>
+            <w:r>
+              <w:rPr>
+                <w:rFonts w:ascii="Consolas" w:hAnsi="Consolas"/>
+                <w:sz w:val="17"/>
+              </w:rPr>
+              <w:t xml:space="preserve">   → Production Failure / New Case</w:t>
+            </w:r>
+          </w:p>
+          <w:p>
+            <w:pPr>
+              <w:pStyle w:val="CodeText"/>
+            </w:pPr>
+            <w:r>
+              <w:rPr>
+                <w:rFonts w:ascii="Consolas" w:hAnsi="Consolas"/>
+                <w:sz w:val="17"/>
+              </w:rPr>
+              <w:t xml:space="preserve">   → New Evaluation Case</w:t>
+            </w:r>
+          </w:p>
+          <w:p>
+            <w:pPr>
+              <w:pStyle w:val="CodeText"/>
+            </w:pPr>
+            <w:r>
+              <w:rPr>
+                <w:rFonts w:ascii="Consolas" w:hAnsi="Consolas"/>
+                <w:sz w:val="17"/>
+              </w:rPr>
+              <w:t xml:space="preserve">   → Claude Code</w:t>
+            </w:r>
+          </w:p>
+          <w:p>
+            <w:pPr>
+              <w:pStyle w:val="CodeText"/>
+            </w:pPr>
+            <w:r>
+              <w:rPr>
+                <w:rFonts w:ascii="Consolas" w:hAnsi="Consolas"/>
+                <w:sz w:val="17"/>
+              </w:rPr>
+              <w:t xml:space="preserve">   → Improve</w:t>
+            </w:r>
+          </w:p>
+        </w:tc>
+      </w:tr>
+    </w:tbl>
+    <w:p>
+      <w:pPr>
+        <w:pStyle w:val="Normal"/>
+      </w:pPr>
+    </w:p>
+    <w:p>
+      <w:pPr>
+        <w:pStyle w:val="Normal"/>
+      </w:pPr>
+      <w:r>
+        <w:t xml:space="preserve">This mirrors the model lifecycle the BRD already requires — development, validation, business/quality approval, deployment, monitoring, performance review, retraining, revalidation, new version — with the evaluation dataset as the artifact that connects a production failure back to an engineering change.</w:t>
+      </w:r>
+    </w:p>
+    <w:p>
+      <w:pPr>
+        <w:pStyle w:val="Heading1"/>
+      </w:pPr>
+      <w:r>
+        <w:t xml:space="preserve">28. Key Engineering Messages</w:t>
+      </w:r>
+    </w:p>
+    <w:p>
+      <w:pPr>
+        <w:pStyle w:val="ListParagraph"/>
+      </w:pPr>
+      <w:r>
+        <w:t xml:space="preserve">1. Do not start an enterprise AI build by asking Claude Code to generate the whole application.</w:t>
+      </w:r>
+    </w:p>
+    <w:p>
+      <w:pPr>
+        <w:pStyle w:val="ListParagraph"/>
+      </w:pPr>
+      <w:r>
+        <w:t xml:space="preserve">2. Start with the business problem and a specification.</w:t>
+      </w:r>
+    </w:p>
+    <w:p>
+      <w:pPr>
+        <w:pStyle w:val="ListParagraph"/>
+      </w:pPr>
+      <w:r>
+        <w:t xml:space="preserve">3. CLAUDE.md tells Claude Code how the project should be approached; spec.md defines what should be built.</w:t>
+      </w:r>
+    </w:p>
+    <w:p>
+      <w:pPr>
+        <w:pStyle w:val="ListParagraph"/>
+      </w:pPr>
+      <w:r>
+        <w:t xml:space="preserve">4. The project repository becomes part of the agent's working context.</w:t>
+      </w:r>
+    </w:p>
+    <w:p>
+      <w:pPr>
+        <w:pStyle w:val="ListParagraph"/>
+      </w:pPr>
+      <w:r>
+        <w:t xml:space="preserve">5. Once models become first-class components, deterministic unit tests alone are insufficient.</w:t>
+      </w:r>
+    </w:p>
+    <w:p>
+      <w:pPr>
+        <w:pStyle w:val="ListParagraph"/>
+      </w:pPr>
+      <w:r>
+        <w:t xml:space="preserve">6. AI behaviour must be specified in terms of uncertainty, evidence, evaluation and escalation.</w:t>
+      </w:r>
+    </w:p>
+    <w:p>
+      <w:pPr>
+        <w:pStyle w:val="ListParagraph"/>
+      </w:pPr>
+      <w:r>
+        <w:t xml:space="preserve">7. Critical business controls — disposition policy, interlocks, audit, PLC signalling — should remain deterministic, and they belong to a named backend tier rather than being distributed across the model layers.</w:t>
+      </w:r>
+    </w:p>
+    <w:p>
+      <w:pPr>
+        <w:pStyle w:val="ListParagraph"/>
+      </w:pPr>
+      <w:r>
+        <w:t xml:space="preserve">8. Models should operate inside explicit contracts and bounded workflows, with no direct path to physical action. A forbidden action in a model contract is only a control once a backend service is named as its enforcer.</w:t>
+      </w:r>
+    </w:p>
+    <w:p>
+      <w:pPr>
+        <w:pStyle w:val="ListParagraph"/>
+      </w:pPr>
+      <w:r>
+        <w:t xml:space="preserve">9. Evaluation datasets and rubrics must become first-class engineering assets, owned jointly with the Quality team — and every model-driven surface needs them, the adaptive UI included.</w:t>
+      </w:r>
+    </w:p>
+    <w:p>
+      <w:pPr>
+        <w:pStyle w:val="ListParagraph"/>
+      </w:pPr>
+      <w:r>
+        <w:t xml:space="preserve">10. Frontend/backend is not replaced by runtime terminology; the System/Deployment, Logical and AI-Native Runtime views are used together.</w:t>
+      </w:r>
+    </w:p>
+    <w:p>
+      <w:pPr>
+        <w:pStyle w:val="ListParagraph"/>
+      </w:pPr>
+      <w:r>
+        <w:t xml:space="preserve">11. A generated interface selects from an approved component vocabulary and never emits executable code — but rendering a control is not granting a permission, and only the backend gateway decides what a user may actually do.</w:t>
+      </w:r>
+    </w:p>
+    <w:p>
+      <w:pPr>
+        <w:pStyle w:val="ListParagraph"/>
+      </w:pPr>
+      <w:r>
+        <w:t xml:space="preserve">12. Harness engineering is the broader discipline of making agentic work reliable through context, tools, state, verification and feedback, with .claude/ as its enforcement location.</w:t>
+      </w:r>
+    </w:p>
+    <w:p>
+      <w:pPr>
+        <w:pStyle w:val="ListParagraph"/>
+      </w:pPr>
+      <w:r>
+        <w:t xml:space="preserve">13. Where the BRD is silent, the correct engineering output is an open question with a named owner — not an assumed default.</w:t>
+      </w:r>
+    </w:p>
+    <w:p>
+      <w:pPr>
+        <w:pStyle w:val="Heading1"/>
+      </w:pPr>
+      <w:r>
+        <w:t xml:space="preserve">29. Final Mental Model</w:t>
+      </w:r>
+    </w:p>
+    <w:tbl>
+      <w:tblPr>
+        <w:tblW w:w="10460" w:type="dxa"/>
+        <w:tblBorders>
+          <w:top w:val="single" w:sz="4" w:color="D4DEE6"/>
+          <w:left w:val="single" w:sz="4" w:color="D4DEE6"/>
+          <w:bottom w:val="single" w:sz="4" w:color="D4DEE6"/>
+          <w:right w:val="single" w:sz="4" w:color="D4DEE6"/>
+        </w:tblBorders>
+        <w:tblCellMar>
+          <w:top w:w="120" w:type="dxa"/>
+          <w:left w:w="160" w:type="dxa"/>
+          <w:bottom w:w="120" w:type="dxa"/>
+          <w:right w:w="160" w:type="dxa"/>
+        </w:tblCellMar>
+      </w:tblPr>
+      <w:tblGrid>
+        <w:gridCol w:w="10460"/>
+      </w:tblGrid>
+      <w:tr>
+        <w:tc>
+          <w:tcPr>
+            <w:tcW w:w="10460" w:type="dxa"/>
+            <w:shd w:fill="F5F8FA"/>
+          </w:tcPr>
+          <w:p>
+            <w:pPr>
+              <w:pStyle w:val="CodeText"/>
+            </w:pPr>
+            <w:r>
+              <w:rPr>
+                <w:rFonts w:ascii="Consolas" w:hAnsi="Consolas"/>
+                <w:sz w:val="17"/>
+              </w:rPr>
+              <w:t xml:space="preserve">Specification-Driven Engineering</w:t>
+            </w:r>
+          </w:p>
+          <w:p>
+            <w:pPr>
+              <w:pStyle w:val="CodeText"/>
+            </w:pPr>
+            <w:r>
+              <w:rPr>
+                <w:rFonts w:ascii="Consolas" w:hAnsi="Consolas"/>
+                <w:sz w:val="17"/>
+              </w:rPr>
+              <w:t xml:space="preserve">   ↓</w:t>
+            </w:r>
+          </w:p>
+          <w:p>
+            <w:pPr>
+              <w:pStyle w:val="CodeText"/>
+            </w:pPr>
+            <w:r>
+              <w:rPr>
+                <w:rFonts w:ascii="Consolas" w:hAnsi="Consolas"/>
+                <w:sz w:val="17"/>
+              </w:rPr>
+              <w:t xml:space="preserve">Claude Code Project Foundation</w:t>
+            </w:r>
+          </w:p>
+          <w:p>
+            <w:pPr>
+              <w:pStyle w:val="CodeText"/>
+            </w:pPr>
+            <w:r>
+              <w:rPr>
+                <w:rFonts w:ascii="Consolas" w:hAnsi="Consolas"/>
+                <w:sz w:val="17"/>
+              </w:rPr>
+              <w:t xml:space="preserve">   ↓</w:t>
+            </w:r>
+          </w:p>
+          <w:p>
+            <w:pPr>
+              <w:pStyle w:val="CodeText"/>
+            </w:pPr>
+            <w:r>
+              <w:rPr>
+                <w:rFonts w:ascii="Consolas" w:hAnsi="Consolas"/>
+                <w:sz w:val="17"/>
+              </w:rPr>
+              <w:t xml:space="preserve">Model-Driven Software</w:t>
+            </w:r>
+          </w:p>
+          <w:p>
+            <w:pPr>
+              <w:pStyle w:val="CodeText"/>
+            </w:pPr>
+            <w:r>
+              <w:rPr>
+                <w:rFonts w:ascii="Consolas" w:hAnsi="Consolas"/>
+                <w:sz w:val="17"/>
+              </w:rPr>
+              <w:t xml:space="preserve">   ↓</w:t>
+            </w:r>
+          </w:p>
+          <w:p>
+            <w:pPr>
+              <w:pStyle w:val="CodeText"/>
+            </w:pPr>
+            <w:r>
+              <w:rPr>
+                <w:rFonts w:ascii="Consolas" w:hAnsi="Consolas"/>
+                <w:sz w:val="17"/>
+              </w:rPr>
+              <w:t xml:space="preserve">AI-Native Engineering</w:t>
+            </w:r>
+          </w:p>
+          <w:p>
+            <w:pPr>
+              <w:pStyle w:val="CodeText"/>
+            </w:pPr>
+            <w:r>
+              <w:rPr>
+                <w:rFonts w:ascii="Consolas" w:hAnsi="Consolas"/>
+                <w:sz w:val="17"/>
+              </w:rPr>
+              <w:t xml:space="preserve">   ↓</w:t>
+            </w:r>
+          </w:p>
+          <w:p>
+            <w:pPr>
+              <w:pStyle w:val="CodeText"/>
+            </w:pPr>
+            <w:r>
+              <w:rPr>
+                <w:rFonts w:ascii="Consolas" w:hAnsi="Consolas"/>
+                <w:sz w:val="17"/>
+              </w:rPr>
+              <w:t xml:space="preserve">Harness Engineering</w:t>
+            </w:r>
+          </w:p>
+          <w:p>
+            <w:pPr>
+              <w:pStyle w:val="CodeText"/>
+            </w:pPr>
+            <w:r>
+              <w:rPr>
+                <w:rFonts w:ascii="Consolas" w:hAnsi="Consolas"/>
+                <w:sz w:val="17"/>
+              </w:rPr>
+              <w:t xml:space="preserve">   ↓</w:t>
+            </w:r>
+          </w:p>
+          <w:p>
+            <w:pPr>
+              <w:pStyle w:val="CodeText"/>
+            </w:pPr>
+            <w:r>
+              <w:rPr>
+                <w:rFonts w:ascii="Consolas" w:hAnsi="Consolas"/>
+                <w:sz w:val="17"/>
+              </w:rPr>
+              <w:t xml:space="preserve">Reliable Long-Running Agentic Work</w:t>
+            </w:r>
+          </w:p>
+        </w:tc>
+      </w:tr>
+    </w:tbl>
+    <w:p>
+      <w:pPr>
+        <w:pStyle w:val="Normal"/>
+      </w:pPr>
+    </w:p>
+    <w:p>
+      <w:pPr>
+        <w:pStyle w:val="Heading1"/>
+      </w:pPr>
+      <w:r>
         <w:t xml:space="preserve">Appendix A — Suggested First Files to Create</w:t>
       </w:r>
     </w:p>
@@ -10682,6 +13079,14 @@
         <w:pStyle w:val="ListParagraph"/>
       </w:pPr>
       <w:r>
+        <w:t xml:space="preserve">• specs/ui-contract.md</w:t>
+      </w:r>
+    </w:p>
+    <w:p>
+      <w:pPr>
+        <w:pStyle w:val="ListParagraph"/>
+      </w:pPr>
+      <w:r>
         <w:t xml:space="preserve">• plans/implementation-plan.md</w:t>
       </w:r>
     </w:p>
@@ -10698,6 +13103,30 @@
         <w:pStyle w:val="ListParagraph"/>
       </w:pPr>
       <w:r>
+        <w:t xml:space="preserve">• .claude/rules/</w:t>
+      </w:r>
+    </w:p>
+    <w:p>
+      <w:pPr>
+        <w:pStyle w:val="ListParagraph"/>
+      </w:pPr>
+      <w:r>
+        <w:t xml:space="preserve">• .claude/hooks/</w:t>
+      </w:r>
+    </w:p>
+    <w:p>
+      <w:pPr>
+        <w:pStyle w:val="ListParagraph"/>
+      </w:pPr>
+      <w:r>
+        <w:t xml:space="preserve">• frontend/catalogue/approved-components.md</w:t>
+      </w:r>
+    </w:p>
+    <w:p>
+      <w:pPr>
+        <w:pStyle w:val="ListParagraph"/>
+      </w:pPr>
+      <w:r>
         <w:t xml:space="preserve">• evals/evaluation-rubric.md</w:t>
       </w:r>
     </w:p>
@@ -10706,7 +13135,15 @@
         <w:pStyle w:val="ListParagraph"/>
       </w:pPr>
       <w:r>
-        <w:t xml:space="preserve">• evals/datasets/board_inspection_cases.json</w:t>
+        <w:t xml:space="preserve">• evals/inspection/datasets/board_inspection_cases.json</w:t>
+      </w:r>
+    </w:p>
+    <w:p>
+      <w:pPr>
+        <w:pStyle w:val="ListParagraph"/>
+      </w:pPr>
+      <w:r>
+        <w:t xml:space="preserve">• evals/ui-composition/datasets/view_requests.json</w:t>
       </w:r>
     </w:p>
     <w:p>
